--- a/klagomål/A 62998-2025 FSC-klagomål.docx
+++ b/klagomål/A 62998-2025 FSC-klagomål.docx
@@ -983,7 +983,7 @@
     <w:r>
       <w:tab/>
       <w:tab/>
-      <w:t>2025-12-19</w:t>
+      <w:t>2025-12-20</w:t>
       <w:br/>
       <w:br/>
     </w:r>

--- a/klagomål/A 62998-2025 FSC-klagomål.docx
+++ b/klagomål/A 62998-2025 FSC-klagomål.docx
@@ -191,7 +191,7 @@
     </w:p>
     <w:p>
       <w:r>
-        <w:t>I avverkningsanmälan har följande 6 naturvårdsarter hittats: knärot (VU, §8), fjällig taggsvamp s.str. (S), grönpyrola (S), rödgul trumpetsvamp (S), svavelriska (S) och blåsippa (§9). Av dessa är 1 rödlistade. För rödlistade arter har rödlistekategorin angivits inom parentes. Arter som är signalarter enligt Skogsstyrelsen har markerats med (S). För fridlysta arter anges även paragrafen i Artskyddsförordningen som arten är fridlyst enligt.</w:t>
+        <w:t>I avverkningsanmälan har följande 11 naturvårdsarter hittats: knärot (VU, §8), spillkråka (NT, §4), vedtrappmossa (NT), bronshjon (S), fjällig taggsvamp s.str. (S), flagellkvastmossa (S), grönpyrola (S), gullgröppa (S), rödgul trumpetsvamp (S), svavelriska (S) och blåsippa (§9). Av dessa är 3 rödlistade. För rödlistade arter har rödlistekategorin angivits inom parentes. Arter som är signalarter enligt Skogsstyrelsen har markerats med (S). För fridlysta arter anges även paragrafen i Artskyddsförordningen som arten är fridlyst enligt.</w:t>
       </w:r>
     </w:p>
     <w:p>
@@ -251,6 +251,17 @@
         <w:rPr>
           <w:b/>
         </w:rPr>
+        <w:t>Flagellkvastmossa</w:t>
+      </w:r>
+      <w:r>
+        <w:t xml:space="preserve"> förekommer framför allt i tallsumpskog, men finns även i relativt torra gran- och tallskogar. Den signalerar överallt skogsmiljöer med höga naturvärden och indikerar biotoper med rik och kontinuerlig förekomst av död ved i olika nedbrytningsstadier eller barlagd torvjord (Nitare &amp; Skogsstyrelsen, 2019).</w:t>
+      </w:r>
+    </w:p>
+    <w:p>
+      <w:r>
+        <w:rPr>
+          <w:b/>
+        </w:rPr>
         <w:t xml:space="preserve">Grönpyrola </w:t>
       </w:r>
       <w:r>
@@ -266,6 +277,17 @@
       </w:r>
       <w:r>
         <w:t>signalerar kalkrika barrsumpskogar eller avgränsade små mineralrika ytor i barrskogslandskapet, vilka normalt har höga naturvärden. I urbergsbygder är den en bra signalart på känsliga skogsbiotoper (Nitare &amp; Skogsstyrelsen, 2019).</w:t>
+      </w:r>
+    </w:p>
+    <w:p>
+      <w:r>
+        <w:rPr>
+          <w:b/>
+        </w:rPr>
+        <w:t xml:space="preserve">Vedtrappmossa (NT) </w:t>
+      </w:r>
+      <w:r>
+        <w:t>växer på död ved, främst i gammal granskog. Den förekommer knappast alls i fjällnära barrskogar utan finns i skogslandskapet nedom fjällen och framför allt i landets södra delar är den en mycket bra signalart för barrnaturskog med höga naturvärden. Skogsavverkning och brist på grov död ved i skogen är de allvarligaste hoten och den överlever inte kalhyggesbruk. Lokaler med sluten granskog, tillräckligt stora för att säkerställa ett kontinuerligt tillskott på grova lågor, bör undantas från storskaligt skogsbruk (SLU Artdatabanken, 2024).</w:t>
       </w:r>
     </w:p>
     <w:p>
@@ -278,7 +300,21 @@
     </w:p>
     <w:p>
       <w:r>
-        <w:t>Följande fridlysta arter har sina livsmiljöer och växtplatser i den avverkningsanmälda skogen: knärot (VU, §8) och blåsippa (§9).</w:t>
+        <w:t>Följande fridlysta arter har sina livsmiljöer och växtplatser i den avverkningsanmälda skogen: knärot (VU, §8), spillkråka (NT, §4) och blåsippa (§9).</w:t>
+      </w:r>
+    </w:p>
+    <w:p>
+      <w:r>
+        <w:t xml:space="preserve">Observera att medlemsländerna är skyldiga att agera i enlighet med EU:s fågeldirektiv där det uttryckligen står att direktivet gäller för fåglar samt för deras ägg, bon och </w:t>
+      </w:r>
+      <w:r>
+        <w:rPr>
+          <w:b/>
+        </w:rPr>
+        <w:t xml:space="preserve">livsmiljöer </w:t>
+      </w:r>
+      <w:r>
+        <w:t>(artikel 1). Vidare att de åtgärder som vidtas inte får leda till en försämring av den nuvarande situationen beträffande bevarandet av de fågelarter som avses i artikel 1 (artikel 13). Fågeldirektivet är styrande för tillsynsansvariga myndigheters ärendehantering, ställningstaganden och beslutsfattande.</w:t>
       </w:r>
     </w:p>
     <w:p>
@@ -312,7 +348,7 @@
     </w:p>
     <w:p>
       <w:r>
-        <w:t>I det avverkningsanmälda området finns 2 fyndplatser för knärot registrerade på Artportalen. Figur 2 visar gränserna för buffertzoner på 50 m, som behöver lämnas kring fyndplatserna för att knärotslokalerna inte ska försvinna vid en avverkning. Av det avverkningsanmälda området överlappar 0.67 ha med buffertzonerna och får av detta skäl inte avverkas.</w:t>
+        <w:t>I det avverkningsanmälda området finns 3 fyndplatser för knärot registrerade på Artportalen. Figur 2 visar gränserna för buffertzoner på 50 m, som behöver lämnas kring fyndplatserna för att knärotslokalerna inte ska försvinna vid en avverkning. Av det avverkningsanmälda området överlappar 0.71 ha med buffertzonerna och får av detta skäl inte avverkas.</w:t>
       </w:r>
     </w:p>
     <w:p>
@@ -369,6 +405,17 @@
     </w:p>
     <w:p>
       <w:r>
+        <w:rPr>
+          <w:b/>
+        </w:rPr>
+        <w:t>Spillkråka (NT, §4)</w:t>
+      </w:r>
+      <w:r>
+        <w:t xml:space="preserve"> är rödlistad som nära hotad och ingår i bilaga 1 i EU:s fågeldirektiv. Den minskar i population på grund av minskad tillgång på lämpliga bo- och födoträd och minskad födotillgång. Spillkråkans minskningstakt har uppgått till 19 (24–10) % under de senaste 15 åren. Minskningstakten för den svenska populationen bedöms vara nära gränsvärdet för Sårbar (VU) (A2bc). Skogsbruk med korta omloppstider och täta, homogena ungskogar utgör det största hotet, (SLU Artdatabanken, 2023).</w:t>
+      </w:r>
+    </w:p>
+    <w:p>
+      <w:r>
         <w:t>I BILAGA 1 finns mer detaljerad information om ekologi samt krav på livsmiljö hos fridlysta arter.</w:t>
       </w:r>
     </w:p>
@@ -424,6 +471,22 @@
       <w:r>
         <w:t>I den avverkningsanmälda skogen har fridlysta arter sina livsmiljöer och växtplatser. Att skada de fridlysta arternas livsmiljöer, växtplatser eller ekologiska funktion är inte tillåtet enligt artskyddsförordningen.</w:t>
       </w:r>
+      <w:r>
+        <w:rPr>
+          <w:i/>
+        </w:rPr>
+        <w:t xml:space="preserve"> EU:s medlemsländer och skogsbolag är skyldiga att agera i enlighet med EU:s fågeldirektiv där det uttryckligen står att direktivet gäller för fåglar samt för deras ägg, bon och </w:t>
+      </w:r>
+      <w:r>
+        <w:rPr>
+          <w:b/>
+          <w:i/>
+        </w:rPr>
+        <w:t xml:space="preserve">livsmiljöer </w:t>
+      </w:r>
+      <w:r>
+        <w:t>(artikel 1). Vidare att de åtgärder som vidtas inte får leda till en försämring av den nuvarande situationen beträffande bevarandet av de fågelarter som avses i artikel 1 (artikel 13).</w:t>
+      </w:r>
     </w:p>
     <w:p>
       <w:r>
@@ -462,7 +525,7 @@
         <w:rPr>
           <w:i/>
         </w:rPr>
-        <w:t>I det avverkningsanmälda skogsområdet har 6 naturvårdsarter varav 1 rödlistade arter sina livsmiljöer och växtplatser.</w:t>
+        <w:t>I det avverkningsanmälda skogsområdet har 11 naturvårdsarter varav 3 rödlistade arter sina livsmiljöer och växtplatser.</w:t>
       </w:r>
     </w:p>
     <w:p>
@@ -844,6 +907,46 @@
     <w:p>
       <w:r>
         <w:t xml:space="preserve">SLU Artdatabanken, 2024. </w:t>
+      </w:r>
+      <w:r>
+        <w:rPr>
+          <w:i/>
+        </w:rPr>
+        <w:t xml:space="preserve">Artfaktablad. Naturvård – artfakta. </w:t>
+      </w:r>
+      <w:r>
+        <w:t>SLU Artdatabanken, Uppsala</w:t>
+      </w:r>
+    </w:p>
+    <w:p>
+      <w:pPr>
+        <w:pStyle w:val="Heading1"/>
+      </w:pPr>
+      <w:r>
+        <w:t>Spillkråka – ekologi samt krav på livsmiljön</w:t>
+      </w:r>
+    </w:p>
+    <w:p>
+      <w:r>
+        <w:t>Spillkråka (NT) är rödlistad som nära hotad, fridlyst enligt §4 Artskyddsförordningen och ingår i bilaga 1 i EU:s fågeldirektiv. Spillkråka lever i både barr- och blandskog liksom i ren lövskog. De tätaste populationerna tenderar att finnas i äldre, variationsrik blandskog med gott om död ved och gamla träd.</w:t>
+      </w:r>
+    </w:p>
+    <w:p>
+      <w:r>
+        <w:t>Varje par utnyttjar 400–1000 hektar skog beroende på skogens kvalitet. En minskning av populationen pågår på grund av minskad tillgång på lämpliga bo- och födoträd och minskad födotillgång. Spillkråkans minskningstakt har uppgått till 19 (24–10) % under de senaste 15 åren. Minskningstakten för den svenska populationen bedöms vara nära gränsvärdet för Sårbar (VU) (A2bc). Skogsbruk med korta omloppstider och täta, homogena ungskogar utgör det största hotet (Artdatabanken 2023).</w:t>
+      </w:r>
+    </w:p>
+    <w:p>
+      <w:pPr>
+        <w:pStyle w:val="Heading2"/>
+      </w:pPr>
+      <w:r>
+        <w:t>Referenser – spillkråka</w:t>
+      </w:r>
+    </w:p>
+    <w:p>
+      <w:r>
+        <w:t xml:space="preserve">SLU Artdatabanken, 2021. </w:t>
       </w:r>
       <w:r>
         <w:rPr>
@@ -983,7 +1086,7 @@
     <w:r>
       <w:tab/>
       <w:tab/>
-      <w:t>2025-12-20</w:t>
+      <w:t>2025-12-21</w:t>
       <w:br/>
       <w:br/>
     </w:r>

--- a/klagomål/A 62998-2025 FSC-klagomål.docx
+++ b/klagomål/A 62998-2025 FSC-klagomål.docx
@@ -1086,7 +1086,7 @@
     <w:r>
       <w:tab/>
       <w:tab/>
-      <w:t>2025-12-21</w:t>
+      <w:t>2025-12-22</w:t>
       <w:br/>
       <w:br/>
     </w:r>

--- a/klagomål/A 62998-2025 FSC-klagomål.docx
+++ b/klagomål/A 62998-2025 FSC-klagomål.docx
@@ -1086,7 +1086,7 @@
     <w:r>
       <w:tab/>
       <w:tab/>
-      <w:t>2025-12-22</w:t>
+      <w:t>2025-12-26</w:t>
       <w:br/>
       <w:br/>
     </w:r>

--- a/klagomål/A 62998-2025 FSC-klagomål.docx
+++ b/klagomål/A 62998-2025 FSC-klagomål.docx
@@ -1086,7 +1086,7 @@
     <w:r>
       <w:tab/>
       <w:tab/>
-      <w:t>2026-01-07</w:t>
+      <w:t>2026-01-08</w:t>
       <w:br/>
       <w:br/>
     </w:r>

--- a/klagomål/A 62998-2025 FSC-klagomål.docx
+++ b/klagomål/A 62998-2025 FSC-klagomål.docx
@@ -1086,7 +1086,7 @@
     <w:r>
       <w:tab/>
       <w:tab/>
-      <w:t>2026-01-08</w:t>
+      <w:t>2026-01-09</w:t>
       <w:br/>
       <w:br/>
     </w:r>

--- a/klagomål/A 62998-2025 FSC-klagomål.docx
+++ b/klagomål/A 62998-2025 FSC-klagomål.docx
@@ -1086,7 +1086,7 @@
     <w:r>
       <w:tab/>
       <w:tab/>
-      <w:t>2026-01-09</w:t>
+      <w:t>2026-01-10</w:t>
       <w:br/>
       <w:br/>
     </w:r>

--- a/klagomål/A 62998-2025 FSC-klagomål.docx
+++ b/klagomål/A 62998-2025 FSC-klagomål.docx
@@ -1086,7 +1086,7 @@
     <w:r>
       <w:tab/>
       <w:tab/>
-      <w:t>2026-01-10</w:t>
+      <w:t>2026-01-11</w:t>
       <w:br/>
       <w:br/>
     </w:r>

--- a/klagomål/A 62998-2025 FSC-klagomål.docx
+++ b/klagomål/A 62998-2025 FSC-klagomål.docx
@@ -1086,7 +1086,7 @@
     <w:r>
       <w:tab/>
       <w:tab/>
-      <w:t>2026-01-11</w:t>
+      <w:t>2026-01-12</w:t>
       <w:br/>
       <w:br/>
     </w:r>

--- a/klagomål/A 62998-2025 FSC-klagomål.docx
+++ b/klagomål/A 62998-2025 FSC-klagomål.docx
@@ -1086,7 +1086,7 @@
     <w:r>
       <w:tab/>
       <w:tab/>
-      <w:t>2026-01-12</w:t>
+      <w:t>2026-01-13</w:t>
       <w:br/>
       <w:br/>
     </w:r>

--- a/klagomål/A 62998-2025 FSC-klagomål.docx
+++ b/klagomål/A 62998-2025 FSC-klagomål.docx
@@ -1086,7 +1086,7 @@
     <w:r>
       <w:tab/>
       <w:tab/>
-      <w:t>2026-01-13</w:t>
+      <w:t>2026-01-14</w:t>
       <w:br/>
       <w:br/>
     </w:r>

--- a/klagomål/A 62998-2025 FSC-klagomål.docx
+++ b/klagomål/A 62998-2025 FSC-klagomål.docx
@@ -1086,7 +1086,7 @@
     <w:r>
       <w:tab/>
       <w:tab/>
-      <w:t>2026-01-14</w:t>
+      <w:t>2026-01-15</w:t>
       <w:br/>
       <w:br/>
     </w:r>

--- a/klagomål/A 62998-2025 FSC-klagomål.docx
+++ b/klagomål/A 62998-2025 FSC-klagomål.docx
@@ -1086,7 +1086,7 @@
     <w:r>
       <w:tab/>
       <w:tab/>
-      <w:t>2026-01-15</w:t>
+      <w:t>2026-01-16</w:t>
       <w:br/>
       <w:br/>
     </w:r>

--- a/klagomål/A 62998-2025 FSC-klagomål.docx
+++ b/klagomål/A 62998-2025 FSC-klagomål.docx
@@ -1086,7 +1086,7 @@
     <w:r>
       <w:tab/>
       <w:tab/>
-      <w:t>2026-01-16</w:t>
+      <w:t>2026-01-17</w:t>
       <w:br/>
       <w:br/>
     </w:r>

--- a/klagomål/A 62998-2025 FSC-klagomål.docx
+++ b/klagomål/A 62998-2025 FSC-klagomål.docx
@@ -1086,7 +1086,7 @@
     <w:r>
       <w:tab/>
       <w:tab/>
-      <w:t>2026-01-17</w:t>
+      <w:t>2026-01-18</w:t>
       <w:br/>
       <w:br/>
     </w:r>

--- a/klagomål/A 62998-2025 FSC-klagomål.docx
+++ b/klagomål/A 62998-2025 FSC-klagomål.docx
@@ -1086,7 +1086,7 @@
     <w:r>
       <w:tab/>
       <w:tab/>
-      <w:t>2026-01-18</w:t>
+      <w:t>2026-01-19</w:t>
       <w:br/>
       <w:br/>
     </w:r>

--- a/klagomål/A 62998-2025 FSC-klagomål.docx
+++ b/klagomål/A 62998-2025 FSC-klagomål.docx
@@ -1086,7 +1086,7 @@
     <w:r>
       <w:tab/>
       <w:tab/>
-      <w:t>2026-01-19</w:t>
+      <w:t>2026-01-20</w:t>
       <w:br/>
       <w:br/>
     </w:r>

--- a/klagomål/A 62998-2025 FSC-klagomål.docx
+++ b/klagomål/A 62998-2025 FSC-klagomål.docx
@@ -1086,7 +1086,7 @@
     <w:r>
       <w:tab/>
       <w:tab/>
-      <w:t>2026-01-20</w:t>
+      <w:t>2026-01-21</w:t>
       <w:br/>
       <w:br/>
     </w:r>

--- a/klagomål/A 62998-2025 FSC-klagomål.docx
+++ b/klagomål/A 62998-2025 FSC-klagomål.docx
@@ -1086,7 +1086,7 @@
     <w:r>
       <w:tab/>
       <w:tab/>
-      <w:t>2026-01-21</w:t>
+      <w:t>2026-01-23</w:t>
       <w:br/>
       <w:br/>
     </w:r>

--- a/klagomål/A 62998-2025 FSC-klagomål.docx
+++ b/klagomål/A 62998-2025 FSC-klagomål.docx
@@ -1086,7 +1086,7 @@
     <w:r>
       <w:tab/>
       <w:tab/>
-      <w:t>2026-01-23</w:t>
+      <w:t>2026-01-24</w:t>
       <w:br/>
       <w:br/>
     </w:r>

--- a/klagomål/A 62998-2025 FSC-klagomål.docx
+++ b/klagomål/A 62998-2025 FSC-klagomål.docx
@@ -1086,7 +1086,7 @@
     <w:r>
       <w:tab/>
       <w:tab/>
-      <w:t>2026-01-24</w:t>
+      <w:t>2026-01-25</w:t>
       <w:br/>
       <w:br/>
     </w:r>

--- a/klagomål/A 62998-2025 FSC-klagomål.docx
+++ b/klagomål/A 62998-2025 FSC-klagomål.docx
@@ -1086,7 +1086,7 @@
     <w:r>
       <w:tab/>
       <w:tab/>
-      <w:t>2026-01-25</w:t>
+      <w:t>2026-01-26</w:t>
       <w:br/>
       <w:br/>
     </w:r>

--- a/klagomål/A 62998-2025 FSC-klagomål.docx
+++ b/klagomål/A 62998-2025 FSC-klagomål.docx
@@ -1086,7 +1086,7 @@
     <w:r>
       <w:tab/>
       <w:tab/>
-      <w:t>2026-01-26</w:t>
+      <w:t>2026-01-27</w:t>
       <w:br/>
       <w:br/>
     </w:r>

--- a/klagomål/A 62998-2025 FSC-klagomål.docx
+++ b/klagomål/A 62998-2025 FSC-klagomål.docx
@@ -1086,7 +1086,7 @@
     <w:r>
       <w:tab/>
       <w:tab/>
-      <w:t>2026-01-27</w:t>
+      <w:t>2026-01-28</w:t>
       <w:br/>
       <w:br/>
     </w:r>

--- a/klagomål/A 62998-2025 FSC-klagomål.docx
+++ b/klagomål/A 62998-2025 FSC-klagomål.docx
@@ -112,7 +112,7 @@
         <w:pStyle w:val="ListBullet"/>
       </w:pPr>
       <w:r>
-        <w:t>Om ett ombud (tex Norra skog eller Mellanskog) avverkningsanmäler en skog med naturvärden motsvarande nyckelbiotops kvalité men markägaren inte är FSC certifierad, bör du skicka in ett FSC kontrollerat virke klagomål. Då ska klagomålet skickas till ombudsföretaget.</w:t>
+        <w:t>Om ett ombud (tex Norra skog eller Mellanskog) avverkningsanmäler en skog med naturvärden motsvarande nyckelbiotops kvalitet men markägaren inte är FSC certifierad, bör du skicka in ett FSC kontrollerat virke klagomål. Då ska klagomålet skickas till ombudsföretaget.</w:t>
       </w:r>
     </w:p>
     <w:p>
@@ -251,10 +251,53 @@
         <w:rPr>
           <w:b/>
         </w:rPr>
+        <w:t>Bronshjon</w:t>
+      </w:r>
+      <w:r>
+        <w:t xml:space="preserve"> är en skalbagge vars larvutveckling sker under grov bark på stammar av döda eller döende barrträd, främst gran, i mindre omfattning tall. Arten är knuten till äldre, naturskogslik granskog med inslag av torkande träd. Bronshjon är typisk art för </w:t>
+      </w:r>
+      <w:r>
+        <w:rPr>
+          <w:i/>
+        </w:rPr>
+        <w:t>9010 Taiga</w:t>
+      </w:r>
+      <w:r>
+        <w:t xml:space="preserve"> (SLU Artdatabanken, 2025).</w:t>
+      </w:r>
+    </w:p>
+    <w:p>
+      <w:r>
+        <w:rPr>
+          <w:b/>
+        </w:rPr>
         <w:t>Flagellkvastmossa</w:t>
       </w:r>
       <w:r>
-        <w:t xml:space="preserve"> förekommer framför allt i tallsumpskog, men finns även i relativt torra gran- och tallskogar. Den signalerar överallt skogsmiljöer med höga naturvärden och indikerar biotoper med rik och kontinuerlig förekomst av död ved i olika nedbrytningsstadier eller barlagd torvjord (Nitare &amp; Skogsstyrelsen, 2019).</w:t>
+        <w:t xml:space="preserve"> förekommer framför allt i tallsumpskog, men finns även i relativt torra gran- och tallskogar. Den signalerar överallt skogsmiljöer med höga naturvärden och indikerar biotoper med rik och kontinuerlig förekomst av död ved i olika nedbrytningsstadier eller barlagd torvjord.</w:t>
+      </w:r>
+    </w:p>
+    <w:p>
+      <w:r>
+        <w:t xml:space="preserve">Flagellkvastmossa är typisk art för </w:t>
+      </w:r>
+      <w:r>
+        <w:rPr>
+          <w:i/>
+        </w:rPr>
+        <w:t xml:space="preserve">9010 Taiga </w:t>
+      </w:r>
+      <w:r>
+        <w:t>och</w:t>
+      </w:r>
+      <w:r>
+        <w:rPr>
+          <w:i/>
+        </w:rPr>
+        <w:t xml:space="preserve"> 9740 Skogsbevuxen myr </w:t>
+      </w:r>
+      <w:r>
+        <w:t>(SLU Artdatabanken, 2024; Nitare &amp; Skogsstyrelsen, 2019).</w:t>
       </w:r>
     </w:p>
     <w:p>
@@ -265,7 +308,25 @@
         <w:t xml:space="preserve">Grönpyrola </w:t>
       </w:r>
       <w:r>
-        <w:t>växer främst på sandig, torr eller frisk mark i äldre barrskog, ofta på isälvsmaterial såsom sand och grus. Den påträffas främst i äldre naturligt uppkomna barrskogar, exempelvis på tallmoar, i åssluttningar, dyner och rasbranter. Arten är känslig för skogsbruksmetoder såsom slutavverkning och markberedning (Nitare &amp; Skogsstyrelsen, 2019).</w:t>
+        <w:t xml:space="preserve">växer främst på sandig, torr eller frisk mark i äldre barrskog, ofta på isälvsmaterial såsom sand och grus. Den påträffas främst i äldre naturligt uppkomna barrskogar, exempelvis på tallmoar, i åssluttningar, dyner och rasbranter. Arten är känslig för skogsbruksmetoder såsom slutavverkning och markberedning. Grönpyrola är typisk art för </w:t>
+      </w:r>
+      <w:r>
+        <w:rPr>
+          <w:i/>
+        </w:rPr>
+        <w:t>9010 Taiga, 9060 Åsbarrskog</w:t>
+      </w:r>
+      <w:r>
+        <w:t xml:space="preserve"> och</w:t>
+      </w:r>
+      <w:r>
+        <w:rPr>
+          <w:i/>
+        </w:rPr>
+        <w:t xml:space="preserve"> 1610 Åsöar i Östersjön </w:t>
+      </w:r>
+      <w:r>
+        <w:t>(Nitare &amp; Skogsstyrelsen, 2019; SLU Artdatabanken, 2025).</w:t>
       </w:r>
     </w:p>
     <w:p>
@@ -287,7 +348,16 @@
         <w:t xml:space="preserve">Vedtrappmossa (NT) </w:t>
       </w:r>
       <w:r>
-        <w:t>växer på död ved, främst i gammal granskog. Den förekommer knappast alls i fjällnära barrskogar utan finns i skogslandskapet nedom fjällen och framför allt i landets södra delar är den en mycket bra signalart för barrnaturskog med höga naturvärden. Skogsavverkning och brist på grov död ved i skogen är de allvarligaste hoten och den överlever inte kalhyggesbruk. Lokaler med sluten granskog, tillräckligt stora för att säkerställa ett kontinuerligt tillskott på grova lågor, bör undantas från storskaligt skogsbruk (SLU Artdatabanken, 2024).</w:t>
+        <w:t xml:space="preserve">växer på död ved, främst i gammal granskog. Den förekommer knappast alls i fjällnära barrskogar utan finns i skogslandskapet nedom fjällen och framför allt i landets södra delar är den en mycket bra signalart för barrnaturskog med höga naturvärden. Skogsavverkning och brist på grov död ved i skogen är de allvarligaste hoten och den överlever inte kalhyggesbruk. Lokaler med sluten granskog, tillräckligt stora för att säkerställa ett kontinuerligt tillskott på grova lågor, bör undantas från storskaligt skogsbruk. Vedtrappmossa är typisk art för </w:t>
+      </w:r>
+      <w:r>
+        <w:rPr>
+          <w:i/>
+        </w:rPr>
+        <w:t>9010 Taiga</w:t>
+      </w:r>
+      <w:r>
+        <w:t xml:space="preserve"> (SLU Artdatabanken, 2024).</w:t>
       </w:r>
     </w:p>
     <w:p>
@@ -322,10 +392,57 @@
         <w:rPr>
           <w:b/>
         </w:rPr>
+        <w:t>Blåsippa (§9)</w:t>
+      </w:r>
+      <w:r>
+        <w:t xml:space="preserve"> är typisk art för </w:t>
+      </w:r>
+      <w:r>
+        <w:rPr>
+          <w:i/>
+        </w:rPr>
+        <w:t>9050 Näringsrik granskog, 9020 Nordlig ädellövskog</w:t>
+      </w:r>
+      <w:r>
+        <w:t xml:space="preserve"> och </w:t>
+      </w:r>
+      <w:r>
+        <w:rPr>
+          <w:i/>
+        </w:rPr>
+        <w:t>8240 Karsthällmarker</w:t>
+      </w:r>
+      <w:r>
+        <w:t xml:space="preserve"> (SLU Artdatabanken, 2025).</w:t>
+      </w:r>
+    </w:p>
+    <w:p>
+      <w:r>
+        <w:rPr>
+          <w:b/>
+        </w:rPr>
         <w:t>Knärot (VU, §8)</w:t>
       </w:r>
       <w:r>
-        <w:t xml:space="preserve"> är rödlistad som sårbar och fridlyst enligt 8§ artskyddsförordningen. En nyligen genomförd analys av 79 floraväktarlokaler indikerar att det behövs någonstans mellan 100 och 150 meters skyddszon för att en knärotspopulation inte ska dö ut på lång sikt (Sebestyén &amp; Sundberg, 2025). Detta ligger väl i linje med tidigare genomförda studier som visar att det krävs väl tilltagna buffertzoner för att knäroten inte ska ta skada av skogsbruksåtgärder i intilliggande skog (Johnson, 2014; Koelmeijer m.fl., 2022; Skogsstyrelsen, 2022). Arten är även känslig för gallring vilket framgår av Skogsstyrelsens egen vägledning för hänsyn till knärot (Skogsstyrelsen, 2022). För rika förekomster av knärot är reservatsbildning eller biotopskydd lämpliga åtgärder för att skydda den. På knärot kan den sällsynta rostsvampen </w:t>
+        <w:t xml:space="preserve"> är typisk art för </w:t>
+      </w:r>
+      <w:r>
+        <w:rPr>
+          <w:i/>
+        </w:rPr>
+        <w:t xml:space="preserve">9010 Taiga </w:t>
+      </w:r>
+      <w:r>
+        <w:t>och</w:t>
+      </w:r>
+      <w:r>
+        <w:rPr>
+          <w:i/>
+        </w:rPr>
+        <w:t xml:space="preserve"> 9050 Näringsrik granskog</w:t>
+      </w:r>
+      <w:r>
+        <w:t xml:space="preserve">, rödlistad som sårbar och fridlyst enligt 8§ artskyddsförordningen. En nyligen genomförd analys av 79 floraväktarlokaler indikerar att det behövs någonstans mellan 100 och 150 meters skyddszon för att en knärotspopulation inte ska dö ut på lång sikt (Sebestyén &amp; Sundberg, 2025). Detta ligger väl i linje med tidigare genomförda studier som visar att det krävs väl tilltagna buffertzoner för att knäroten inte ska ta skada av skogsbruksåtgärder i intilliggande skog (Johnson, 2014; Koelmeijer m.fl., 2022; Skogsstyrelsen, 2022). Arten är även känslig för gallring vilket framgår av Skogsstyrelsens egen vägledning för hänsyn till knärot (Skogsstyrelsen, 2022). För rika förekomster av knärot är reservatsbildning eller biotopskydd lämpliga åtgärder för att skydda den. På knärot kan den sällsynta rostsvampen </w:t>
       </w:r>
       <w:r>
         <w:rPr>
@@ -411,7 +528,25 @@
         <w:t>Spillkråka (NT, §4)</w:t>
       </w:r>
       <w:r>
-        <w:t xml:space="preserve"> är rödlistad som nära hotad och ingår i bilaga 1 i EU:s fågeldirektiv. Den minskar i population på grund av minskad tillgång på lämpliga bo- och födoträd och minskad födotillgång. Spillkråkans minskningstakt har uppgått till 19 (24–10) % under de senaste 15 åren. Minskningstakten för den svenska populationen bedöms vara nära gränsvärdet för Sårbar (VU) (A2bc). Skogsbruk med korta omloppstider och täta, homogena ungskogar utgör det största hotet, (SLU Artdatabanken, 2023).</w:t>
+        <w:t xml:space="preserve"> är rödlistad som nära hotad och ingår i bilaga 1 i EU:s fågeldirektiv. Den minskar i population på grund av minskad tillgång på lämpliga bo- och födoträd och minskad födotillgång. Spillkråkans minskningstakt har uppgått till 19 (24–10) % under de senaste 15 åren. Minskningstakten för den svenska populationen bedöms vara nära gränsvärdet för Sårbar (VU) (A2bc). Skogsbruk med korta omloppstider och täta, homogena ungskogar utgör det största hotet. Spillkråka är typisk art för </w:t>
+      </w:r>
+      <w:r>
+        <w:rPr>
+          <w:i/>
+        </w:rPr>
+        <w:t xml:space="preserve">9010 Taiga </w:t>
+      </w:r>
+      <w:r>
+        <w:t>och</w:t>
+      </w:r>
+      <w:r>
+        <w:rPr>
+          <w:i/>
+        </w:rPr>
+        <w:t xml:space="preserve"> 9740 Skogsbevuxen myr </w:t>
+      </w:r>
+      <w:r>
+        <w:t>(SLU Artdatabanken, 2023).</w:t>
       </w:r>
     </w:p>
     <w:p>
@@ -735,7 +870,25 @@
     </w:p>
     <w:p>
       <w:r>
-        <w:t>Knärot är fridlyst enligt 8 och 15 §§ artskyddsförordningen och klassad som sårbar (VU) enligt rödlistan 2020. Knärot är beroende av hög och jämn luftfuktighet i gamla, ostörda skogsmiljöer och är känslig för snabba förändringar av ljus-/vindförhållanden eller uttorkning. På grund av ett alltför intensivt skogsbruk har den minskat med 40 (25–50) % under de senaste 60 åren och i framtiden bedöms minskningstakten uppgå till 30 (20–40) %. Till följd av att arten har en dokumenterat högre minskningstakt i förhållande till sin generationstid än vad som tidigare varit känt (data från Riksskogstaxeringen) höjdes den till hotkategori sårbar (VU) i rödlistan 2020 (SLU Artdatabanken, 2024).</w:t>
+        <w:t xml:space="preserve">Knärot är typisk art för </w:t>
+      </w:r>
+      <w:r>
+        <w:rPr>
+          <w:i/>
+        </w:rPr>
+        <w:t xml:space="preserve">9010 Taiga </w:t>
+      </w:r>
+      <w:r>
+        <w:t>och</w:t>
+      </w:r>
+      <w:r>
+        <w:rPr>
+          <w:i/>
+        </w:rPr>
+        <w:t xml:space="preserve"> 9050 Näringsrik granskog</w:t>
+      </w:r>
+      <w:r>
+        <w:t>, fridlyst enligt 8 och 15 §§ artskyddsförordningen och klassad som sårbar (VU) enligt rödlistan 2020. Knärot är beroende av hög och jämn luftfuktighet i gamla, ostörda skogsmiljöer och är känslig för snabba förändringar av ljus-/vindförhållanden eller uttorkning. På grund av ett alltför intensivt skogsbruk har den minskat med 40 (25–50) % under de senaste 60 åren och i framtiden bedöms minskningstakten uppgå till 30 (20–40) %. Till följd av att arten har en dokumenterat högre minskningstakt i förhållande till sin generationstid än vad som tidigare varit känt (data från Riksskogstaxeringen) höjdes den till hotkategori sårbar (VU) i rödlistan 2020 (SLU Artdatabanken, 2024).</w:t>
       </w:r>
     </w:p>
     <w:p>
@@ -928,12 +1081,30 @@
     </w:p>
     <w:p>
       <w:r>
-        <w:t>Spillkråka (NT) är rödlistad som nära hotad, fridlyst enligt §4 Artskyddsförordningen och ingår i bilaga 1 i EU:s fågeldirektiv. Spillkråka lever i både barr- och blandskog liksom i ren lövskog. De tätaste populationerna tenderar att finnas i äldre, variationsrik blandskog med gott om död ved och gamla träd.</w:t>
+        <w:t xml:space="preserve">Spillkråka (NT) är rödlistad som nära hotad, fridlyst enligt §4 Artskyddsförordningen, typisk art för </w:t>
+      </w:r>
+      <w:r>
+        <w:rPr>
+          <w:i/>
+        </w:rPr>
+        <w:t xml:space="preserve">9010 Taiga </w:t>
+      </w:r>
+      <w:r>
+        <w:t>och</w:t>
+      </w:r>
+      <w:r>
+        <w:rPr>
+          <w:i/>
+        </w:rPr>
+        <w:t xml:space="preserve"> 9740 Skogsbevuxen myr</w:t>
+      </w:r>
+      <w:r>
+        <w:t xml:space="preserve"> och ingår i bilaga 1 i EU:s fågeldirektiv. Spillkråka lever i både barr- och blandskog liksom i ren lövskog. De tätaste populationerna tenderar att finnas i äldre, variationsrik blandskog med gott om död ved och gamla träd.</w:t>
       </w:r>
     </w:p>
     <w:p>
       <w:r>
-        <w:t>Varje par utnyttjar 400–1000 hektar skog beroende på skogens kvalitet. En minskning av populationen pågår på grund av minskad tillgång på lämpliga bo- och födoträd och minskad födotillgång. Spillkråkans minskningstakt har uppgått till 19 (24–10) % under de senaste 15 åren. Minskningstakten för den svenska populationen bedöms vara nära gränsvärdet för Sårbar (VU) (A2bc). Skogsbruk med korta omloppstider och täta, homogena ungskogar utgör det största hotet (Artdatabanken 2023).</w:t>
+        <w:t>Varje par utnyttjar 400–1000 hektar skog beroende på skogens kvalitet. En minskning av populationen pågår på grund av minskad tillgång på lämpliga bo- och födoträd och minskad födotillgång. Spillkråkans minskningstakt har uppgått till 19 (24–10) % under de senaste 15 åren. Minskningstakten för den svenska populationen bedöms vara nära gränsvärdet för Sårbar (VU) (A2bc). Skogsbruk med korta omloppstider och täta, homogena ungskogar utgör det största hotet (SLU Artdatabanken 2023).</w:t>
       </w:r>
     </w:p>
     <w:p>
@@ -1086,7 +1257,7 @@
     <w:r>
       <w:tab/>
       <w:tab/>
-      <w:t>2026-01-28</w:t>
+      <w:t>2026-01-29</w:t>
       <w:br/>
       <w:br/>
     </w:r>

--- a/klagomål/A 62998-2025 FSC-klagomål.docx
+++ b/klagomål/A 62998-2025 FSC-klagomål.docx
@@ -1257,7 +1257,7 @@
     <w:r>
       <w:tab/>
       <w:tab/>
-      <w:t>2026-01-29</w:t>
+      <w:t>2026-01-30</w:t>
       <w:br/>
       <w:br/>
     </w:r>

--- a/klagomål/A 62998-2025 FSC-klagomål.docx
+++ b/klagomål/A 62998-2025 FSC-klagomål.docx
@@ -1257,7 +1257,7 @@
     <w:r>
       <w:tab/>
       <w:tab/>
-      <w:t>2026-01-30</w:t>
+      <w:t>2026-01-31</w:t>
       <w:br/>
       <w:br/>
     </w:r>

--- a/klagomål/A 62998-2025 FSC-klagomål.docx
+++ b/klagomål/A 62998-2025 FSC-klagomål.docx
@@ -274,12 +274,7 @@
         <w:t>Flagellkvastmossa</w:t>
       </w:r>
       <w:r>
-        <w:t xml:space="preserve"> förekommer framför allt i tallsumpskog, men finns även i relativt torra gran- och tallskogar. Den signalerar överallt skogsmiljöer med höga naturvärden och indikerar biotoper med rik och kontinuerlig förekomst av död ved i olika nedbrytningsstadier eller barlagd torvjord.</w:t>
-      </w:r>
-    </w:p>
-    <w:p>
-      <w:r>
-        <w:t xml:space="preserve">Flagellkvastmossa är typisk art för </w:t>
+        <w:t xml:space="preserve"> förekommer framför allt i tallsumpskog, men finns även i relativt torra gran- och tallskogar. Den signalerar överallt skogsmiljöer med höga naturvärden och indikerar biotoper med rik och kontinuerlig förekomst av död ved i olika nedbrytningsstadier eller barlagd torvjord. Flagellkvastmossa är typisk art för </w:t>
       </w:r>
       <w:r>
         <w:rPr>
@@ -1257,7 +1252,7 @@
     <w:r>
       <w:tab/>
       <w:tab/>
-      <w:t>2026-03-02</w:t>
+      <w:t>2026-03-03</w:t>
       <w:br/>
       <w:br/>
     </w:r>

--- a/klagomål/A 62998-2025 FSC-klagomål.docx
+++ b/klagomål/A 62998-2025 FSC-klagomål.docx
@@ -1252,7 +1252,7 @@
     <w:r>
       <w:tab/>
       <w:tab/>
-      <w:t>2026-03-03</w:t>
+      <w:t>2026-03-04</w:t>
       <w:br/>
       <w:br/>
     </w:r>

--- a/klagomål/A 62998-2025 FSC-klagomål.docx
+++ b/klagomål/A 62998-2025 FSC-klagomål.docx
@@ -1252,7 +1252,7 @@
     <w:r>
       <w:tab/>
       <w:tab/>
-      <w:t>2026-03-04</w:t>
+      <w:t>2026-03-05</w:t>
       <w:br/>
       <w:br/>
     </w:r>

--- a/klagomål/A 62998-2025 FSC-klagomål.docx
+++ b/klagomål/A 62998-2025 FSC-klagomål.docx
@@ -1252,7 +1252,7 @@
     <w:r>
       <w:tab/>
       <w:tab/>
-      <w:t>2026-03-05</w:t>
+      <w:t>2026-03-06</w:t>
       <w:br/>
       <w:br/>
     </w:r>

--- a/klagomål/A 62998-2025 FSC-klagomål.docx
+++ b/klagomål/A 62998-2025 FSC-klagomål.docx
@@ -1252,7 +1252,7 @@
     <w:r>
       <w:tab/>
       <w:tab/>
-      <w:t>2026-03-06</w:t>
+      <w:t>2026-03-07</w:t>
       <w:br/>
       <w:br/>
     </w:r>

--- a/klagomål/A 62998-2025 FSC-klagomål.docx
+++ b/klagomål/A 62998-2025 FSC-klagomål.docx
@@ -1277,7 +1277,7 @@
     <w:r>
       <w:tab/>
       <w:tab/>
-      <w:t>2026-04-14</w:t>
+      <w:t>2026-04-15</w:t>
       <w:br/>
       <w:br/>
     </w:r>

--- a/klagomål/A 62998-2025 FSC-klagomål.docx
+++ b/klagomål/A 62998-2025 FSC-klagomål.docx
@@ -1277,7 +1277,7 @@
     <w:r>
       <w:tab/>
       <w:tab/>
-      <w:t>2026-04-15</w:t>
+      <w:t>2026-04-16</w:t>
       <w:br/>
       <w:br/>
     </w:r>

--- a/klagomål/A 62998-2025 FSC-klagomål.docx
+++ b/klagomål/A 62998-2025 FSC-klagomål.docx
@@ -1277,7 +1277,7 @@
     <w:r>
       <w:tab/>
       <w:tab/>
-      <w:t>2026-04-16</w:t>
+      <w:t>2026-04-17</w:t>
       <w:br/>
       <w:br/>
     </w:r>

--- a/klagomål/A 62998-2025 FSC-klagomål.docx
+++ b/klagomål/A 62998-2025 FSC-klagomål.docx
@@ -1277,7 +1277,7 @@
     <w:r>
       <w:tab/>
       <w:tab/>
-      <w:t>2026-04-17</w:t>
+      <w:t>2026-04-18</w:t>
       <w:br/>
       <w:br/>
     </w:r>

--- a/klagomål/A 62998-2025 FSC-klagomål.docx
+++ b/klagomål/A 62998-2025 FSC-klagomål.docx
@@ -1277,7 +1277,7 @@
     <w:r>
       <w:tab/>
       <w:tab/>
-      <w:t>2026-04-18</w:t>
+      <w:t>2026-04-19</w:t>
       <w:br/>
       <w:br/>
     </w:r>

--- a/klagomål/A 62998-2025 FSC-klagomål.docx
+++ b/klagomål/A 62998-2025 FSC-klagomål.docx
@@ -1277,7 +1277,7 @@
     <w:r>
       <w:tab/>
       <w:tab/>
-      <w:t>2026-04-19</w:t>
+      <w:t>2026-04-20</w:t>
       <w:br/>
       <w:br/>
     </w:r>

--- a/klagomål/A 62998-2025 FSC-klagomål.docx
+++ b/klagomål/A 62998-2025 FSC-klagomål.docx
@@ -1277,7 +1277,7 @@
     <w:r>
       <w:tab/>
       <w:tab/>
-      <w:t>2026-04-20</w:t>
+      <w:t>2026-04-21</w:t>
       <w:br/>
       <w:br/>
     </w:r>

--- a/klagomål/A 62998-2025 FSC-klagomål.docx
+++ b/klagomål/A 62998-2025 FSC-klagomål.docx
@@ -1277,7 +1277,7 @@
     <w:r>
       <w:tab/>
       <w:tab/>
-      <w:t>2026-04-21</w:t>
+      <w:t>2026-04-22</w:t>
       <w:br/>
       <w:br/>
     </w:r>

--- a/klagomål/A 62998-2025 FSC-klagomål.docx
+++ b/klagomål/A 62998-2025 FSC-klagomål.docx
@@ -1277,7 +1277,7 @@
     <w:r>
       <w:tab/>
       <w:tab/>
-      <w:t>2026-04-22</w:t>
+      <w:t>2026-04-23</w:t>
       <w:br/>
       <w:br/>
     </w:r>

--- a/klagomål/A 62998-2025 FSC-klagomål.docx
+++ b/klagomål/A 62998-2025 FSC-klagomål.docx
@@ -1277,7 +1277,7 @@
     <w:r>
       <w:tab/>
       <w:tab/>
-      <w:t>2026-04-23</w:t>
+      <w:t>2026-04-24</w:t>
       <w:br/>
       <w:br/>
     </w:r>

--- a/klagomål/A 62998-2025 FSC-klagomål.docx
+++ b/klagomål/A 62998-2025 FSC-klagomål.docx
@@ -1277,7 +1277,7 @@
     <w:r>
       <w:tab/>
       <w:tab/>
-      <w:t>2026-04-24</w:t>
+      <w:t>2026-04-25</w:t>
       <w:br/>
       <w:br/>
     </w:r>

--- a/klagomål/A 62998-2025 FSC-klagomål.docx
+++ b/klagomål/A 62998-2025 FSC-klagomål.docx
@@ -1277,7 +1277,7 @@
     <w:r>
       <w:tab/>
       <w:tab/>
-      <w:t>2026-04-25</w:t>
+      <w:t>2026-04-26</w:t>
       <w:br/>
       <w:br/>
     </w:r>

--- a/klagomål/A 62998-2025 FSC-klagomål.docx
+++ b/klagomål/A 62998-2025 FSC-klagomål.docx
@@ -1277,7 +1277,7 @@
     <w:r>
       <w:tab/>
       <w:tab/>
-      <w:t>2026-04-26</w:t>
+      <w:t>2026-04-27</w:t>
       <w:br/>
       <w:br/>
     </w:r>

--- a/klagomål/A 62998-2025 FSC-klagomål.docx
+++ b/klagomål/A 62998-2025 FSC-klagomål.docx
@@ -1277,7 +1277,7 @@
     <w:r>
       <w:tab/>
       <w:tab/>
-      <w:t>2026-04-27</w:t>
+      <w:t>2026-04-28</w:t>
       <w:br/>
       <w:br/>
     </w:r>

--- a/klagomål/A 62998-2025 FSC-klagomål.docx
+++ b/klagomål/A 62998-2025 FSC-klagomål.docx
@@ -1277,7 +1277,7 @@
     <w:r>
       <w:tab/>
       <w:tab/>
-      <w:t>2026-04-28</w:t>
+      <w:t>2026-04-29</w:t>
       <w:br/>
       <w:br/>
     </w:r>

--- a/klagomål/A 62998-2025 FSC-klagomål.docx
+++ b/klagomål/A 62998-2025 FSC-klagomål.docx
@@ -1277,7 +1277,7 @@
     <w:r>
       <w:tab/>
       <w:tab/>
-      <w:t>2026-04-29</w:t>
+      <w:t>2026-04-30</w:t>
       <w:br/>
       <w:br/>
     </w:r>

--- a/klagomål/A 62998-2025 FSC-klagomål.docx
+++ b/klagomål/A 62998-2025 FSC-klagomål.docx
@@ -1277,7 +1277,7 @@
     <w:r>
       <w:tab/>
       <w:tab/>
-      <w:t>2026-04-30</w:t>
+      <w:t>2026-05-01</w:t>
       <w:br/>
       <w:br/>
     </w:r>

--- a/klagomål/A 62998-2025 FSC-klagomål.docx
+++ b/klagomål/A 62998-2025 FSC-klagomål.docx
@@ -1277,7 +1277,7 @@
     <w:r>
       <w:tab/>
       <w:tab/>
-      <w:t>2026-05-01</w:t>
+      <w:t>2026-05-02</w:t>
       <w:br/>
       <w:br/>
     </w:r>

--- a/klagomål/A 62998-2025 FSC-klagomål.docx
+++ b/klagomål/A 62998-2025 FSC-klagomål.docx
@@ -1277,7 +1277,7 @@
     <w:r>
       <w:tab/>
       <w:tab/>
-      <w:t>2026-05-02</w:t>
+      <w:t>2026-05-03</w:t>
       <w:br/>
       <w:br/>
     </w:r>

--- a/klagomål/A 62998-2025 FSC-klagomål.docx
+++ b/klagomål/A 62998-2025 FSC-klagomål.docx
@@ -1277,7 +1277,7 @@
     <w:r>
       <w:tab/>
       <w:tab/>
-      <w:t>2026-05-03</w:t>
+      <w:t>2026-05-04</w:t>
       <w:br/>
       <w:br/>
     </w:r>

--- a/klagomål/A 62998-2025 FSC-klagomål.docx
+++ b/klagomål/A 62998-2025 FSC-klagomål.docx
@@ -1277,7 +1277,7 @@
     <w:r>
       <w:tab/>
       <w:tab/>
-      <w:t>2026-05-04</w:t>
+      <w:t>2026-05-05</w:t>
       <w:br/>
       <w:br/>
     </w:r>

--- a/klagomål/A 62998-2025 FSC-klagomål.docx
+++ b/klagomål/A 62998-2025 FSC-klagomål.docx
@@ -1277,7 +1277,7 @@
     <w:r>
       <w:tab/>
       <w:tab/>
-      <w:t>2026-05-05</w:t>
+      <w:t>2026-05-06</w:t>
       <w:br/>
       <w:br/>
     </w:r>

--- a/klagomål/A 62998-2025 FSC-klagomål.docx
+++ b/klagomål/A 62998-2025 FSC-klagomål.docx
@@ -1277,7 +1277,7 @@
     <w:r>
       <w:tab/>
       <w:tab/>
-      <w:t>2026-05-16</w:t>
+      <w:t>2026-05-17</w:t>
       <w:br/>
       <w:br/>
     </w:r>

--- a/klagomål/A 62998-2025 FSC-klagomål.docx
+++ b/klagomål/A 62998-2025 FSC-klagomål.docx
@@ -1277,7 +1277,7 @@
     <w:r>
       <w:tab/>
       <w:tab/>
-      <w:t>2026-05-17</w:t>
+      <w:t>2026-05-18</w:t>
       <w:br/>
       <w:br/>
     </w:r>

--- a/klagomål/A 62998-2025 FSC-klagomål.docx
+++ b/klagomål/A 62998-2025 FSC-klagomål.docx
@@ -1277,7 +1277,7 @@
     <w:r>
       <w:tab/>
       <w:tab/>
-      <w:t>2026-05-18</w:t>
+      <w:t>2026-05-19</w:t>
       <w:br/>
       <w:br/>
     </w:r>

--- a/klagomål/A 62998-2025 FSC-klagomål.docx
+++ b/klagomål/A 62998-2025 FSC-klagomål.docx
@@ -1277,7 +1277,7 @@
     <w:r>
       <w:tab/>
       <w:tab/>
-      <w:t>2026-05-19</w:t>
+      <w:t>2026-05-20</w:t>
       <w:br/>
       <w:br/>
     </w:r>

--- a/klagomål/A 62998-2025 FSC-klagomål.docx
+++ b/klagomål/A 62998-2025 FSC-klagomål.docx
@@ -1277,7 +1277,7 @@
     <w:r>
       <w:tab/>
       <w:tab/>
-      <w:t>2026-06-15</w:t>
+      <w:t>2026-06-16</w:t>
       <w:br/>
       <w:br/>
     </w:r>

--- a/klagomål/A 62998-2025 FSC-klagomål.docx
+++ b/klagomål/A 62998-2025 FSC-klagomål.docx
@@ -1277,7 +1277,7 @@
     <w:r>
       <w:tab/>
       <w:tab/>
-      <w:t>2026-06-16</w:t>
+      <w:t>2026-06-17</w:t>
       <w:br/>
       <w:br/>
     </w:r>

--- a/klagomål/A 62998-2025 FSC-klagomål.docx
+++ b/klagomål/A 62998-2025 FSC-klagomål.docx
@@ -1,6 +1,6 @@
 
 <file path=word/document.xml><?xml version="1.0" encoding="utf-8"?>
-<w:document xmlns:wpc="http://schemas.microsoft.com/office/word/2010/wordprocessingCanvas" xmlns:cx="http://schemas.microsoft.com/office/drawing/2014/chartex" xmlns:cx1="http://schemas.microsoft.com/office/drawing/2015/9/8/chartex" xmlns:cx2="http://schemas.microsoft.com/office/drawing/2015/10/21/chartex" xmlns:cx3="http://schemas.microsoft.com/office/drawing/2016/5/9/chartex" xmlns:cx4="http://schemas.microsoft.com/office/drawing/2016/5/10/chartex" xmlns:cx5="http://schemas.microsoft.com/office/drawing/2016/5/11/chartex" xmlns:cx6="http://schemas.microsoft.com/office/drawing/2016/5/12/chartex" xmlns:cx7="http://schemas.microsoft.com/office/drawing/2016/5/13/chartex" xmlns:cx8="http://schemas.microsoft.com/office/drawing/2016/5/14/chartex" xmlns:mc="http://schemas.openxmlformats.org/markup-compatibility/2006" xmlns:aink="http://schemas.microsoft.com/office/drawing/2016/ink" xmlns:am3d="http://schemas.microsoft.com/office/drawing/2017/model3d" xmlns:o="urn:schemas-microsoft-com:office:office" xmlns:oel="http://schemas.microsoft.com/office/2019/extlst" xmlns:r="http://schemas.openxmlformats.org/officeDocument/2006/relationships" xmlns:m="http://schemas.openxmlformats.org/officeDocument/2006/math" xmlns:v="urn:schemas-microsoft-com:vml" xmlns:wp14="http://schemas.microsoft.com/office/word/2010/wordprocessingDrawing" xmlns:wp="http://schemas.openxmlformats.org/drawingml/2006/wordprocessingDrawing" xmlns:w10="urn:schemas-microsoft-com:office:word" xmlns:w="http://schemas.openxmlformats.org/wordprocessingml/2006/main" xmlns:w14="http://schemas.microsoft.com/office/word/2010/wordml" xmlns:w15="http://schemas.microsoft.com/office/word/2012/wordml" xmlns:w16cex="http://schemas.microsoft.com/office/word/2018/wordml/cex" xmlns:w16cid="http://schemas.microsoft.com/office/word/2016/wordml/cid" xmlns:w16="http://schemas.microsoft.com/office/word/2018/wordml" xmlns:w16sdtdh="http://schemas.microsoft.com/office/word/2020/wordml/sdtdatahash" xmlns:w16se="http://schemas.microsoft.com/office/word/2015/wordml/symex" xmlns:wpg="http://schemas.microsoft.com/office/word/2010/wordprocessingGroup" xmlns:wpi="http://schemas.microsoft.com/office/word/2010/wordprocessingInk" xmlns:wne="http://schemas.microsoft.com/office/word/2006/wordml" xmlns:wps="http://schemas.microsoft.com/office/word/2010/wordprocessingShape" mc:Ignorable="w14 w15 w16se w16cid w16 w16cex w16sdtdh wp14">
+<w:document xmlns:wpc="http://schemas.microsoft.com/office/word/2010/wordprocessingCanvas" xmlns:cx="http://schemas.microsoft.com/office/drawing/2014/chartex" xmlns:cx1="http://schemas.microsoft.com/office/drawing/2015/9/8/chartex" xmlns:cx2="http://schemas.microsoft.com/office/drawing/2015/10/21/chartex" xmlns:cx3="http://schemas.microsoft.com/office/drawing/2016/5/9/chartex" xmlns:cx4="http://schemas.microsoft.com/office/drawing/2016/5/10/chartex" xmlns:cx5="http://schemas.microsoft.com/office/drawing/2016/5/11/chartex" xmlns:cx6="http://schemas.microsoft.com/office/drawing/2016/5/12/chartex" xmlns:cx7="http://schemas.microsoft.com/office/drawing/2016/5/13/chartex" xmlns:cx8="http://schemas.microsoft.com/office/drawing/2016/5/14/chartex" xmlns:mc="http://schemas.openxmlformats.org/markup-compatibility/2006" xmlns:aink="http://schemas.microsoft.com/office/drawing/2016/ink" xmlns:am3d="http://schemas.microsoft.com/office/drawing/2017/model3d" xmlns:o="urn:schemas-microsoft-com:office:office" xmlns:oel="http://schemas.microsoft.com/office/2019/extlst" xmlns:r="http://schemas.openxmlformats.org/officeDocument/2006/relationships" xmlns:m="http://schemas.openxmlformats.org/officeDocument/2006/math" xmlns:v="urn:schemas-microsoft-com:vml" xmlns:wp14="http://schemas.microsoft.com/office/word/2010/wordprocessingDrawing" xmlns:wp="http://schemas.openxmlformats.org/drawingml/2006/wordprocessingDrawing" xmlns:w10="urn:schemas-microsoft-com:office:word" xmlns:w="http://schemas.openxmlformats.org/wordprocessingml/2006/main" xmlns:w14="http://schemas.microsoft.com/office/word/2010/wordml" xmlns:w15="http://schemas.microsoft.com/office/word/2012/wordml" xmlns:w16cex="http://schemas.microsoft.com/office/word/2018/wordml/cex" xmlns:w16cid="http://schemas.microsoft.com/office/word/2016/wordml/cid" xmlns:w16="http://schemas.microsoft.com/office/word/2018/wordml" xmlns:w16du="http://schemas.microsoft.com/office/word/2023/wordml/word16du" xmlns:w16sdtdh="http://schemas.microsoft.com/office/word/2020/wordml/sdtdatahash" xmlns:w16sdtfl="http://schemas.microsoft.com/office/word/2024/wordml/sdtformatlock" xmlns:w16se="http://schemas.microsoft.com/office/word/2015/wordml/symex" xmlns:wpg="http://schemas.microsoft.com/office/word/2010/wordprocessingGroup" xmlns:wpi="http://schemas.microsoft.com/office/word/2010/wordprocessingInk" xmlns:wne="http://schemas.microsoft.com/office/word/2006/wordml" xmlns:wps="http://schemas.microsoft.com/office/word/2010/wordprocessingShape" mc:Ignorable="w14 w15 w16se w16cid w16 w16cex w16sdtdh w16sdtfl w16du wp14">
   <w:body>
     <w:p>
       <w:r>
@@ -168,7 +168,7 @@
     </w:p>
     <w:p>
       <w:r>
-        <w:t>Detta dokument behandlar höga naturvärden i avverkningsanmälan A 62998-2025 i Uppsala kommun. Denna avverkningsanmälan inkom 2025-12-18 13:26:01 och omfattar 10,8 ha.</w:t>
+        <w:t>Detta dokument behandlar höga naturvärden i avverkningsanmälan A 62998-2025 i Uppsala kommun som inkom 2025-12-18 och omfattar 10,8 ha.</w:t>
       </w:r>
     </w:p>
     <w:p>
@@ -191,12 +191,15 @@
     </w:p>
     <w:p>
       <w:r>
-        <w:t>I avverkningsanmälan har följande 11 naturvårdsarter hittats: knärot (VU, §8), spillkråka (NT, §4), vedtrappmossa (NT), bronshjon (S), fjällig taggsvamp s.str. (S), flagellkvastmossa (S), grönpyrola (S), gullgröppa (S), rödgul trumpetsvamp (S), svavelriska (S) och blåsippa (§9). Av dessa är 3 rödlistade. För rödlistade arter har rödlistekategorin angivits inom parentes. Arter som är signalarter enligt Skogsstyrelsen har markerats med (S). För fridlysta arter anges även paragrafen i Artskyddsförordningen som arten är fridlyst enligt.</w:t>
+        <w:t>I och inom 24 meter från avverkningsanmälan har följande 17 naturvårdsarter hittats: knärot (VU, T, §8), fjällig taggsvamp s.str. (NT), rynkskinn (NT, T), vedtrappmossa (NT, T), bronshjon (S, T), flagellkvastmossa (S, T), granbräken (S), grön sköldmossa (S, T, §8), grönpyrola (S, T), gullgröppa (S), rödgul trumpetsvamp (S), skinnlav (S, T), stubbspretmossa (S, T), svavelriska (S), blåsippa (T, §9), spillkråka (T, §4) och fläcknycklar (§8). Av dessa är 4 rödlistade. För rödlistade arter har rödlistekategorin angivits inom parentes. Arter som är signalarter enligt Skogsstyrelsen har markerats med (S). Typiska arter inom Natura 2000 som är kopplade till skogsekosystem har markerats med (T). För fridlysta arter anges även paragrafen i Artskyddsförordningen som arten är fridlyst enligt.</w:t>
       </w:r>
     </w:p>
     <w:p>
       <w:r>
-        <w:t>De påträffade naturvårdsarterna är ett tydligt kvitto på att detta rör sig om en skog med höga naturvärden. I Figur 1 visas en karta över det avverkningsanmälda området, där samtliga fyndplatser för naturvårdsarter som finns registrerade på Artportalen har markerats.</w:t>
+        <w:t>De påträffade naturvårdsarterna är ett tydligt kvitto på att det rör sig om en skog med höga naturvärden.</w:t>
+      </w:r>
+      <w:r>
+        <w:t xml:space="preserve"> I Figur 1 visas fyndplatser för naturvårdsarter i området, som finns registrerade på Artportalen.</w:t>
       </w:r>
     </w:p>
     <w:p>
@@ -206,7 +209,7 @@
       <w:r>
         <w:drawing>
           <wp:inline xmlns:a="http://schemas.openxmlformats.org/drawingml/2006/main" xmlns:pic="http://schemas.openxmlformats.org/drawingml/2006/picture">
-            <wp:extent cx="5486400" cy="5242378"/>
+            <wp:extent cx="5486400" cy="5082911"/>
             <wp:docPr id="1" name="Picture 1"/>
             <wp:cNvGraphicFramePr>
               <a:graphicFrameLocks noChangeAspect="1"/>
@@ -227,7 +230,7 @@
                   <pic:spPr>
                     <a:xfrm>
                       <a:off x="0" y="0"/>
-                      <a:ext cx="5486400" cy="5242378"/>
+                      <a:ext cx="5486400" cy="5082911"/>
                     </a:xfrm>
                     <a:prstGeom prst="rect"/>
                   </pic:spPr>
@@ -241,26 +244,63 @@
     <w:p>
       <w:pPr>
         <w:pStyle w:val="Caption"/>
+        <w:spacing w:after="240"/>
       </w:pPr>
       <w:r>
-        <w:t>Figur 1. Fyndplatser för naturvårdsarter i det avverkningsanmälda området (röd linje). Markörer utan svart kant är placerade på fyndplatsen. Markörer med svart kant är placerade vid sidan av fyndplatsen och har ett svart streck som visar fyndplatsens exakta position. Kartans mittpunktskoordinat är N 6663739, E 631577 i SWEREF 99 TM.</w:t>
+        <w:t>Figur 1. Fyndplatser för naturvårdsarter i och inom 24 meter från avverkningsanmälan (röd linje). Markörer utan svart kant är placerade på fyndplatsen. Markörer med svart kant är placerade vid sidan av fyndplatsen och har ett svart streck som visar fyndplatsens exakta position. Kartans mittpunktskoordinat är N 6663739, E 631577 i SWEREF 99 TM.</w:t>
       </w:r>
     </w:p>
     <w:p>
+      <w:pPr>
+        <w:pStyle w:val="Heading2"/>
+      </w:pPr>
+      <w:r>
+        <w:t>Fridlysta arter</w:t>
+      </w:r>
+    </w:p>
+    <w:p>
+      <w:r>
+        <w:t>Följande fridlysta arter har sina livsmiljöer och växtplatser i den avverkningsanmälda skogen: knärot (VU, T, §8), grön sköldmossa (S, T, §8), blåsippa (T, §9), spillkråka (T, §4) och fläcknycklar (§8).</w:t>
+      </w:r>
+    </w:p>
+    <w:p>
+      <w:r>
+        <w:t xml:space="preserve">Observera att medlemsländerna är skyldiga att agera i enlighet med EU:s fågeldirektiv där det uttryckligen står att direktivet gäller för fåglar samt för deras ägg, bon och </w:t>
+      </w:r>
       <w:r>
         <w:rPr>
           <w:b/>
         </w:rPr>
-        <w:t>Bronshjon</w:t>
-      </w:r>
-      <w:r>
-        <w:t xml:space="preserve"> är en skalbagge vars larvutveckling sker under grov bark på stammar av döda eller döende barrträd, främst gran, i mindre omfattning tall. Arten är knuten till äldre, naturskogslik granskog med inslag av torkande träd. Bronshjon är typisk art för </w:t>
+        <w:t xml:space="preserve">livsmiljöer </w:t>
+      </w:r>
+      <w:r>
+        <w:t>(artikel 1). Vidare att de åtgärder som vidtas inte får leda till en försämring av den nuvarande situationen beträffande bevarandet av de fågelarter som avses i artikel 1 (artikel 13). Fågeldirektivet är styrande för tillsynsansvariga myndigheters ärendehantering, ställningstaganden och beslutsfattande.</w:t>
+      </w:r>
+    </w:p>
+    <w:p>
+      <w:r>
+        <w:rPr>
+          <w:b/>
+        </w:rPr>
+        <w:t>Blåsippa (§9)</w:t>
+      </w:r>
+      <w:r>
+        <w:t xml:space="preserve"> är typisk art för </w:t>
       </w:r>
       <w:r>
         <w:rPr>
           <w:i/>
         </w:rPr>
-        <w:t>9010 Taiga</w:t>
+        <w:t>9050 Näringsrik granskog, 9020 Nordlig ädellövskog</w:t>
+      </w:r>
+      <w:r>
+        <w:t xml:space="preserve"> och </w:t>
+      </w:r>
+      <w:r>
+        <w:rPr>
+          <w:i/>
+        </w:rPr>
+        <w:t>8240 Karsthällmarker</w:t>
       </w:r>
       <w:r>
         <w:t xml:space="preserve"> (SLU Artdatabanken, 2025).</w:t>
@@ -271,21 +311,10 @@
         <w:rPr>
           <w:b/>
         </w:rPr>
-        <w:t>Fjällig taggsvamp s.str. (NT)</w:t>
-      </w:r>
-      <w:r>
-        <w:t xml:space="preserve"> bildar mykorrhiza med gran i granskog och barrblandskog, främst på frisk näringsrik mark i äldre skog med lång trädkontinuitet. Den totala populationen i landet har minskat och bedöms fortsätta minska till följd av avverkning av äldre barrskogar. Minskningstakten för den svenska populationen bedöms vara nära gränsvärdet för sårbar (VU) (SLU Artdatabanken, 2026).</w:t>
-      </w:r>
-    </w:p>
-    <w:p>
-      <w:r>
-        <w:rPr>
-          <w:b/>
-        </w:rPr>
-        <w:t>Flagellkvastmossa</w:t>
-      </w:r>
-      <w:r>
-        <w:t xml:space="preserve"> förekommer framför allt i tallsumpskog, men finns även i relativt torra gran- och tallskogar. Den signalerar överallt skogsmiljöer med höga naturvärden och indikerar biotoper med rik och kontinuerlig förekomst av död ved i olika nedbrytningsstadier eller barlagd torvjord. Flagellkvastmossa är typisk art för </w:t>
+        <w:t>Grön sköldmossa (§8)</w:t>
+      </w:r>
+      <w:r>
+        <w:t xml:space="preserve"> är typisk art för </w:t>
       </w:r>
       <w:r>
         <w:rPr>
@@ -300,126 +329,10 @@
         <w:rPr>
           <w:i/>
         </w:rPr>
-        <w:t xml:space="preserve"> 9740 Skogsbevuxen myr </w:t>
-      </w:r>
-      <w:r>
-        <w:t>(SLU Artdatabanken, 2024; Nitare &amp; Skogsstyrelsen, 2019).</w:t>
-      </w:r>
-    </w:p>
-    <w:p>
-      <w:r>
-        <w:rPr>
-          <w:b/>
-        </w:rPr>
-        <w:t xml:space="preserve">Grönpyrola </w:t>
-      </w:r>
-      <w:r>
-        <w:t xml:space="preserve">växer främst på sandig, torr eller frisk mark i äldre barrskog, ofta på isälvsmaterial såsom sand och grus. Den påträffas främst i äldre naturligt uppkomna barrskogar, exempelvis på tallmoar, i åssluttningar, dyner och rasbranter. Arten är känslig för skogsbruksmetoder såsom slutavverkning och markberedning. Grönpyrola är typisk art för </w:t>
-      </w:r>
-      <w:r>
-        <w:rPr>
-          <w:i/>
-        </w:rPr>
-        <w:t>9010 Taiga, 9060 Åsbarrskog</w:t>
-      </w:r>
-      <w:r>
-        <w:t xml:space="preserve"> och</w:t>
-      </w:r>
-      <w:r>
-        <w:rPr>
-          <w:i/>
-        </w:rPr>
-        <w:t xml:space="preserve"> 1610 Åsöar i Östersjön </w:t>
-      </w:r>
-      <w:r>
-        <w:t>(Nitare &amp; Skogsstyrelsen, 2019; SLU Artdatabanken, 2025).</w:t>
-      </w:r>
-    </w:p>
-    <w:p>
-      <w:r>
-        <w:rPr>
-          <w:b/>
-        </w:rPr>
-        <w:t xml:space="preserve">Rödgul trumpetsvamp </w:t>
-      </w:r>
-      <w:r>
-        <w:t>signalerar kalkrika barrsumpskogar eller avgränsade små mineralrika ytor i barrskogslandskapet, vilka normalt har höga naturvärden. I urbergsbygder är den en bra signalart på känsliga skogsbiotoper (Nitare &amp; Skogsstyrelsen, 2019).</w:t>
-      </w:r>
-    </w:p>
-    <w:p>
-      <w:r>
-        <w:rPr>
-          <w:b/>
-        </w:rPr>
-        <w:t xml:space="preserve">Vedtrappmossa (NT) </w:t>
-      </w:r>
-      <w:r>
-        <w:t xml:space="preserve">växer på död ved, främst i gammal granskog. Den förekommer knappast alls i fjällnära barrskogar utan finns i skogslandskapet nedom fjällen och framför allt i landets södra delar är den en mycket bra signalart för barrnaturskog med höga naturvärden. Skogsavverkning och brist på grov död ved i skogen är de allvarligaste hoten och den överlever inte kalhyggesbruk. Lokaler med sluten granskog, tillräckligt stora för att säkerställa ett kontinuerligt tillskott på grova lågor, bör undantas från storskaligt skogsbruk. Vedtrappmossa är typisk art för </w:t>
-      </w:r>
-      <w:r>
-        <w:rPr>
-          <w:i/>
-        </w:rPr>
-        <w:t>9010 Taiga</w:t>
-      </w:r>
-      <w:r>
-        <w:t xml:space="preserve"> (SLU Artdatabanken, 2024).</w:t>
-      </w:r>
-    </w:p>
-    <w:p>
-      <w:pPr>
-        <w:pStyle w:val="Heading1"/>
-      </w:pPr>
-      <w:r>
-        <w:t>Fridlysta arter</w:t>
-      </w:r>
-    </w:p>
-    <w:p>
-      <w:r>
-        <w:t>Följande fridlysta arter har sina livsmiljöer och växtplatser i den avverkningsanmälda skogen: knärot (VU, §8), spillkråka (NT, §4) och blåsippa (§9).</w:t>
-      </w:r>
-    </w:p>
-    <w:p>
-      <w:r>
-        <w:t xml:space="preserve">Observera att medlemsländerna är skyldiga att agera i enlighet med EU:s fågeldirektiv där det uttryckligen står att direktivet gäller för fåglar samt för deras ägg, bon och </w:t>
-      </w:r>
-      <w:r>
-        <w:rPr>
-          <w:b/>
-        </w:rPr>
-        <w:t xml:space="preserve">livsmiljöer </w:t>
-      </w:r>
-      <w:r>
-        <w:t>(artikel 1). Vidare att de åtgärder som vidtas inte får leda till en försämring av den nuvarande situationen beträffande bevarandet av de fågelarter som avses i artikel 1 (artikel 13). Fågeldirektivet är styrande för tillsynsansvariga myndigheters ärendehantering, ställningstaganden och beslutsfattande.</w:t>
-      </w:r>
-    </w:p>
-    <w:p>
-      <w:r>
-        <w:rPr>
-          <w:b/>
-        </w:rPr>
-        <w:t>Blåsippa (§9)</w:t>
-      </w:r>
-      <w:r>
-        <w:t xml:space="preserve"> är typisk art för </w:t>
-      </w:r>
-      <w:r>
-        <w:rPr>
-          <w:i/>
-        </w:rPr>
-        <w:t>9050 Näringsrik granskog, 9020 Nordlig ädellövskog</w:t>
-      </w:r>
-      <w:r>
-        <w:t xml:space="preserve"> och </w:t>
-      </w:r>
-      <w:r>
-        <w:rPr>
-          <w:i/>
-        </w:rPr>
-        <w:t>8240 Karsthällmarker</w:t>
-      </w:r>
-      <w:r>
-        <w:t xml:space="preserve"> (SLU Artdatabanken, 2025).</w:t>
+        <w:t xml:space="preserve"> 9750 Svämlövskog</w:t>
+      </w:r>
+      <w:r>
+        <w:t xml:space="preserve"> och omfattas av EU:s art- och habitatdirektiv bilaga 2 vilket innebär att det finns ett uttalat intresse inom Europeiska unionen att bevara arten. Grön sköldmossa kräver skog som har ett speciellt mikroklimat med hög och jämn luftfuktighet i kombination med rik tillgång på död ved (Nitare &amp; Skogsstyrelsen, 2019; SLU Artdatabanken, 2025). I praktiken handlar det om åtminstone 50 meter med skyddande skog för att undvika uttorkning av marken (Hallingbäck, personligt meddelande 2022-02-24). Grön sköldmossa är en ansvarsart för Sverige då en särskilt stor andel av Europas population finns i landet. Mark- och miljööverdomstolen (MÖD) har i mål nr M 2019-20 (18 februari 2019) slagit fast att grön sköldmossa (§8) är dispenspliktig och att exemplar av arten inte får skadas utan dispens (MÖD, mål nr M 2019-20).</w:t>
       </w:r>
     </w:p>
     <w:p>
@@ -448,7 +361,7 @@
         <w:t xml:space="preserve"> 9050 Näringsrik granskog</w:t>
       </w:r>
       <w:r>
-        <w:t xml:space="preserve">, rödlistad som sårbar och fridlyst enligt 8§ artskyddsförordningen. En nyligen genomförd analys av 79 floraväktarlokaler indikerar att det behövs någonstans mellan 100 och 150 meters skyddszon för att en knärotspopulation inte ska dö ut på lång sikt (Sebestyén &amp; Sundberg, 2025). Detta ligger väl i linje med tidigare genomförda studier som visar att det krävs väl tilltagna buffertzoner för att knäroten inte ska ta skada av skogsbruksåtgärder i intilliggande skog (Johnson, 2014; Koelmeijer m.fl., 2022; Skogsstyrelsen, 2022). Arten är även känslig för gallring vilket framgår av Skogsstyrelsens egen vägledning för hänsyn till knärot (Skogsstyrelsen, 2022). För rika förekomster av knärot är reservatsbildning eller biotopskydd lämpliga åtgärder för att skydda den. På knärot kan den sällsynta rostsvampen </w:t>
+        <w:t xml:space="preserve">, rödlistad som sårbar och fridlyst enligt 8§ artskyddsförordningen. En nyligen genomförd analys av 79 floraväktarlokaler indikerar att det behövs någonstans mellan 100 och 150 meters skyddszon för att en knärotspopulation inte ska dö ut på lång sikt (Sebestyén &amp; Sundberg, 2025). Detta ligger väl i linje med tidigare genomförda studier som visar att det krävs väl tilltagna buffertzoner för att knäroten inte ska ta skada av skogsbruksåtgärder i intilliggande skog (Johnson, 2014; Koelmeijer m.fl., 2022; Skogsstyrelsen, 2022). Arten är även känslig för gallring vilket framgår av Skogsstyrelsens egen vägledning för hänsyn till knärot (Skogsstyrelsen, 2022). Ytterligare en studie visar på den starka korrelationen mellan minskande arealer kontinuitetsskog och lokal utdöenderisk. Knäroten uppvisade en mycket låg koloniseringsgrad (0,7 % över 10 år) i kombination med hög lokal utrotningsrisk (75,2 %), där utrotningssannolikheten ökade kraftigt när arealen kontinuitetsskog minskade mellan undersökningar, t.ex. på grund av kalhyggesbruk (Johansson et al., 2026). För rika förekomster av knärot är reservatsbildning eller biotopskydd lämpliga åtgärder för att skydda den. På knärot kan den sällsynta rostsvampen </w:t>
       </w:r>
       <w:r>
         <w:rPr>
@@ -481,7 +394,7 @@
       <w:r>
         <w:drawing>
           <wp:inline xmlns:a="http://schemas.openxmlformats.org/drawingml/2006/main" xmlns:pic="http://schemas.openxmlformats.org/drawingml/2006/picture">
-            <wp:extent cx="5486400" cy="6690273"/>
+            <wp:extent cx="5486400" cy="6688489"/>
             <wp:docPr id="2" name="Picture 2"/>
             <wp:cNvGraphicFramePr>
               <a:graphicFrameLocks noChangeAspect="1"/>
@@ -502,7 +415,7 @@
                   <pic:spPr>
                     <a:xfrm>
                       <a:off x="0" y="0"/>
-                      <a:ext cx="5486400" cy="6690273"/>
+                      <a:ext cx="5486400" cy="6688489"/>
                     </a:xfrm>
                     <a:prstGeom prst="rect"/>
                   </pic:spPr>
@@ -516,15 +429,11 @@
     <w:p>
       <w:pPr>
         <w:pStyle w:val="Caption"/>
+        <w:spacing w:after="240"/>
       </w:pPr>
       <w:r>
         <w:t>Figur 2. Fyndplatser och buffertzoner för knärot i det avverkningsanmälda området. Endast fyndplatser vars buffertzoner överlappar med det avverkningsanmälda området har tagits med i visualiseringen. Kartans mittpunktskoordinat är N 6663739, E 631577 i SWEREF 99 TM.</w:t>
       </w:r>
-    </w:p>
-    <w:p>
-      <w:pPr>
-        <w:pStyle w:val="Caption"/>
-      </w:pPr>
     </w:p>
     <w:p>
       <w:r>
@@ -558,6 +467,212 @@
     <w:p>
       <w:r>
         <w:t>I BILAGA 1 finns mer detaljerad information om ekologi samt krav på livsmiljö hos fridlysta arter.</w:t>
+      </w:r>
+    </w:p>
+    <w:p>
+      <w:pPr>
+        <w:pStyle w:val="Heading2"/>
+      </w:pPr>
+      <w:r>
+        <w:t>Övriga naturvårdsarter</w:t>
+      </w:r>
+    </w:p>
+    <w:p>
+      <w:r>
+        <w:rPr>
+          <w:b/>
+        </w:rPr>
+        <w:t>Bronshjon</w:t>
+      </w:r>
+      <w:r>
+        <w:t xml:space="preserve"> är en skalbagge vars larvutveckling sker under grov bark på stammar av döda eller döende barrträd, främst gran, i mindre omfattning tall. Arten är knuten till äldre, naturskogslik granskog med inslag av torkande träd. Bronshjon är typisk art för </w:t>
+      </w:r>
+      <w:r>
+        <w:rPr>
+          <w:i/>
+        </w:rPr>
+        <w:t>9010 Taiga</w:t>
+      </w:r>
+      <w:r>
+        <w:t xml:space="preserve"> (SLU Artdatabanken, 2025).</w:t>
+      </w:r>
+    </w:p>
+    <w:p>
+      <w:r>
+        <w:rPr>
+          <w:b/>
+        </w:rPr>
+        <w:t>Fjällig taggsvamp s.str. (NT)</w:t>
+      </w:r>
+      <w:r>
+        <w:t xml:space="preserve"> bildar mykorrhiza med gran i granskog och barrblandskog, främst på frisk näringsrik mark i äldre skog med lång trädkontinuitet. Den totala populationen i landet har minskat och bedöms fortsätta minska till följd av avverkning av äldre barrskogar. Minskningstakten för den svenska populationen bedöms vara nära gränsvärdet för sårbar (VU) (SLU Artdatabanken, 2026).</w:t>
+      </w:r>
+    </w:p>
+    <w:p>
+      <w:r>
+        <w:rPr>
+          <w:b/>
+        </w:rPr>
+        <w:t>Flagellkvastmossa</w:t>
+      </w:r>
+      <w:r>
+        <w:t xml:space="preserve"> förekommer framför allt i tallsumpskog, men finns även i relativt torra gran- och tallskogar. Den signalerar överallt skogsmiljöer med höga naturvärden och indikerar biotoper med rik och kontinuerlig förekomst av död ved i olika nedbrytningsstadier eller barlagd torvjord. Flagellkvastmossa är typisk art för </w:t>
+      </w:r>
+      <w:r>
+        <w:rPr>
+          <w:i/>
+        </w:rPr>
+        <w:t xml:space="preserve">9010 Taiga </w:t>
+      </w:r>
+      <w:r>
+        <w:t>och</w:t>
+      </w:r>
+      <w:r>
+        <w:rPr>
+          <w:i/>
+        </w:rPr>
+        <w:t xml:space="preserve"> 9740 Skogsbevuxen myr </w:t>
+      </w:r>
+      <w:r>
+        <w:t>(SLU Artdatabanken, 2024; Nitare &amp; Skogsstyrelsen, 2019).</w:t>
+      </w:r>
+    </w:p>
+    <w:p>
+      <w:r>
+        <w:rPr>
+          <w:b/>
+        </w:rPr>
+        <w:t xml:space="preserve">Grönpyrola </w:t>
+      </w:r>
+      <w:r>
+        <w:t xml:space="preserve">växer främst på sandig, torr eller frisk mark i äldre barrskog, ofta på isälvsmaterial såsom sand och grus. Den påträffas främst i äldre naturligt uppkomna barrskogar, exempelvis på tallmoar, i åssluttningar, dyner och rasbranter. Arten är känslig för skogsbruksmetoder såsom slutavverkning och markberedning. Grönpyrola är typisk art för </w:t>
+      </w:r>
+      <w:r>
+        <w:rPr>
+          <w:i/>
+        </w:rPr>
+        <w:t>9010 Taiga, 9060 Åsbarrskog</w:t>
+      </w:r>
+      <w:r>
+        <w:t xml:space="preserve"> och</w:t>
+      </w:r>
+      <w:r>
+        <w:rPr>
+          <w:i/>
+        </w:rPr>
+        <w:t xml:space="preserve"> 1610 Åsöar i Östersjön </w:t>
+      </w:r>
+      <w:r>
+        <w:t>(Nitare &amp; Skogsstyrelsen, 2019; SLU Artdatabanken, 2025).</w:t>
+      </w:r>
+    </w:p>
+    <w:p>
+      <w:r>
+        <w:rPr>
+          <w:b/>
+        </w:rPr>
+        <w:t>Rynkskinn (NT)</w:t>
+      </w:r>
+      <w:r>
+        <w:t xml:space="preserve"> är en vednedbrytare som växer på grova granlågor och ingår i en karaktäristisk association av vedsvampar knutna till urskogsartade barrskogar. Den har klassificerats som en “urskogsindikator” och är placerad i toppen av Skogsstyrelsens värdepyramid för bedömning av skog med höga naturvärden. Allt tyder på att rynkskinn är mycket känslig för skogliga ingrepp och lokalerna, som oftast har höga biologiska kvaliteter, bör lämnas till fri utveckling. Rynkskinn är typisk art för </w:t>
+      </w:r>
+      <w:r>
+        <w:rPr>
+          <w:i/>
+        </w:rPr>
+        <w:t xml:space="preserve">9010 Taiga, 9050 Näringsrik granskog </w:t>
+      </w:r>
+      <w:r>
+        <w:t>och</w:t>
+      </w:r>
+      <w:r>
+        <w:rPr>
+          <w:i/>
+        </w:rPr>
+        <w:t xml:space="preserve"> 9030 Landhöjningsskog</w:t>
+      </w:r>
+      <w:r>
+        <w:t xml:space="preserve"> (Nitare &amp; Skogsstyrelsen, 2019; SLU Artdatabanken, 2026).</w:t>
+      </w:r>
+    </w:p>
+    <w:p>
+      <w:r>
+        <w:rPr>
+          <w:b/>
+        </w:rPr>
+        <w:t xml:space="preserve">Rödgul trumpetsvamp </w:t>
+      </w:r>
+      <w:r>
+        <w:t>signalerar kalkrika barrsumpskogar eller avgränsade små mineralrika ytor i barrskogslandskapet, vilka normalt har höga naturvärden. I urbergsbygder är den en bra signalart på känsliga skogsbiotoper (Nitare &amp; Skogsstyrelsen, 2019).</w:t>
+      </w:r>
+    </w:p>
+    <w:p>
+      <w:r>
+        <w:rPr>
+          <w:b/>
+        </w:rPr>
+        <w:t xml:space="preserve">Skinnlav </w:t>
+      </w:r>
+      <w:r>
+        <w:t xml:space="preserve">förekommer på diverse lövträd, främst på gammal asp och sälg. Den påträffas främst i områden med lång kontinuitet av grova lövträd och signalerar skogsmark med höga naturvärden. På lokalerna förekommer som regel ett flertal andra ovanliga eller rödlistade lavar. I likhet med gelélavarna, etablerar sig skinnlaven i skogsmark på grova aspar i sena lövsuccessioner. Skinnlav är typisk art för </w:t>
+      </w:r>
+      <w:r>
+        <w:rPr>
+          <w:i/>
+        </w:rPr>
+        <w:t xml:space="preserve">9010 Taiga, 9020 Nordlig ädellövskog </w:t>
+      </w:r>
+      <w:r>
+        <w:t xml:space="preserve">och </w:t>
+      </w:r>
+      <w:r>
+        <w:rPr>
+          <w:i/>
+        </w:rPr>
+        <w:t xml:space="preserve">9070 Trädklädd betesmark </w:t>
+      </w:r>
+      <w:r>
+        <w:t>(Nitare &amp; Skogsstyrelsen, 2019; SLU Artdatabanken, 2025).</w:t>
+      </w:r>
+    </w:p>
+    <w:p>
+      <w:r>
+        <w:rPr>
+          <w:b/>
+        </w:rPr>
+        <w:t>Stubbspretmossa</w:t>
+      </w:r>
+      <w:r>
+        <w:t xml:space="preserve"> växer på ved i rika löv- och barrskogar med relativt hög luftfuktighet och indikerar fuktiga skogsmiljöer med gott om murken ved och ofta höga naturvärden. Stubbspretmossa är typisk art för </w:t>
+      </w:r>
+      <w:r>
+        <w:rPr>
+          <w:i/>
+        </w:rPr>
+        <w:t>9020 Nordlig ädellövskog</w:t>
+      </w:r>
+      <w:r>
+        <w:t xml:space="preserve"> (SLU Artdatabanken, 2024).</w:t>
+      </w:r>
+    </w:p>
+    <w:p>
+      <w:r>
+        <w:rPr>
+          <w:b/>
+        </w:rPr>
+        <w:t xml:space="preserve">Vedtrappmossa (NT) </w:t>
+      </w:r>
+      <w:r>
+        <w:t xml:space="preserve">växer på död ved, främst i gammal granskog. Den förekommer knappast alls i fjällnära barrskogar utan finns i skogslandskapet nedom fjällen och framför allt i landets södra delar är den en mycket bra signalart för barrnaturskog med höga naturvärden. Skogsavverkning och brist på grov död ved i skogen är de allvarligaste hoten och den överlever inte kalhyggesbruk. Lokaler med sluten granskog, tillräckligt stora för att säkerställa ett kontinuerligt tillskott på grova lågor, bör undantas från storskaligt skogsbruk. Vedtrappmossa är typisk art för </w:t>
+      </w:r>
+      <w:r>
+        <w:rPr>
+          <w:i/>
+        </w:rPr>
+        <w:t>9010 Taiga</w:t>
+      </w:r>
+      <w:r>
+        <w:t xml:space="preserve"> (SLU Artdatabanken, 2024).</w:t>
       </w:r>
     </w:p>
     <w:p>
@@ -666,7 +781,7 @@
         <w:rPr>
           <w:i/>
         </w:rPr>
-        <w:t>I det avverkningsanmälda skogsområdet har 11 naturvårdsarter varav 3 rödlistade arter sina livsmiljöer och växtplatser.</w:t>
+        <w:t>I det avverkningsanmälda skogsområdet har 17 naturvårdsarter varav 4 rödlistade arter sina livsmiljöer och växtplatser.</w:t>
       </w:r>
     </w:p>
     <w:p>
@@ -871,12 +986,22 @@
         <w:pStyle w:val="Heading1"/>
       </w:pPr>
       <w:r>
-        <w:t>Knärot – ekologi samt krav på livsmiljön</w:t>
+        <w:t>Grön sköldmossa – ekologi samt krav på livsmiljön</w:t>
       </w:r>
     </w:p>
     <w:p>
       <w:r>
-        <w:t xml:space="preserve">Knärot är typisk art för </w:t>
+        <w:t>Grön sköldmossa (§8) växer på stubbar och lågor av olika trädslag, huvudsakligen i sena nedbrytningsstadier. Den förekommer främst i näringsrika granskogar med stort inslag av löv, arten är kortlivad och antalet kapslar varierar kraftigt mellan olika år. Grön sköldmossa kräver skog som har ett speciellt mikroklimat med hög och jämn luftfuktighet i kombination med rik tillgång på död ved (SLU Artdatabanken, 2021; Nitare &amp; Skogsstyrelsen, 2019).</w:t>
+      </w:r>
+    </w:p>
+    <w:p>
+      <w:r>
+        <w:t>Arten har sin huvudutbredning i sydöstra Sverige. Allvarligaste hoten är skogsavverkning och brist på död ved. Brist på naturligt döda träd i dagens produktionsskogar gör att arten blir allt sällsyntare (Hallingbäck, 2016). Död ved i större mängd bör lämnas och träd tillåtas åldras och dö för att skapa kontinuerlig tillgång på livsmiljöer. Träd och livsmiljö bör skyddas genom att lämna trädgrupper, ytor eller zoner (SLU Artdatabanken, 2021). I praktiken handlar det om åtminstone 50 meter med skyddande skog för att undvika uttorkning av marken (Hallingbäck, personligt meddelande 2022-02-24).</w:t>
+      </w:r>
+    </w:p>
+    <w:p>
+      <w:r>
+        <w:t xml:space="preserve">Grön sköldmossa är typisk art för </w:t>
       </w:r>
       <w:r>
         <w:rPr>
@@ -891,70 +1016,80 @@
         <w:rPr>
           <w:i/>
         </w:rPr>
-        <w:t xml:space="preserve"> 9050 Näringsrik granskog</w:t>
-      </w:r>
-      <w:r>
-        <w:t>, fridlyst enligt 8 och 15 §§ artskyddsförordningen och klassad som sårbar (VU) enligt rödlistan 2020. Knärot är beroende av hög och jämn luftfuktighet i gamla, ostörda skogsmiljöer och är känslig för snabba förändringar av ljus-/vindförhållanden eller uttorkning. På grund av ett alltför intensivt skogsbruk har den minskat med 40 (25–50) % under de senaste 60 åren och i framtiden bedöms minskningstakten uppgå till 30 (20–40) %. Till följd av att arten har en dokumenterat högre minskningstakt i förhållande till sin generationstid än vad som tidigare varit känt (data från Riksskogstaxeringen) höjdes den till hotkategori sårbar (VU) i rödlistan 2020 (SLU Artdatabanken, 2024).</w:t>
+        <w:t xml:space="preserve"> 9750 Svämlövskog</w:t>
+      </w:r>
+      <w:r>
+        <w:t>, fridlyst enligt 8§ artskyddsförordningen och upptagen i EU:s Habitatdirektiv bilaga 2 vilket innebär att det finns ett uttalat intresse inom Europeiska unionen att bevara arten. Grön sköldmossa är en ansvarsart för Sverige då en särskilt stor andel av Europas population finns i landet. Förutom i östra Sverige har arten inga större sammanhängande utbredningar med gynnsam bevarandestatus söderut i Europa förrän i Montenegro. Det finns enbart liten förekomst med gynnsam regional bevarandestatus i södra Frankrike och södra Polen. Fridlysningen enligt §§ 8 och 15 Artskyddsförordningen innebär att det är förbjudet att på något sätt skada exemplar av arten, se artskyddsförordningen (2007:845):</w:t>
       </w:r>
     </w:p>
     <w:p>
-      <w:r>
-        <w:t>En analys av 79 floraväktarlokaler åren 1990–2015 vilka återbesökts under 2020–2024 visade på en tydlig negativ påverkan på knärotsförekomster från större hyggen i närområdet (inom 150–200 m) vilket indikerar att kanteffekter har en stor påverkan på populationerna. Resultaten bekräftar knärotens känslighet för kanteffekter och visar vikten av att skydda större skogsbestånd för att bevara arten. Om det blir höga andelar (&gt;30%) hyggen inom 200 meter från en knärotsförekomst så ökar risken för att en knärotspopulation dör ut och det verkar det behövas någonstans mellan 100 och 150 meters skyddszon för att bevara arten på lång sikt (Sebestyén &amp; Sundberg, 2025).</w:t>
+      <w:pPr>
+        <w:pStyle w:val="ListBullet"/>
+      </w:pPr>
+      <w:r>
+        <w:t>8 § I fråga om sådana vilt levande kärlväxter, mossor, lavar, svampar och alger som anges i bilaga 2 till denna förordning är det förbjudet att i den omfattning som framgår av bilagan 1. plocka, gräva upp eller på annat sätt ta bort eller skada exemplar av växterna, och 2. ta bort eller skada frön eller andra delar.</w:t>
       </w:r>
     </w:p>
     <w:p>
-      <w:r>
-        <w:t xml:space="preserve">Samuel Johnsons doktorsavhandling </w:t>
-      </w:r>
-      <w:r>
-        <w:rPr>
-          <w:i/>
-        </w:rPr>
-        <w:t>“Retention Forestry as a Conservation Measure for Boreal Forest Ground Vegetation”</w:t>
-      </w:r>
-      <w:r>
-        <w:t xml:space="preserve"> (SLU, Uppsala 2014) visar att det krävs väl tilltagna skyddszoner för att knärotens växtplatser inte ska ta skada av skogsbruksåtgärder i intilliggande områden: </w:t>
-      </w:r>
-      <w:r>
-        <w:rPr>
-          <w:i/>
-        </w:rPr>
-        <w:t xml:space="preserve">“Study III shows that retention patches smaller than 0.5 ha do not lifeboat the sensitive forest herb G. repens, a species that depend on stable microclimatic conditions typical for intact forest stands.” </w:t>
-      </w:r>
-      <w:r>
-        <w:t xml:space="preserve">Vidare </w:t>
-      </w:r>
-      <w:r>
-        <w:rPr>
-          <w:i/>
-        </w:rPr>
-        <w:t>“More sensitive forest species are not lifeboated in retention patches ranging from 0.05 to 0.5 ha (Papers II &amp; III).”</w:t>
+      <w:pPr>
+        <w:pStyle w:val="ListBullet"/>
+      </w:pPr>
+      <w:r>
+        <w:t>15 § Länsstyrelsen får i det enskilda fallet ge dispens från förbuden i 6, 8 och 9 §§ som avser länet eller del av länet, om det inte finns någon annan lämplig lösning och dispensen inte försvårar upprätthållandet av en gynnsam bevarandestatus hos artens bestånd i dess naturliga utbredningsområde.</w:t>
       </w:r>
     </w:p>
     <w:p>
       <w:r>
-        <w:t xml:space="preserve">Johnsons (2014) rekommendation på minst 50 meters breda skyddszoner runt knärotens växtplatser motsvarar en areal på 0,78 hektar, vilket ligger i linje med andra studier som gjorts på känsliga skogsarter: </w:t>
-      </w:r>
-      <w:r>
-        <w:rPr>
-          <w:i/>
-        </w:rPr>
-        <w:t>“In study III I also show that translocated specimens of G. repens survives well in mature forests at least 50 m from the nearest edge to an open area. Moreover, measures of temperature and humidity show that such distances from an open area is far enough to offer a microclimate that is more stable compared to what present in retention patches of around 0.1 ha. This means that the very centre of a circular patch with radius 50 m (equals a size of 0.78 ha) should offer conditions similar to interior forest and would perhaps be a suitable habitat for G. repens and similar species. Previous studies from both North America and Sweden have also concluded that patches between 0.5 and one ha are sufficient for preserving interior forest vegetation as well as sensitive lichens and bryophytes (de Graaf &amp; Roberts 2009; Halpern et al. 2012; Rudolphi et al. 2014).”</w:t>
+        <w:t>Grön sköldmossa är även listad som B i Artskyddsförordningen vilket innebär att den är en art av unionsintresse:</w:t>
       </w:r>
     </w:p>
     <w:p>
-      <w:r>
-        <w:t>En nyligen publicerad vetenskaplig uppsats av Koelmeijer m.fl. (2022) inkluderar orkidén knärots skyddsbehov. I uppsatsen berörs problemet med uttorkning för växter, bl.a. för knärot, ett problem som blivit accentuerat på grund av den pågående klimatförändringen och torra somrar, t.ex. den exceptionellt torra sommaren 2018. I uppsatsen undersöks områden med tre olika avstånd från kalhyggeskant med avseende på skydd bl.a. för knärot. Det första området har avstånd upp till 20 m från hyggeskant (Strong edge effect), det andra 20–40 m från hyggeskant (Weak edge effect) och det tredje avser större avstånd från hyggeskant, där kanteffekten anses vara försumbar (Interior). Ett resultat var att man fann stor eller mycket stor uttorkningseffekt på känsliga och rödlistade skogsarter vid de kortare avstånden till hyggeskant, medan effekt av uttorkning inte konstaterades på större avstånd (Interior). För orkidén knärot fann man en rik förekomst (upp till 0,06 dm2/m2) på stort avstånd från hyggeskant (Interior), medan förekomsten var liten eller närmast försumbar i de områden som klassificerades som Weak edge effect respektive Strong edge effect. Arbetet påpekar att de allt oftare förekommande torra somrarna ger ytterligare skäl att utöka skyddsavståndet från hyggen till den fuktkrävande arten knärot (Koelmeijer m.fl., 2022).</w:t>
+      <w:pPr>
+        <w:pStyle w:val="ListBullet"/>
+      </w:pPr>
+      <w:r>
+        <w:t>B: Arten har enligt fågeldirektivet eller art- och habitatdirektivet ett sådant unionsintresse att särskilda skyddsområden (fågeldirektivet) eller bevarandeområden (art- och habitatdirektivet) behöver utses. Arten finns upptagen i bilaga 2 till art- och habitatdirektivet.</w:t>
       </w:r>
     </w:p>
     <w:p>
       <w:r>
-        <w:t>Även Skogsstyrelsens egen vägledning för hänsyn till knärot ligger i linje med ovanstående forskningsstudier. Av vägledningen framgår det att för med hög sannolikhet kunna bevara befintliga förekomster krävs relativt stora avsättningar av uppvuxen skog med slutet och relativt tätt kronskikt. Som riktlinje kan krävas ett avstånd på 50 meter in från brynet för att vidmakthålla ett fungerande mikroklimat. Detta innebär att fristående hänsynsytor för många arter (kärlväxter, lavar och mossor) kan behöva ha en area överstigande 0,8 hektar (cirkelyta med radien 50 meter = 0,78 hektar) för att bibehålla lokalklimatet. Även ganska små förändringar i form av förändrade ljus- och fuktighetsförhållanden, till exempel till följd av gallring, kan leda till att arten försvinner till följd av konkurrens med mera ljuskrävande och snabbväxande arter (Skogsstyrelsen, 2022).</w:t>
+        <w:t>Mark- och miljööverdomstolen (MÖD) har i mål nr M 2019-20 (18 februari 2019) slagit fast att grön sköldmossa (§8) är dispenspliktig och att exemplar av arten inte får skadas utan dispens (MÖD, mål nr M 2019-20).</w:t>
       </w:r>
     </w:p>
     <w:p>
       <w:r>
-        <w:t>Vid tillämpning av försiktighetsprincipen enligt 2 kap. 3 § miljöbalken bör sålunda 100–150 meters skyddszon lämnas runt knärotens växtplatser.</w:t>
+        <w:t>Hallingbäck, personligt meddelande 2022-02-24</w:t>
+      </w:r>
+    </w:p>
+    <w:p>
+      <w:pPr>
+        <w:jc w:val="left"/>
+      </w:pPr>
+      <w:r>
+        <w:t>Från: Tomas Hallingbäck &lt;Tomas.Hallingback@slu.se&gt;</w:t>
+        <w:br/>
+        <w:t>Date: tors 24 feb. 2022 kl 17:49</w:t>
+        <w:br/>
+        <w:t>Subject: Re: Grön sköldmossa</w:t>
+        <w:br/>
+        <w:t>To: Magnus Kasselstrand &lt;magnus.kasselstrand@gmail.com&gt;</w:t>
+      </w:r>
+    </w:p>
+    <w:p>
+      <w:r>
+        <w:t>Hej Magnus,</w:t>
+      </w:r>
+    </w:p>
+    <w:p>
+      <w:r>
+        <w:t>Tyvärr finns inga studier på just detta, men uttorkning av underlaget är en starkt negativ faktor för grön sköldmossa, och jag brukar hänvisa till lokalklimatiska studier som visar att skyddskappan för att förhindra uttorkning av marken ligger på minst tre trädlängder skog (för plan mark), kortare för kuperad terräng, och detta blir i praktiken åtminstone 50 meter.</w:t>
+      </w:r>
+    </w:p>
+    <w:p>
+      <w:r>
+        <w:t>MVH</w:t>
+        <w:br/>
+        <w:t>Tomas Hallingbäck</w:t>
       </w:r>
     </w:p>
     <w:p>
@@ -962,6 +1097,175 @@
         <w:pStyle w:val="Heading2"/>
       </w:pPr>
       <w:r>
+        <w:t>Referenser – grön sköldmossa</w:t>
+      </w:r>
+    </w:p>
+    <w:p>
+      <w:r>
+        <w:t xml:space="preserve">Hallingbäck T., 2016. </w:t>
+      </w:r>
+      <w:r>
+        <w:rPr>
+          <w:i/>
+        </w:rPr>
+        <w:t xml:space="preserve">Mossor en fältguide. </w:t>
+      </w:r>
+      <w:r>
+        <w:t>Naturcentrum.</w:t>
+      </w:r>
+    </w:p>
+    <w:p>
+      <w:r>
+        <w:t xml:space="preserve">Hallingbäck T., 2022. </w:t>
+      </w:r>
+      <w:r>
+        <w:rPr>
+          <w:i/>
+        </w:rPr>
+        <w:t xml:space="preserve">Personligt meddelande 2022-02-24. </w:t>
+      </w:r>
+      <w:r>
+        <w:t>SLU Artdatabanken.</w:t>
+      </w:r>
+    </w:p>
+    <w:p>
+      <w:r>
+        <w:t xml:space="preserve">Mark- och miljööverdomstolen. </w:t>
+      </w:r>
+      <w:r>
+        <w:rPr>
+          <w:i/>
+        </w:rPr>
+        <w:t xml:space="preserve">Dom 18 februari 2019 i mål nr M 2019-20 </w:t>
+      </w:r>
+      <w:r>
+        <w:t>(MÖD, mål nr M 2019-20)</w:t>
+      </w:r>
+    </w:p>
+    <w:p>
+      <w:r>
+        <w:t xml:space="preserve">Nitare, J., 2019. </w:t>
+      </w:r>
+      <w:r>
+        <w:rPr>
+          <w:i/>
+        </w:rPr>
+        <w:t xml:space="preserve">Skyddsvärd skog – Naturvårdsarter och andra kriterier för naturvärdesbedömning. </w:t>
+      </w:r>
+      <w:r>
+        <w:t>Skogsstyrelsen.</w:t>
+      </w:r>
+    </w:p>
+    <w:p>
+      <w:r>
+        <w:t xml:space="preserve">SLU Artdatabanken, 2021. </w:t>
+      </w:r>
+      <w:r>
+        <w:rPr>
+          <w:i/>
+        </w:rPr>
+        <w:t xml:space="preserve">Artfaktablad. Naturvård – artfakta. </w:t>
+      </w:r>
+      <w:r>
+        <w:t>SLU Artdatabanken, Uppsala</w:t>
+      </w:r>
+    </w:p>
+    <w:p>
+      <w:pPr>
+        <w:pStyle w:val="Heading1"/>
+      </w:pPr>
+      <w:r>
+        <w:t>Knärot – ekologi samt krav på livsmiljön</w:t>
+      </w:r>
+    </w:p>
+    <w:p>
+      <w:r>
+        <w:t xml:space="preserve">Knärot är typisk art för </w:t>
+      </w:r>
+      <w:r>
+        <w:rPr>
+          <w:i/>
+        </w:rPr>
+        <w:t xml:space="preserve">9010 Taiga </w:t>
+      </w:r>
+      <w:r>
+        <w:t>och</w:t>
+      </w:r>
+      <w:r>
+        <w:rPr>
+          <w:i/>
+        </w:rPr>
+        <w:t xml:space="preserve"> 9050 Näringsrik granskog</w:t>
+      </w:r>
+      <w:r>
+        <w:t>, fridlyst enligt 8 och 15 §§ artskyddsförordningen och klassad som sårbar (VU) enligt rödlistan 2020. Knärot är beroende av hög och jämn luftfuktighet i gamla, ostörda skogsmiljöer och är känslig för snabba förändringar av ljus-/vindförhållanden eller uttorkning. På grund av ett alltför intensivt skogsbruk har den minskat med 40 (25–50) % under de senaste 60 åren och i framtiden bedöms minskningstakten uppgå till 30 (20–40) %. Till följd av att arten har en dokumenterat högre minskningstakt i förhållande till sin generationstid än vad som tidigare varit känt (data från Riksskogstaxeringen) höjdes den till hotkategori sårbar (VU) i rödlistan 2020 (SLU Artdatabanken, 2024).</w:t>
+      </w:r>
+    </w:p>
+    <w:p>
+      <w:r>
+        <w:t>En analys av 79 floraväktarlokaler åren 1990–2015 vilka återbesökts under 2020–2024 visade på en tydlig negativ påverkan på knärotsförekomster från större hyggen i närområdet (inom 150–200 m) vilket indikerar att kanteffekter har en stor påverkan på populationerna. Resultaten bekräftar knärotens känslighet för kanteffekter och visar vikten av att skydda större skogsbestånd för att bevara arten. Om det blir höga andelar (&gt;30%) hyggen inom 200 meter från en knärotsförekomst så ökar risken för att en knärotspopulation dör ut och det verkar det behövas någonstans mellan 100 och 150 meters skyddszon för att bevara arten på lång sikt (Sebestyén &amp; Sundberg, 2025). Detta stöds även av en studie (Johansson et al, 2026) baserad på data från Riksskogstaxeringen som visar att knäroten minskat med 66 % under perioden 1993–2022 samt att det finns en stark korrelation mellan minskande arealer kontinuitetsskog och lokal utdöenderisk. Knäroten uppvisade en mycket låg koloniseringsgrad (0,7 % över 10 år) i kombination med hög lokal utrotningsrisk (75,2 %), där utrotningssannolikheten ökade kraftigt när arealen kontinuitetsskog minskade mellan undersökningar, t.ex. på grund av kalhyggesbruk (Johansson et al., 2026).</w:t>
+      </w:r>
+    </w:p>
+    <w:p>
+      <w:r>
+        <w:t xml:space="preserve">Samuel Johnsons doktorsavhandling </w:t>
+      </w:r>
+      <w:r>
+        <w:rPr>
+          <w:i/>
+        </w:rPr>
+        <w:t>“Retention Forestry as a Conservation Measure for Boreal Forest Ground Vegetation”</w:t>
+      </w:r>
+      <w:r>
+        <w:t xml:space="preserve"> (SLU, Uppsala 2014) visar att det krävs väl tilltagna skyddszoner för att knärotens växtplatser inte ska ta skada av skogsbruksåtgärder i intilliggande områden: </w:t>
+      </w:r>
+      <w:r>
+        <w:rPr>
+          <w:i/>
+        </w:rPr>
+        <w:t xml:space="preserve">“Study III shows that retention patches smaller than 0.5 ha do not lifeboat the sensitive forest herb G. repens, a species that depend on stable microclimatic conditions typical for intact forest stands.” </w:t>
+      </w:r>
+      <w:r>
+        <w:t xml:space="preserve">Vidare </w:t>
+      </w:r>
+      <w:r>
+        <w:rPr>
+          <w:i/>
+        </w:rPr>
+        <w:t>“More sensitive forest species are not lifeboated in retention patches ranging from 0.05 to 0.5 ha (Papers II &amp; III).”</w:t>
+      </w:r>
+    </w:p>
+    <w:p>
+      <w:r>
+        <w:t xml:space="preserve">Johnsons (2014) rekommendation på minst 50 meters breda skyddszoner runt knärotens växtplatser motsvarar en areal på 0,78 hektar, vilket ligger i linje med andra studier som gjorts på känsliga skogsarter: </w:t>
+      </w:r>
+      <w:r>
+        <w:rPr>
+          <w:i/>
+        </w:rPr>
+        <w:t>“In study III I also show that translocated specimens of G. repens survives well in mature forests at least 50 m from the nearest edge to an open area. Moreover, measures of temperature and humidity show that such distances from an open area is far enough to offer a microclimate that is more stable compared to what present in retention patches of around 0.1 ha. This means that the very centre of a circular patch with radius 50 m (equals a size of 0.78 ha) should offer conditions similar to interior forest and would perhaps be a suitable habitat for G. repens and similar species. Previous studies from both North America and Sweden have also concluded that patches between 0.5 and one ha are sufficient for preserving interior forest vegetation as well as sensitive lichens and bryophytes (de Graaf &amp; Roberts 2009; Halpern et al. 2012; Rudolphi et al. 2014).”</w:t>
+      </w:r>
+    </w:p>
+    <w:p>
+      <w:r>
+        <w:t>Ytterligare en studie (Koelmeijer m.fl., 2022) inkluderar knärotens skyddsbehov. I uppsatsen berörs problemet med uttorkning för växter, bl.a. för knärot, ett problem som blivit accentuerat på grund av den pågående klimatförändringen och torra somrar, t.ex. den exceptionellt torra sommaren 2018. I uppsatsen undersöks områden med tre olika avstånd från kalhyggeskant med avseende på skydd bl.a. för knärot. Det första området har avstånd upp till 20 m från hyggeskant (Strong edge effect), det andra 20–40 m från hyggeskant (Weak edge effect) och det tredje avser större avstånd från hyggeskant, där kanteffekten anses vara försumbar (Interior). Ett resultat var att man fann stor eller mycket stor uttorkningseffekt på känsliga och rödlistade skogsarter vid de kortare avstånden till hyggeskant, medan effekt av uttorkning inte konstaterades på större avstånd (Interior). För orkidén knärot fann man en rik förekomst (upp till 0,06 dm2/m2) på stort avstånd från hyggeskant (Interior), medan förekomsten var liten eller närmast försumbar i de områden som klassificerades som Weak edge effect respektive Strong edge effect. Arbetet påpekar att de allt oftare förekommande torra somrarna ger ytterligare skäl att utöka skyddsavståndet från hyggen till den fuktkrävande arten knärot (Koelmeijer m.fl., 2022).</w:t>
+      </w:r>
+    </w:p>
+    <w:p>
+      <w:r>
+        <w:t>Även Skogsstyrelsens egen vägledning för hänsyn till knärot ligger i linje med ovanstående forskningsstudier. Av vägledningen framgår det att för med hög sannolikhet kunna bevara befintliga förekomster krävs relativt stora avsättningar av uppvuxen skog med slutet och relativt tätt kronskikt. Som riktlinje kan krävas ett avstånd på 50 meter in från brynet för att vidmakthålla ett fungerande mikroklimat. Detta innebär att fristående hänsynsytor för många arter (kärlväxter, lavar och mossor) kan behöva ha en area överstigande 0,8 hektar (cirkelyta med radien 50 meter = 0,78 hektar) för att bibehålla lokalklimatet. Även ganska små förändringar i form av förändrade ljus- och fuktighetsförhållanden, till exempel till följd av gallring, kan leda till att arten försvinner till följd av konkurrens med mera ljuskrävande och snabbväxande arter (Skogsstyrelsen, 2022).</w:t>
+      </w:r>
+    </w:p>
+    <w:p>
+      <w:r>
+        <w:t>Vid tillämpning av försiktighetsprincipen enligt 2 kap. 3 § miljöbalken bör sålunda 100–150 meters skyddszon lämnas runt knärotens växtplatser.</w:t>
+      </w:r>
+    </w:p>
+    <w:p>
+      <w:pPr>
+        <w:pStyle w:val="Heading2"/>
+      </w:pPr>
+      <w:r>
         <w:t>Referenser – knärot</w:t>
       </w:r>
     </w:p>
@@ -976,7 +1280,7 @@
         <w:t xml:space="preserve">Short-term response of the herbaceous layer within leave patches after harvest. </w:t>
       </w:r>
       <w:r>
-        <w:t>Forest Ecology and Management 257, 1014–1025</w:t>
+        <w:t>Forest Ecology and Management 257, 1014–1025.</w:t>
       </w:r>
     </w:p>
     <w:p>
@@ -990,7 +1294,30 @@
         <w:t xml:space="preserve">Level and pattern of overstory retention interact to shape long-term responses of understories to timber harvest. </w:t>
       </w:r>
       <w:r>
-        <w:t>Ecological Applications, 22, 2049–2064</w:t>
+        <w:t>Ecological Applications, 22, 2049–2064.</w:t>
+      </w:r>
+    </w:p>
+    <w:p>
+      <w:r>
+        <w:t>Johansson, V., Jansson, M. och Bergman, K-O</w:t>
+      </w:r>
+      <w:r>
+        <w:rPr>
+          <w:i/>
+        </w:rPr>
+        <w:t>.</w:t>
+      </w:r>
+      <w:r>
+        <w:t>, 2026.</w:t>
+      </w:r>
+      <w:r>
+        <w:rPr>
+          <w:i/>
+        </w:rPr>
+        <w:t xml:space="preserve"> A 30-year population decline of a threatened forest orchid associated with old growth forests</w:t>
+      </w:r>
+      <w:r>
+        <w:t>. Department of Physics, Chemistry and Biology (IFM), Linköping University.</w:t>
       </w:r>
     </w:p>
     <w:p>
@@ -1004,7 +1331,7 @@
         <w:t>Retention Forestry as a Conservation Measure for Boreal Forest Ground Vegetation</w:t>
       </w:r>
       <w:r>
-        <w:t>. Doktorsavhandling, SLU, Uppsala</w:t>
+        <w:t>. Doktorsavhandling, SLU, Uppsala.</w:t>
       </w:r>
     </w:p>
     <w:p>
@@ -1018,7 +1345,7 @@
         <w:t xml:space="preserve">Interactive effects of drought and edge exposure on old-growth forest understory species. </w:t>
       </w:r>
       <w:r>
-        <w:t>Landscape Ecology, 37, sid 1839–1853</w:t>
+        <w:t>Landscape Ecology, 37, sid 1839–1853.</w:t>
       </w:r>
     </w:p>
     <w:p>
@@ -1046,7 +1373,7 @@
         <w:t>Påverkan på knärotslokaler från hyggen i närheten.</w:t>
       </w:r>
       <w:r>
-        <w:t xml:space="preserve"> DAPHNE 36:1 2025. Botaniska Sällskapet i Stockholm</w:t>
+        <w:t xml:space="preserve"> DAPHNE 36:1 2025. Botaniska Sällskapet i Stockholm.</w:t>
       </w:r>
     </w:p>
     <w:p>
@@ -1060,7 +1387,7 @@
         <w:t xml:space="preserve">Vägledning för hänsyn till knärot. </w:t>
       </w:r>
       <w:r>
-        <w:t>https://www.skogsstyrelsen.se/lag-och-tillsyn/artskydd/vagledningar-och-kunskapsstod-artskydd/vagledning-for-hansyn-till-knarot/</w:t>
+        <w:t>https://www.skogsstyrelsen.se/lag-och-tillsyn/artskydd/vagledningar-och-kunskapsstod-artskydd/vagledning-for-hansyn-till-knarot/.</w:t>
       </w:r>
     </w:p>
     <w:p>
@@ -1074,7 +1401,7 @@
         <w:t xml:space="preserve">Artfaktablad. Naturvård – artfakta. </w:t>
       </w:r>
       <w:r>
-        <w:t>SLU Artdatabanken, Uppsala</w:t>
+        <w:t>SLU Artdatabanken, Uppsala.</w:t>
       </w:r>
     </w:p>
     <w:p>
@@ -1167,7 +1494,7 @@
 </file>
 
 <file path=word/endnotes.xml><?xml version="1.0" encoding="utf-8"?>
-<w:endnotes xmlns:wpc="http://schemas.microsoft.com/office/word/2010/wordprocessingCanvas" xmlns:cx="http://schemas.microsoft.com/office/drawing/2014/chartex" xmlns:cx1="http://schemas.microsoft.com/office/drawing/2015/9/8/chartex" xmlns:cx2="http://schemas.microsoft.com/office/drawing/2015/10/21/chartex" xmlns:cx3="http://schemas.microsoft.com/office/drawing/2016/5/9/chartex" xmlns:cx4="http://schemas.microsoft.com/office/drawing/2016/5/10/chartex" xmlns:cx5="http://schemas.microsoft.com/office/drawing/2016/5/11/chartex" xmlns:cx6="http://schemas.microsoft.com/office/drawing/2016/5/12/chartex" xmlns:cx7="http://schemas.microsoft.com/office/drawing/2016/5/13/chartex" xmlns:cx8="http://schemas.microsoft.com/office/drawing/2016/5/14/chartex" xmlns:mc="http://schemas.openxmlformats.org/markup-compatibility/2006" xmlns:aink="http://schemas.microsoft.com/office/drawing/2016/ink" xmlns:am3d="http://schemas.microsoft.com/office/drawing/2017/model3d" xmlns:o="urn:schemas-microsoft-com:office:office" xmlns:oel="http://schemas.microsoft.com/office/2019/extlst" xmlns:r="http://schemas.openxmlformats.org/officeDocument/2006/relationships" xmlns:m="http://schemas.openxmlformats.org/officeDocument/2006/math" xmlns:v="urn:schemas-microsoft-com:vml" xmlns:wp14="http://schemas.microsoft.com/office/word/2010/wordprocessingDrawing" xmlns:wp="http://schemas.openxmlformats.org/drawingml/2006/wordprocessingDrawing" xmlns:w10="urn:schemas-microsoft-com:office:word" xmlns:w="http://schemas.openxmlformats.org/wordprocessingml/2006/main" xmlns:w14="http://schemas.microsoft.com/office/word/2010/wordml" xmlns:w15="http://schemas.microsoft.com/office/word/2012/wordml" xmlns:w16cex="http://schemas.microsoft.com/office/word/2018/wordml/cex" xmlns:w16cid="http://schemas.microsoft.com/office/word/2016/wordml/cid" xmlns:w16="http://schemas.microsoft.com/office/word/2018/wordml" xmlns:w16sdtdh="http://schemas.microsoft.com/office/word/2020/wordml/sdtdatahash" xmlns:w16se="http://schemas.microsoft.com/office/word/2015/wordml/symex" xmlns:wpg="http://schemas.microsoft.com/office/word/2010/wordprocessingGroup" xmlns:wpi="http://schemas.microsoft.com/office/word/2010/wordprocessingInk" xmlns:wne="http://schemas.microsoft.com/office/word/2006/wordml" xmlns:wps="http://schemas.microsoft.com/office/word/2010/wordprocessingShape" mc:Ignorable="w14 w15 w16se w16cid w16 w16cex w16sdtdh wp14">
+<w:endnotes xmlns:wpc="http://schemas.microsoft.com/office/word/2010/wordprocessingCanvas" xmlns:cx="http://schemas.microsoft.com/office/drawing/2014/chartex" xmlns:cx1="http://schemas.microsoft.com/office/drawing/2015/9/8/chartex" xmlns:cx2="http://schemas.microsoft.com/office/drawing/2015/10/21/chartex" xmlns:cx3="http://schemas.microsoft.com/office/drawing/2016/5/9/chartex" xmlns:cx4="http://schemas.microsoft.com/office/drawing/2016/5/10/chartex" xmlns:cx5="http://schemas.microsoft.com/office/drawing/2016/5/11/chartex" xmlns:cx6="http://schemas.microsoft.com/office/drawing/2016/5/12/chartex" xmlns:cx7="http://schemas.microsoft.com/office/drawing/2016/5/13/chartex" xmlns:cx8="http://schemas.microsoft.com/office/drawing/2016/5/14/chartex" xmlns:mc="http://schemas.openxmlformats.org/markup-compatibility/2006" xmlns:aink="http://schemas.microsoft.com/office/drawing/2016/ink" xmlns:am3d="http://schemas.microsoft.com/office/drawing/2017/model3d" xmlns:o="urn:schemas-microsoft-com:office:office" xmlns:oel="http://schemas.microsoft.com/office/2019/extlst" xmlns:r="http://schemas.openxmlformats.org/officeDocument/2006/relationships" xmlns:m="http://schemas.openxmlformats.org/officeDocument/2006/math" xmlns:v="urn:schemas-microsoft-com:vml" xmlns:wp14="http://schemas.microsoft.com/office/word/2010/wordprocessingDrawing" xmlns:wp="http://schemas.openxmlformats.org/drawingml/2006/wordprocessingDrawing" xmlns:w10="urn:schemas-microsoft-com:office:word" xmlns:w="http://schemas.openxmlformats.org/wordprocessingml/2006/main" xmlns:w14="http://schemas.microsoft.com/office/word/2010/wordml" xmlns:w15="http://schemas.microsoft.com/office/word/2012/wordml" xmlns:w16cex="http://schemas.microsoft.com/office/word/2018/wordml/cex" xmlns:w16cid="http://schemas.microsoft.com/office/word/2016/wordml/cid" xmlns:w16="http://schemas.microsoft.com/office/word/2018/wordml" xmlns:w16du="http://schemas.microsoft.com/office/word/2023/wordml/word16du" xmlns:w16sdtdh="http://schemas.microsoft.com/office/word/2020/wordml/sdtdatahash" xmlns:w16sdtfl="http://schemas.microsoft.com/office/word/2024/wordml/sdtformatlock" xmlns:w16se="http://schemas.microsoft.com/office/word/2015/wordml/symex" xmlns:wpg="http://schemas.microsoft.com/office/word/2010/wordprocessingGroup" xmlns:wpi="http://schemas.microsoft.com/office/word/2010/wordprocessingInk" xmlns:wne="http://schemas.microsoft.com/office/word/2006/wordml" xmlns:wps="http://schemas.microsoft.com/office/word/2010/wordprocessingShape" mc:Ignorable="w14 w15 w16se w16cid w16 w16cex w16sdtdh w16sdtfl w16du wp14">
   <w:endnote w:type="separator" w:id="-1">
     <w:p>
       <w:pPr>
@@ -1192,7 +1519,7 @@
 </file>
 
 <file path=word/footer1.xml><?xml version="1.0" encoding="utf-8"?>
-<w:ftr xmlns:wpc="http://schemas.microsoft.com/office/word/2010/wordprocessingCanvas" xmlns:cx="http://schemas.microsoft.com/office/drawing/2014/chartex" xmlns:cx1="http://schemas.microsoft.com/office/drawing/2015/9/8/chartex" xmlns:cx2="http://schemas.microsoft.com/office/drawing/2015/10/21/chartex" xmlns:cx3="http://schemas.microsoft.com/office/drawing/2016/5/9/chartex" xmlns:cx4="http://schemas.microsoft.com/office/drawing/2016/5/10/chartex" xmlns:cx5="http://schemas.microsoft.com/office/drawing/2016/5/11/chartex" xmlns:cx6="http://schemas.microsoft.com/office/drawing/2016/5/12/chartex" xmlns:cx7="http://schemas.microsoft.com/office/drawing/2016/5/13/chartex" xmlns:cx8="http://schemas.microsoft.com/office/drawing/2016/5/14/chartex" xmlns:mc="http://schemas.openxmlformats.org/markup-compatibility/2006" xmlns:aink="http://schemas.microsoft.com/office/drawing/2016/ink" xmlns:am3d="http://schemas.microsoft.com/office/drawing/2017/model3d" xmlns:o="urn:schemas-microsoft-com:office:office" xmlns:oel="http://schemas.microsoft.com/office/2019/extlst" xmlns:r="http://schemas.openxmlformats.org/officeDocument/2006/relationships" xmlns:m="http://schemas.openxmlformats.org/officeDocument/2006/math" xmlns:v="urn:schemas-microsoft-com:vml" xmlns:wp14="http://schemas.microsoft.com/office/word/2010/wordprocessingDrawing" xmlns:wp="http://schemas.openxmlformats.org/drawingml/2006/wordprocessingDrawing" xmlns:w10="urn:schemas-microsoft-com:office:word" xmlns:w="http://schemas.openxmlformats.org/wordprocessingml/2006/main" xmlns:w14="http://schemas.microsoft.com/office/word/2010/wordml" xmlns:w15="http://schemas.microsoft.com/office/word/2012/wordml" xmlns:w16cex="http://schemas.microsoft.com/office/word/2018/wordml/cex" xmlns:w16cid="http://schemas.microsoft.com/office/word/2016/wordml/cid" xmlns:w16="http://schemas.microsoft.com/office/word/2018/wordml" xmlns:w16sdtdh="http://schemas.microsoft.com/office/word/2020/wordml/sdtdatahash" xmlns:w16se="http://schemas.microsoft.com/office/word/2015/wordml/symex" xmlns:wpg="http://schemas.microsoft.com/office/word/2010/wordprocessingGroup" xmlns:wpi="http://schemas.microsoft.com/office/word/2010/wordprocessingInk" xmlns:wne="http://schemas.microsoft.com/office/word/2006/wordml" xmlns:wps="http://schemas.microsoft.com/office/word/2010/wordprocessingShape" mc:Ignorable="w14 w15 w16se w16cid w16 w16cex w16sdtdh wp14">
+<w:ftr xmlns:wpc="http://schemas.microsoft.com/office/word/2010/wordprocessingCanvas" xmlns:cx="http://schemas.microsoft.com/office/drawing/2014/chartex" xmlns:cx1="http://schemas.microsoft.com/office/drawing/2015/9/8/chartex" xmlns:cx2="http://schemas.microsoft.com/office/drawing/2015/10/21/chartex" xmlns:cx3="http://schemas.microsoft.com/office/drawing/2016/5/9/chartex" xmlns:cx4="http://schemas.microsoft.com/office/drawing/2016/5/10/chartex" xmlns:cx5="http://schemas.microsoft.com/office/drawing/2016/5/11/chartex" xmlns:cx6="http://schemas.microsoft.com/office/drawing/2016/5/12/chartex" xmlns:cx7="http://schemas.microsoft.com/office/drawing/2016/5/13/chartex" xmlns:cx8="http://schemas.microsoft.com/office/drawing/2016/5/14/chartex" xmlns:mc="http://schemas.openxmlformats.org/markup-compatibility/2006" xmlns:aink="http://schemas.microsoft.com/office/drawing/2016/ink" xmlns:am3d="http://schemas.microsoft.com/office/drawing/2017/model3d" xmlns:o="urn:schemas-microsoft-com:office:office" xmlns:oel="http://schemas.microsoft.com/office/2019/extlst" xmlns:r="http://schemas.openxmlformats.org/officeDocument/2006/relationships" xmlns:m="http://schemas.openxmlformats.org/officeDocument/2006/math" xmlns:v="urn:schemas-microsoft-com:vml" xmlns:wp14="http://schemas.microsoft.com/office/word/2010/wordprocessingDrawing" xmlns:wp="http://schemas.openxmlformats.org/drawingml/2006/wordprocessingDrawing" xmlns:w10="urn:schemas-microsoft-com:office:word" xmlns:w="http://schemas.openxmlformats.org/wordprocessingml/2006/main" xmlns:w14="http://schemas.microsoft.com/office/word/2010/wordml" xmlns:w15="http://schemas.microsoft.com/office/word/2012/wordml" xmlns:w16cex="http://schemas.microsoft.com/office/word/2018/wordml/cex" xmlns:w16cid="http://schemas.microsoft.com/office/word/2016/wordml/cid" xmlns:w16="http://schemas.microsoft.com/office/word/2018/wordml" xmlns:w16du="http://schemas.microsoft.com/office/word/2023/wordml/word16du" xmlns:w16sdtdh="http://schemas.microsoft.com/office/word/2020/wordml/sdtdatahash" xmlns:w16sdtfl="http://schemas.microsoft.com/office/word/2024/wordml/sdtformatlock" xmlns:w16se="http://schemas.microsoft.com/office/word/2015/wordml/symex" xmlns:wpg="http://schemas.microsoft.com/office/word/2010/wordprocessingGroup" xmlns:wpi="http://schemas.microsoft.com/office/word/2010/wordprocessingInk" xmlns:wne="http://schemas.microsoft.com/office/word/2006/wordml" xmlns:wps="http://schemas.microsoft.com/office/word/2010/wordprocessingShape" mc:Ignorable="w14 w15 w16se w16cid w16 w16cex w16sdtdh w16sdtfl w16du wp14">
   <w:p>
     <w:pPr>
       <w:pStyle w:val="Footer"/>
@@ -1202,7 +1529,7 @@
 </file>
 
 <file path=word/footer2.xml><?xml version="1.0" encoding="utf-8"?>
-<w:ftr xmlns:wpc="http://schemas.microsoft.com/office/word/2010/wordprocessingCanvas" xmlns:cx="http://schemas.microsoft.com/office/drawing/2014/chartex" xmlns:cx1="http://schemas.microsoft.com/office/drawing/2015/9/8/chartex" xmlns:cx2="http://schemas.microsoft.com/office/drawing/2015/10/21/chartex" xmlns:cx3="http://schemas.microsoft.com/office/drawing/2016/5/9/chartex" xmlns:cx4="http://schemas.microsoft.com/office/drawing/2016/5/10/chartex" xmlns:cx5="http://schemas.microsoft.com/office/drawing/2016/5/11/chartex" xmlns:cx6="http://schemas.microsoft.com/office/drawing/2016/5/12/chartex" xmlns:cx7="http://schemas.microsoft.com/office/drawing/2016/5/13/chartex" xmlns:cx8="http://schemas.microsoft.com/office/drawing/2016/5/14/chartex" xmlns:mc="http://schemas.openxmlformats.org/markup-compatibility/2006" xmlns:aink="http://schemas.microsoft.com/office/drawing/2016/ink" xmlns:am3d="http://schemas.microsoft.com/office/drawing/2017/model3d" xmlns:o="urn:schemas-microsoft-com:office:office" xmlns:oel="http://schemas.microsoft.com/office/2019/extlst" xmlns:r="http://schemas.openxmlformats.org/officeDocument/2006/relationships" xmlns:m="http://schemas.openxmlformats.org/officeDocument/2006/math" xmlns:v="urn:schemas-microsoft-com:vml" xmlns:wp14="http://schemas.microsoft.com/office/word/2010/wordprocessingDrawing" xmlns:wp="http://schemas.openxmlformats.org/drawingml/2006/wordprocessingDrawing" xmlns:w10="urn:schemas-microsoft-com:office:word" xmlns:w="http://schemas.openxmlformats.org/wordprocessingml/2006/main" xmlns:w14="http://schemas.microsoft.com/office/word/2010/wordml" xmlns:w15="http://schemas.microsoft.com/office/word/2012/wordml" xmlns:w16cex="http://schemas.microsoft.com/office/word/2018/wordml/cex" xmlns:w16cid="http://schemas.microsoft.com/office/word/2016/wordml/cid" xmlns:w16="http://schemas.microsoft.com/office/word/2018/wordml" xmlns:w16sdtdh="http://schemas.microsoft.com/office/word/2020/wordml/sdtdatahash" xmlns:w16se="http://schemas.microsoft.com/office/word/2015/wordml/symex" xmlns:wpg="http://schemas.microsoft.com/office/word/2010/wordprocessingGroup" xmlns:wpi="http://schemas.microsoft.com/office/word/2010/wordprocessingInk" xmlns:wne="http://schemas.microsoft.com/office/word/2006/wordml" xmlns:wps="http://schemas.microsoft.com/office/word/2010/wordprocessingShape" mc:Ignorable="w14 w15 w16se w16cid w16 w16cex w16sdtdh wp14">
+<w:ftr xmlns:wpc="http://schemas.microsoft.com/office/word/2010/wordprocessingCanvas" xmlns:cx="http://schemas.microsoft.com/office/drawing/2014/chartex" xmlns:cx1="http://schemas.microsoft.com/office/drawing/2015/9/8/chartex" xmlns:cx2="http://schemas.microsoft.com/office/drawing/2015/10/21/chartex" xmlns:cx3="http://schemas.microsoft.com/office/drawing/2016/5/9/chartex" xmlns:cx4="http://schemas.microsoft.com/office/drawing/2016/5/10/chartex" xmlns:cx5="http://schemas.microsoft.com/office/drawing/2016/5/11/chartex" xmlns:cx6="http://schemas.microsoft.com/office/drawing/2016/5/12/chartex" xmlns:cx7="http://schemas.microsoft.com/office/drawing/2016/5/13/chartex" xmlns:cx8="http://schemas.microsoft.com/office/drawing/2016/5/14/chartex" xmlns:mc="http://schemas.openxmlformats.org/markup-compatibility/2006" xmlns:aink="http://schemas.microsoft.com/office/drawing/2016/ink" xmlns:am3d="http://schemas.microsoft.com/office/drawing/2017/model3d" xmlns:o="urn:schemas-microsoft-com:office:office" xmlns:oel="http://schemas.microsoft.com/office/2019/extlst" xmlns:r="http://schemas.openxmlformats.org/officeDocument/2006/relationships" xmlns:m="http://schemas.openxmlformats.org/officeDocument/2006/math" xmlns:v="urn:schemas-microsoft-com:vml" xmlns:wp14="http://schemas.microsoft.com/office/word/2010/wordprocessingDrawing" xmlns:wp="http://schemas.openxmlformats.org/drawingml/2006/wordprocessingDrawing" xmlns:w10="urn:schemas-microsoft-com:office:word" xmlns:w="http://schemas.openxmlformats.org/wordprocessingml/2006/main" xmlns:w14="http://schemas.microsoft.com/office/word/2010/wordml" xmlns:w15="http://schemas.microsoft.com/office/word/2012/wordml" xmlns:w16cex="http://schemas.microsoft.com/office/word/2018/wordml/cex" xmlns:w16cid="http://schemas.microsoft.com/office/word/2016/wordml/cid" xmlns:w16="http://schemas.microsoft.com/office/word/2018/wordml" xmlns:w16du="http://schemas.microsoft.com/office/word/2023/wordml/word16du" xmlns:w16sdtdh="http://schemas.microsoft.com/office/word/2020/wordml/sdtdatahash" xmlns:w16sdtfl="http://schemas.microsoft.com/office/word/2024/wordml/sdtformatlock" xmlns:w16se="http://schemas.microsoft.com/office/word/2015/wordml/symex" xmlns:wpg="http://schemas.microsoft.com/office/word/2010/wordprocessingGroup" xmlns:wpi="http://schemas.microsoft.com/office/word/2010/wordprocessingInk" xmlns:wne="http://schemas.microsoft.com/office/word/2006/wordml" xmlns:wps="http://schemas.microsoft.com/office/word/2010/wordprocessingShape" mc:Ignorable="w14 w15 w16se w16cid w16 w16cex w16sdtdh w16sdtfl w16du wp14">
   <w:p>
     <w:pPr>
       <w:pStyle w:val="Footer"/>
@@ -1212,7 +1539,7 @@
 </file>
 
 <file path=word/footer3.xml><?xml version="1.0" encoding="utf-8"?>
-<w:ftr xmlns:wpc="http://schemas.microsoft.com/office/word/2010/wordprocessingCanvas" xmlns:cx="http://schemas.microsoft.com/office/drawing/2014/chartex" xmlns:cx1="http://schemas.microsoft.com/office/drawing/2015/9/8/chartex" xmlns:cx2="http://schemas.microsoft.com/office/drawing/2015/10/21/chartex" xmlns:cx3="http://schemas.microsoft.com/office/drawing/2016/5/9/chartex" xmlns:cx4="http://schemas.microsoft.com/office/drawing/2016/5/10/chartex" xmlns:cx5="http://schemas.microsoft.com/office/drawing/2016/5/11/chartex" xmlns:cx6="http://schemas.microsoft.com/office/drawing/2016/5/12/chartex" xmlns:cx7="http://schemas.microsoft.com/office/drawing/2016/5/13/chartex" xmlns:cx8="http://schemas.microsoft.com/office/drawing/2016/5/14/chartex" xmlns:mc="http://schemas.openxmlformats.org/markup-compatibility/2006" xmlns:aink="http://schemas.microsoft.com/office/drawing/2016/ink" xmlns:am3d="http://schemas.microsoft.com/office/drawing/2017/model3d" xmlns:o="urn:schemas-microsoft-com:office:office" xmlns:oel="http://schemas.microsoft.com/office/2019/extlst" xmlns:r="http://schemas.openxmlformats.org/officeDocument/2006/relationships" xmlns:m="http://schemas.openxmlformats.org/officeDocument/2006/math" xmlns:v="urn:schemas-microsoft-com:vml" xmlns:wp14="http://schemas.microsoft.com/office/word/2010/wordprocessingDrawing" xmlns:wp="http://schemas.openxmlformats.org/drawingml/2006/wordprocessingDrawing" xmlns:w10="urn:schemas-microsoft-com:office:word" xmlns:w="http://schemas.openxmlformats.org/wordprocessingml/2006/main" xmlns:w14="http://schemas.microsoft.com/office/word/2010/wordml" xmlns:w15="http://schemas.microsoft.com/office/word/2012/wordml" xmlns:w16cex="http://schemas.microsoft.com/office/word/2018/wordml/cex" xmlns:w16cid="http://schemas.microsoft.com/office/word/2016/wordml/cid" xmlns:w16="http://schemas.microsoft.com/office/word/2018/wordml" xmlns:w16sdtdh="http://schemas.microsoft.com/office/word/2020/wordml/sdtdatahash" xmlns:w16se="http://schemas.microsoft.com/office/word/2015/wordml/symex" xmlns:wpg="http://schemas.microsoft.com/office/word/2010/wordprocessingGroup" xmlns:wpi="http://schemas.microsoft.com/office/word/2010/wordprocessingInk" xmlns:wne="http://schemas.microsoft.com/office/word/2006/wordml" xmlns:wps="http://schemas.microsoft.com/office/word/2010/wordprocessingShape" mc:Ignorable="w14 w15 w16se w16cid w16 w16cex w16sdtdh wp14">
+<w:ftr xmlns:wpc="http://schemas.microsoft.com/office/word/2010/wordprocessingCanvas" xmlns:cx="http://schemas.microsoft.com/office/drawing/2014/chartex" xmlns:cx1="http://schemas.microsoft.com/office/drawing/2015/9/8/chartex" xmlns:cx2="http://schemas.microsoft.com/office/drawing/2015/10/21/chartex" xmlns:cx3="http://schemas.microsoft.com/office/drawing/2016/5/9/chartex" xmlns:cx4="http://schemas.microsoft.com/office/drawing/2016/5/10/chartex" xmlns:cx5="http://schemas.microsoft.com/office/drawing/2016/5/11/chartex" xmlns:cx6="http://schemas.microsoft.com/office/drawing/2016/5/12/chartex" xmlns:cx7="http://schemas.microsoft.com/office/drawing/2016/5/13/chartex" xmlns:cx8="http://schemas.microsoft.com/office/drawing/2016/5/14/chartex" xmlns:mc="http://schemas.openxmlformats.org/markup-compatibility/2006" xmlns:aink="http://schemas.microsoft.com/office/drawing/2016/ink" xmlns:am3d="http://schemas.microsoft.com/office/drawing/2017/model3d" xmlns:o="urn:schemas-microsoft-com:office:office" xmlns:oel="http://schemas.microsoft.com/office/2019/extlst" xmlns:r="http://schemas.openxmlformats.org/officeDocument/2006/relationships" xmlns:m="http://schemas.openxmlformats.org/officeDocument/2006/math" xmlns:v="urn:schemas-microsoft-com:vml" xmlns:wp14="http://schemas.microsoft.com/office/word/2010/wordprocessingDrawing" xmlns:wp="http://schemas.openxmlformats.org/drawingml/2006/wordprocessingDrawing" xmlns:w10="urn:schemas-microsoft-com:office:word" xmlns:w="http://schemas.openxmlformats.org/wordprocessingml/2006/main" xmlns:w14="http://schemas.microsoft.com/office/word/2010/wordml" xmlns:w15="http://schemas.microsoft.com/office/word/2012/wordml" xmlns:w16cex="http://schemas.microsoft.com/office/word/2018/wordml/cex" xmlns:w16cid="http://schemas.microsoft.com/office/word/2016/wordml/cid" xmlns:w16="http://schemas.microsoft.com/office/word/2018/wordml" xmlns:w16du="http://schemas.microsoft.com/office/word/2023/wordml/word16du" xmlns:w16sdtdh="http://schemas.microsoft.com/office/word/2020/wordml/sdtdatahash" xmlns:w16sdtfl="http://schemas.microsoft.com/office/word/2024/wordml/sdtformatlock" xmlns:w16se="http://schemas.microsoft.com/office/word/2015/wordml/symex" xmlns:wpg="http://schemas.microsoft.com/office/word/2010/wordprocessingGroup" xmlns:wpi="http://schemas.microsoft.com/office/word/2010/wordprocessingInk" xmlns:wne="http://schemas.microsoft.com/office/word/2006/wordml" xmlns:wps="http://schemas.microsoft.com/office/word/2010/wordprocessingShape" mc:Ignorable="w14 w15 w16se w16cid w16 w16cex w16sdtdh w16sdtfl w16du wp14">
   <w:p>
     <w:pPr>
       <w:pStyle w:val="Footer"/>
@@ -1222,7 +1549,7 @@
 </file>
 
 <file path=word/footnotes.xml><?xml version="1.0" encoding="utf-8"?>
-<w:footnotes xmlns:wpc="http://schemas.microsoft.com/office/word/2010/wordprocessingCanvas" xmlns:cx="http://schemas.microsoft.com/office/drawing/2014/chartex" xmlns:cx1="http://schemas.microsoft.com/office/drawing/2015/9/8/chartex" xmlns:cx2="http://schemas.microsoft.com/office/drawing/2015/10/21/chartex" xmlns:cx3="http://schemas.microsoft.com/office/drawing/2016/5/9/chartex" xmlns:cx4="http://schemas.microsoft.com/office/drawing/2016/5/10/chartex" xmlns:cx5="http://schemas.microsoft.com/office/drawing/2016/5/11/chartex" xmlns:cx6="http://schemas.microsoft.com/office/drawing/2016/5/12/chartex" xmlns:cx7="http://schemas.microsoft.com/office/drawing/2016/5/13/chartex" xmlns:cx8="http://schemas.microsoft.com/office/drawing/2016/5/14/chartex" xmlns:mc="http://schemas.openxmlformats.org/markup-compatibility/2006" xmlns:aink="http://schemas.microsoft.com/office/drawing/2016/ink" xmlns:am3d="http://schemas.microsoft.com/office/drawing/2017/model3d" xmlns:o="urn:schemas-microsoft-com:office:office" xmlns:oel="http://schemas.microsoft.com/office/2019/extlst" xmlns:r="http://schemas.openxmlformats.org/officeDocument/2006/relationships" xmlns:m="http://schemas.openxmlformats.org/officeDocument/2006/math" xmlns:v="urn:schemas-microsoft-com:vml" xmlns:wp14="http://schemas.microsoft.com/office/word/2010/wordprocessingDrawing" xmlns:wp="http://schemas.openxmlformats.org/drawingml/2006/wordprocessingDrawing" xmlns:w10="urn:schemas-microsoft-com:office:word" xmlns:w="http://schemas.openxmlformats.org/wordprocessingml/2006/main" xmlns:w14="http://schemas.microsoft.com/office/word/2010/wordml" xmlns:w15="http://schemas.microsoft.com/office/word/2012/wordml" xmlns:w16cex="http://schemas.microsoft.com/office/word/2018/wordml/cex" xmlns:w16cid="http://schemas.microsoft.com/office/word/2016/wordml/cid" xmlns:w16="http://schemas.microsoft.com/office/word/2018/wordml" xmlns:w16sdtdh="http://schemas.microsoft.com/office/word/2020/wordml/sdtdatahash" xmlns:w16se="http://schemas.microsoft.com/office/word/2015/wordml/symex" xmlns:wpg="http://schemas.microsoft.com/office/word/2010/wordprocessingGroup" xmlns:wpi="http://schemas.microsoft.com/office/word/2010/wordprocessingInk" xmlns:wne="http://schemas.microsoft.com/office/word/2006/wordml" xmlns:wps="http://schemas.microsoft.com/office/word/2010/wordprocessingShape" mc:Ignorable="w14 w15 w16se w16cid w16 w16cex w16sdtdh wp14">
+<w:footnotes xmlns:wpc="http://schemas.microsoft.com/office/word/2010/wordprocessingCanvas" xmlns:cx="http://schemas.microsoft.com/office/drawing/2014/chartex" xmlns:cx1="http://schemas.microsoft.com/office/drawing/2015/9/8/chartex" xmlns:cx2="http://schemas.microsoft.com/office/drawing/2015/10/21/chartex" xmlns:cx3="http://schemas.microsoft.com/office/drawing/2016/5/9/chartex" xmlns:cx4="http://schemas.microsoft.com/office/drawing/2016/5/10/chartex" xmlns:cx5="http://schemas.microsoft.com/office/drawing/2016/5/11/chartex" xmlns:cx6="http://schemas.microsoft.com/office/drawing/2016/5/12/chartex" xmlns:cx7="http://schemas.microsoft.com/office/drawing/2016/5/13/chartex" xmlns:cx8="http://schemas.microsoft.com/office/drawing/2016/5/14/chartex" xmlns:mc="http://schemas.openxmlformats.org/markup-compatibility/2006" xmlns:aink="http://schemas.microsoft.com/office/drawing/2016/ink" xmlns:am3d="http://schemas.microsoft.com/office/drawing/2017/model3d" xmlns:o="urn:schemas-microsoft-com:office:office" xmlns:oel="http://schemas.microsoft.com/office/2019/extlst" xmlns:r="http://schemas.openxmlformats.org/officeDocument/2006/relationships" xmlns:m="http://schemas.openxmlformats.org/officeDocument/2006/math" xmlns:v="urn:schemas-microsoft-com:vml" xmlns:wp14="http://schemas.microsoft.com/office/word/2010/wordprocessingDrawing" xmlns:wp="http://schemas.openxmlformats.org/drawingml/2006/wordprocessingDrawing" xmlns:w10="urn:schemas-microsoft-com:office:word" xmlns:w="http://schemas.openxmlformats.org/wordprocessingml/2006/main" xmlns:w14="http://schemas.microsoft.com/office/word/2010/wordml" xmlns:w15="http://schemas.microsoft.com/office/word/2012/wordml" xmlns:w16cex="http://schemas.microsoft.com/office/word/2018/wordml/cex" xmlns:w16cid="http://schemas.microsoft.com/office/word/2016/wordml/cid" xmlns:w16="http://schemas.microsoft.com/office/word/2018/wordml" xmlns:w16du="http://schemas.microsoft.com/office/word/2023/wordml/word16du" xmlns:w16sdtdh="http://schemas.microsoft.com/office/word/2020/wordml/sdtdatahash" xmlns:w16sdtfl="http://schemas.microsoft.com/office/word/2024/wordml/sdtformatlock" xmlns:w16se="http://schemas.microsoft.com/office/word/2015/wordml/symex" xmlns:wpg="http://schemas.microsoft.com/office/word/2010/wordprocessingGroup" xmlns:wpi="http://schemas.microsoft.com/office/word/2010/wordprocessingInk" xmlns:wne="http://schemas.microsoft.com/office/word/2006/wordml" xmlns:wps="http://schemas.microsoft.com/office/word/2010/wordprocessingShape" mc:Ignorable="w14 w15 w16se w16cid w16 w16cex w16sdtdh w16sdtfl w16du wp14">
   <w:footnote w:type="separator" w:id="-1">
     <w:p>
       <w:pPr>
@@ -1247,7 +1574,7 @@
 </file>
 
 <file path=word/header1.xml><?xml version="1.0" encoding="utf-8"?>
-<w:hdr xmlns:wpc="http://schemas.microsoft.com/office/word/2010/wordprocessingCanvas" xmlns:cx="http://schemas.microsoft.com/office/drawing/2014/chartex" xmlns:cx1="http://schemas.microsoft.com/office/drawing/2015/9/8/chartex" xmlns:cx2="http://schemas.microsoft.com/office/drawing/2015/10/21/chartex" xmlns:cx3="http://schemas.microsoft.com/office/drawing/2016/5/9/chartex" xmlns:cx4="http://schemas.microsoft.com/office/drawing/2016/5/10/chartex" xmlns:cx5="http://schemas.microsoft.com/office/drawing/2016/5/11/chartex" xmlns:cx6="http://schemas.microsoft.com/office/drawing/2016/5/12/chartex" xmlns:cx7="http://schemas.microsoft.com/office/drawing/2016/5/13/chartex" xmlns:cx8="http://schemas.microsoft.com/office/drawing/2016/5/14/chartex" xmlns:mc="http://schemas.openxmlformats.org/markup-compatibility/2006" xmlns:aink="http://schemas.microsoft.com/office/drawing/2016/ink" xmlns:am3d="http://schemas.microsoft.com/office/drawing/2017/model3d" xmlns:o="urn:schemas-microsoft-com:office:office" xmlns:oel="http://schemas.microsoft.com/office/2019/extlst" xmlns:r="http://schemas.openxmlformats.org/officeDocument/2006/relationships" xmlns:m="http://schemas.openxmlformats.org/officeDocument/2006/math" xmlns:v="urn:schemas-microsoft-com:vml" xmlns:wp14="http://schemas.microsoft.com/office/word/2010/wordprocessingDrawing" xmlns:wp="http://schemas.openxmlformats.org/drawingml/2006/wordprocessingDrawing" xmlns:w10="urn:schemas-microsoft-com:office:word" xmlns:w="http://schemas.openxmlformats.org/wordprocessingml/2006/main" xmlns:w14="http://schemas.microsoft.com/office/word/2010/wordml" xmlns:w15="http://schemas.microsoft.com/office/word/2012/wordml" xmlns:w16cex="http://schemas.microsoft.com/office/word/2018/wordml/cex" xmlns:w16cid="http://schemas.microsoft.com/office/word/2016/wordml/cid" xmlns:w16="http://schemas.microsoft.com/office/word/2018/wordml" xmlns:w16sdtdh="http://schemas.microsoft.com/office/word/2020/wordml/sdtdatahash" xmlns:w16se="http://schemas.microsoft.com/office/word/2015/wordml/symex" xmlns:wpg="http://schemas.microsoft.com/office/word/2010/wordprocessingGroup" xmlns:wpi="http://schemas.microsoft.com/office/word/2010/wordprocessingInk" xmlns:wne="http://schemas.microsoft.com/office/word/2006/wordml" xmlns:wps="http://schemas.microsoft.com/office/word/2010/wordprocessingShape" mc:Ignorable="w14 w15 w16se w16cid w16 w16cex w16sdtdh wp14">
+<w:hdr xmlns:wpc="http://schemas.microsoft.com/office/word/2010/wordprocessingCanvas" xmlns:cx="http://schemas.microsoft.com/office/drawing/2014/chartex" xmlns:cx1="http://schemas.microsoft.com/office/drawing/2015/9/8/chartex" xmlns:cx2="http://schemas.microsoft.com/office/drawing/2015/10/21/chartex" xmlns:cx3="http://schemas.microsoft.com/office/drawing/2016/5/9/chartex" xmlns:cx4="http://schemas.microsoft.com/office/drawing/2016/5/10/chartex" xmlns:cx5="http://schemas.microsoft.com/office/drawing/2016/5/11/chartex" xmlns:cx6="http://schemas.microsoft.com/office/drawing/2016/5/12/chartex" xmlns:cx7="http://schemas.microsoft.com/office/drawing/2016/5/13/chartex" xmlns:cx8="http://schemas.microsoft.com/office/drawing/2016/5/14/chartex" xmlns:mc="http://schemas.openxmlformats.org/markup-compatibility/2006" xmlns:aink="http://schemas.microsoft.com/office/drawing/2016/ink" xmlns:am3d="http://schemas.microsoft.com/office/drawing/2017/model3d" xmlns:o="urn:schemas-microsoft-com:office:office" xmlns:oel="http://schemas.microsoft.com/office/2019/extlst" xmlns:r="http://schemas.openxmlformats.org/officeDocument/2006/relationships" xmlns:m="http://schemas.openxmlformats.org/officeDocument/2006/math" xmlns:v="urn:schemas-microsoft-com:vml" xmlns:wp14="http://schemas.microsoft.com/office/word/2010/wordprocessingDrawing" xmlns:wp="http://schemas.openxmlformats.org/drawingml/2006/wordprocessingDrawing" xmlns:w10="urn:schemas-microsoft-com:office:word" xmlns:w="http://schemas.openxmlformats.org/wordprocessingml/2006/main" xmlns:w14="http://schemas.microsoft.com/office/word/2010/wordml" xmlns:w15="http://schemas.microsoft.com/office/word/2012/wordml" xmlns:w16cex="http://schemas.microsoft.com/office/word/2018/wordml/cex" xmlns:w16cid="http://schemas.microsoft.com/office/word/2016/wordml/cid" xmlns:w16="http://schemas.microsoft.com/office/word/2018/wordml" xmlns:w16du="http://schemas.microsoft.com/office/word/2023/wordml/word16du" xmlns:w16sdtdh="http://schemas.microsoft.com/office/word/2020/wordml/sdtdatahash" xmlns:w16sdtfl="http://schemas.microsoft.com/office/word/2024/wordml/sdtformatlock" xmlns:w16se="http://schemas.microsoft.com/office/word/2015/wordml/symex" xmlns:wpg="http://schemas.microsoft.com/office/word/2010/wordprocessingGroup" xmlns:wpi="http://schemas.microsoft.com/office/word/2010/wordprocessingInk" xmlns:wne="http://schemas.microsoft.com/office/word/2006/wordml" xmlns:wps="http://schemas.microsoft.com/office/word/2010/wordprocessingShape" mc:Ignorable="w14 w15 w16se w16cid w16 w16cex w16sdtdh w16sdtfl w16du wp14">
   <w:p>
     <w:pPr>
       <w:pStyle w:val="Header"/>
@@ -1257,7 +1584,7 @@
 </file>
 
 <file path=word/header2.xml><?xml version="1.0" encoding="utf-8"?>
-<w:hdr xmlns:wpc="http://schemas.microsoft.com/office/word/2010/wordprocessingCanvas" xmlns:cx="http://schemas.microsoft.com/office/drawing/2014/chartex" xmlns:cx1="http://schemas.microsoft.com/office/drawing/2015/9/8/chartex" xmlns:cx2="http://schemas.microsoft.com/office/drawing/2015/10/21/chartex" xmlns:cx3="http://schemas.microsoft.com/office/drawing/2016/5/9/chartex" xmlns:cx4="http://schemas.microsoft.com/office/drawing/2016/5/10/chartex" xmlns:cx5="http://schemas.microsoft.com/office/drawing/2016/5/11/chartex" xmlns:cx6="http://schemas.microsoft.com/office/drawing/2016/5/12/chartex" xmlns:cx7="http://schemas.microsoft.com/office/drawing/2016/5/13/chartex" xmlns:cx8="http://schemas.microsoft.com/office/drawing/2016/5/14/chartex" xmlns:mc="http://schemas.openxmlformats.org/markup-compatibility/2006" xmlns:aink="http://schemas.microsoft.com/office/drawing/2016/ink" xmlns:am3d="http://schemas.microsoft.com/office/drawing/2017/model3d" xmlns:o="urn:schemas-microsoft-com:office:office" xmlns:oel="http://schemas.microsoft.com/office/2019/extlst" xmlns:r="http://schemas.openxmlformats.org/officeDocument/2006/relationships" xmlns:m="http://schemas.openxmlformats.org/officeDocument/2006/math" xmlns:v="urn:schemas-microsoft-com:vml" xmlns:wp14="http://schemas.microsoft.com/office/word/2010/wordprocessingDrawing" xmlns:wp="http://schemas.openxmlformats.org/drawingml/2006/wordprocessingDrawing" xmlns:w10="urn:schemas-microsoft-com:office:word" xmlns:w="http://schemas.openxmlformats.org/wordprocessingml/2006/main" xmlns:w14="http://schemas.microsoft.com/office/word/2010/wordml" xmlns:w15="http://schemas.microsoft.com/office/word/2012/wordml" xmlns:w16cex="http://schemas.microsoft.com/office/word/2018/wordml/cex" xmlns:w16cid="http://schemas.microsoft.com/office/word/2016/wordml/cid" xmlns:w16="http://schemas.microsoft.com/office/word/2018/wordml" xmlns:w16sdtdh="http://schemas.microsoft.com/office/word/2020/wordml/sdtdatahash" xmlns:w16se="http://schemas.microsoft.com/office/word/2015/wordml/symex" xmlns:wpg="http://schemas.microsoft.com/office/word/2010/wordprocessingGroup" xmlns:wpi="http://schemas.microsoft.com/office/word/2010/wordprocessingInk" xmlns:wne="http://schemas.microsoft.com/office/word/2006/wordml" xmlns:wps="http://schemas.microsoft.com/office/word/2010/wordprocessingShape" mc:Ignorable="w14 w15 w16se w16cid w16 w16cex w16sdtdh wp14">
+<w:hdr xmlns:wpc="http://schemas.microsoft.com/office/word/2010/wordprocessingCanvas" xmlns:cx="http://schemas.microsoft.com/office/drawing/2014/chartex" xmlns:cx1="http://schemas.microsoft.com/office/drawing/2015/9/8/chartex" xmlns:cx2="http://schemas.microsoft.com/office/drawing/2015/10/21/chartex" xmlns:cx3="http://schemas.microsoft.com/office/drawing/2016/5/9/chartex" xmlns:cx4="http://schemas.microsoft.com/office/drawing/2016/5/10/chartex" xmlns:cx5="http://schemas.microsoft.com/office/drawing/2016/5/11/chartex" xmlns:cx6="http://schemas.microsoft.com/office/drawing/2016/5/12/chartex" xmlns:cx7="http://schemas.microsoft.com/office/drawing/2016/5/13/chartex" xmlns:cx8="http://schemas.microsoft.com/office/drawing/2016/5/14/chartex" xmlns:mc="http://schemas.openxmlformats.org/markup-compatibility/2006" xmlns:aink="http://schemas.microsoft.com/office/drawing/2016/ink" xmlns:am3d="http://schemas.microsoft.com/office/drawing/2017/model3d" xmlns:o="urn:schemas-microsoft-com:office:office" xmlns:oel="http://schemas.microsoft.com/office/2019/extlst" xmlns:r="http://schemas.openxmlformats.org/officeDocument/2006/relationships" xmlns:m="http://schemas.openxmlformats.org/officeDocument/2006/math" xmlns:v="urn:schemas-microsoft-com:vml" xmlns:wp14="http://schemas.microsoft.com/office/word/2010/wordprocessingDrawing" xmlns:wp="http://schemas.openxmlformats.org/drawingml/2006/wordprocessingDrawing" xmlns:w10="urn:schemas-microsoft-com:office:word" xmlns:w="http://schemas.openxmlformats.org/wordprocessingml/2006/main" xmlns:w14="http://schemas.microsoft.com/office/word/2010/wordml" xmlns:w15="http://schemas.microsoft.com/office/word/2012/wordml" xmlns:w16cex="http://schemas.microsoft.com/office/word/2018/wordml/cex" xmlns:w16cid="http://schemas.microsoft.com/office/word/2016/wordml/cid" xmlns:w16="http://schemas.microsoft.com/office/word/2018/wordml" xmlns:w16du="http://schemas.microsoft.com/office/word/2023/wordml/word16du" xmlns:w16sdtdh="http://schemas.microsoft.com/office/word/2020/wordml/sdtdatahash" xmlns:w16sdtfl="http://schemas.microsoft.com/office/word/2024/wordml/sdtformatlock" xmlns:w16se="http://schemas.microsoft.com/office/word/2015/wordml/symex" xmlns:wpg="http://schemas.microsoft.com/office/word/2010/wordprocessingGroup" xmlns:wpi="http://schemas.microsoft.com/office/word/2010/wordprocessingInk" xmlns:wne="http://schemas.microsoft.com/office/word/2006/wordml" xmlns:wps="http://schemas.microsoft.com/office/word/2010/wordprocessingShape" mc:Ignorable="w14 w15 w16se w16cid w16 w16cex w16sdtdh w16sdtfl w16du wp14">
   <w:p>
     <w:pPr>
       <w:pStyle w:val="Header"/>
@@ -1268,7 +1595,7 @@
 </file>
 
 <file path=word/header3.xml><?xml version="1.0" encoding="utf-8"?>
-<w:hdr xmlns:wpc="http://schemas.microsoft.com/office/word/2010/wordprocessingCanvas" xmlns:cx="http://schemas.microsoft.com/office/drawing/2014/chartex" xmlns:cx1="http://schemas.microsoft.com/office/drawing/2015/9/8/chartex" xmlns:cx2="http://schemas.microsoft.com/office/drawing/2015/10/21/chartex" xmlns:cx3="http://schemas.microsoft.com/office/drawing/2016/5/9/chartex" xmlns:cx4="http://schemas.microsoft.com/office/drawing/2016/5/10/chartex" xmlns:cx5="http://schemas.microsoft.com/office/drawing/2016/5/11/chartex" xmlns:cx6="http://schemas.microsoft.com/office/drawing/2016/5/12/chartex" xmlns:cx7="http://schemas.microsoft.com/office/drawing/2016/5/13/chartex" xmlns:cx8="http://schemas.microsoft.com/office/drawing/2016/5/14/chartex" xmlns:mc="http://schemas.openxmlformats.org/markup-compatibility/2006" xmlns:aink="http://schemas.microsoft.com/office/drawing/2016/ink" xmlns:am3d="http://schemas.microsoft.com/office/drawing/2017/model3d" xmlns:o="urn:schemas-microsoft-com:office:office" xmlns:oel="http://schemas.microsoft.com/office/2019/extlst" xmlns:r="http://schemas.openxmlformats.org/officeDocument/2006/relationships" xmlns:m="http://schemas.openxmlformats.org/officeDocument/2006/math" xmlns:v="urn:schemas-microsoft-com:vml" xmlns:wp14="http://schemas.microsoft.com/office/word/2010/wordprocessingDrawing" xmlns:wp="http://schemas.openxmlformats.org/drawingml/2006/wordprocessingDrawing" xmlns:w10="urn:schemas-microsoft-com:office:word" xmlns:w="http://schemas.openxmlformats.org/wordprocessingml/2006/main" xmlns:w14="http://schemas.microsoft.com/office/word/2010/wordml" xmlns:w15="http://schemas.microsoft.com/office/word/2012/wordml" xmlns:w16cex="http://schemas.microsoft.com/office/word/2018/wordml/cex" xmlns:w16cid="http://schemas.microsoft.com/office/word/2016/wordml/cid" xmlns:w16="http://schemas.microsoft.com/office/word/2018/wordml" xmlns:w16sdtdh="http://schemas.microsoft.com/office/word/2020/wordml/sdtdatahash" xmlns:w16se="http://schemas.microsoft.com/office/word/2015/wordml/symex" xmlns:wpg="http://schemas.microsoft.com/office/word/2010/wordprocessingGroup" xmlns:wpi="http://schemas.microsoft.com/office/word/2010/wordprocessingInk" xmlns:wne="http://schemas.microsoft.com/office/word/2006/wordml" xmlns:wps="http://schemas.microsoft.com/office/word/2010/wordprocessingShape" mc:Ignorable="w14 w15 w16se w16cid w16 w16cex w16sdtdh wp14">
+<w:hdr xmlns:wpc="http://schemas.microsoft.com/office/word/2010/wordprocessingCanvas" xmlns:cx="http://schemas.microsoft.com/office/drawing/2014/chartex" xmlns:cx1="http://schemas.microsoft.com/office/drawing/2015/9/8/chartex" xmlns:cx2="http://schemas.microsoft.com/office/drawing/2015/10/21/chartex" xmlns:cx3="http://schemas.microsoft.com/office/drawing/2016/5/9/chartex" xmlns:cx4="http://schemas.microsoft.com/office/drawing/2016/5/10/chartex" xmlns:cx5="http://schemas.microsoft.com/office/drawing/2016/5/11/chartex" xmlns:cx6="http://schemas.microsoft.com/office/drawing/2016/5/12/chartex" xmlns:cx7="http://schemas.microsoft.com/office/drawing/2016/5/13/chartex" xmlns:cx8="http://schemas.microsoft.com/office/drawing/2016/5/14/chartex" xmlns:mc="http://schemas.openxmlformats.org/markup-compatibility/2006" xmlns:aink="http://schemas.microsoft.com/office/drawing/2016/ink" xmlns:am3d="http://schemas.microsoft.com/office/drawing/2017/model3d" xmlns:o="urn:schemas-microsoft-com:office:office" xmlns:oel="http://schemas.microsoft.com/office/2019/extlst" xmlns:r="http://schemas.openxmlformats.org/officeDocument/2006/relationships" xmlns:m="http://schemas.openxmlformats.org/officeDocument/2006/math" xmlns:v="urn:schemas-microsoft-com:vml" xmlns:wp14="http://schemas.microsoft.com/office/word/2010/wordprocessingDrawing" xmlns:wp="http://schemas.openxmlformats.org/drawingml/2006/wordprocessingDrawing" xmlns:w10="urn:schemas-microsoft-com:office:word" xmlns:w="http://schemas.openxmlformats.org/wordprocessingml/2006/main" xmlns:w14="http://schemas.microsoft.com/office/word/2010/wordml" xmlns:w15="http://schemas.microsoft.com/office/word/2012/wordml" xmlns:w16cex="http://schemas.microsoft.com/office/word/2018/wordml/cex" xmlns:w16cid="http://schemas.microsoft.com/office/word/2016/wordml/cid" xmlns:w16="http://schemas.microsoft.com/office/word/2018/wordml" xmlns:w16du="http://schemas.microsoft.com/office/word/2023/wordml/word16du" xmlns:w16sdtdh="http://schemas.microsoft.com/office/word/2020/wordml/sdtdatahash" xmlns:w16sdtfl="http://schemas.microsoft.com/office/word/2024/wordml/sdtformatlock" xmlns:w16se="http://schemas.microsoft.com/office/word/2015/wordml/symex" xmlns:wpg="http://schemas.microsoft.com/office/word/2010/wordprocessingGroup" xmlns:wpi="http://schemas.microsoft.com/office/word/2010/wordprocessingInk" xmlns:wne="http://schemas.microsoft.com/office/word/2006/wordml" xmlns:wps="http://schemas.microsoft.com/office/word/2010/wordprocessingShape" mc:Ignorable="w14 w15 w16se w16cid w16 w16cex w16sdtdh w16sdtfl w16du wp14">
   <w:p>
     <w:pPr>
       <w:pStyle w:val="Header"/>
@@ -1277,7 +1604,7 @@
     <w:r>
       <w:tab/>
       <w:tab/>
-      <w:t>2026-06-17</w:t>
+      <w:t>2026-06-18</w:t>
       <w:br/>
       <w:br/>
     </w:r>
@@ -1294,7 +1621,7 @@
 </file>
 
 <file path=word/numbering.xml><?xml version="1.0" encoding="utf-8"?>
-<w:numbering xmlns:wpc="http://schemas.microsoft.com/office/word/2010/wordprocessingCanvas" xmlns:cx="http://schemas.microsoft.com/office/drawing/2014/chartex" xmlns:cx1="http://schemas.microsoft.com/office/drawing/2015/9/8/chartex" xmlns:cx2="http://schemas.microsoft.com/office/drawing/2015/10/21/chartex" xmlns:cx3="http://schemas.microsoft.com/office/drawing/2016/5/9/chartex" xmlns:cx4="http://schemas.microsoft.com/office/drawing/2016/5/10/chartex" xmlns:cx5="http://schemas.microsoft.com/office/drawing/2016/5/11/chartex" xmlns:cx6="http://schemas.microsoft.com/office/drawing/2016/5/12/chartex" xmlns:cx7="http://schemas.microsoft.com/office/drawing/2016/5/13/chartex" xmlns:cx8="http://schemas.microsoft.com/office/drawing/2016/5/14/chartex" xmlns:mc="http://schemas.openxmlformats.org/markup-compatibility/2006" xmlns:aink="http://schemas.microsoft.com/office/drawing/2016/ink" xmlns:am3d="http://schemas.microsoft.com/office/drawing/2017/model3d" xmlns:o="urn:schemas-microsoft-com:office:office" xmlns:oel="http://schemas.microsoft.com/office/2019/extlst" xmlns:r="http://schemas.openxmlformats.org/officeDocument/2006/relationships" xmlns:m="http://schemas.openxmlformats.org/officeDocument/2006/math" xmlns:v="urn:schemas-microsoft-com:vml" xmlns:wp14="http://schemas.microsoft.com/office/word/2010/wordprocessingDrawing" xmlns:wp="http://schemas.openxmlformats.org/drawingml/2006/wordprocessingDrawing" xmlns:w10="urn:schemas-microsoft-com:office:word" xmlns:w="http://schemas.openxmlformats.org/wordprocessingml/2006/main" xmlns:w14="http://schemas.microsoft.com/office/word/2010/wordml" xmlns:w15="http://schemas.microsoft.com/office/word/2012/wordml" xmlns:w16cex="http://schemas.microsoft.com/office/word/2018/wordml/cex" xmlns:w16cid="http://schemas.microsoft.com/office/word/2016/wordml/cid" xmlns:w16="http://schemas.microsoft.com/office/word/2018/wordml" xmlns:w16sdtdh="http://schemas.microsoft.com/office/word/2020/wordml/sdtdatahash" xmlns:w16se="http://schemas.microsoft.com/office/word/2015/wordml/symex" xmlns:wpg="http://schemas.microsoft.com/office/word/2010/wordprocessingGroup" xmlns:wpi="http://schemas.microsoft.com/office/word/2010/wordprocessingInk" xmlns:wne="http://schemas.microsoft.com/office/word/2006/wordml" xmlns:wps="http://schemas.microsoft.com/office/word/2010/wordprocessingShape" mc:Ignorable="w14 w15 w16se w16cid w16 w16cex w16sdtdh wp14">
+<w:numbering xmlns:wpc="http://schemas.microsoft.com/office/word/2010/wordprocessingCanvas" xmlns:cx="http://schemas.microsoft.com/office/drawing/2014/chartex" xmlns:cx1="http://schemas.microsoft.com/office/drawing/2015/9/8/chartex" xmlns:cx2="http://schemas.microsoft.com/office/drawing/2015/10/21/chartex" xmlns:cx3="http://schemas.microsoft.com/office/drawing/2016/5/9/chartex" xmlns:cx4="http://schemas.microsoft.com/office/drawing/2016/5/10/chartex" xmlns:cx5="http://schemas.microsoft.com/office/drawing/2016/5/11/chartex" xmlns:cx6="http://schemas.microsoft.com/office/drawing/2016/5/12/chartex" xmlns:cx7="http://schemas.microsoft.com/office/drawing/2016/5/13/chartex" xmlns:cx8="http://schemas.microsoft.com/office/drawing/2016/5/14/chartex" xmlns:mc="http://schemas.openxmlformats.org/markup-compatibility/2006" xmlns:aink="http://schemas.microsoft.com/office/drawing/2016/ink" xmlns:am3d="http://schemas.microsoft.com/office/drawing/2017/model3d" xmlns:o="urn:schemas-microsoft-com:office:office" xmlns:oel="http://schemas.microsoft.com/office/2019/extlst" xmlns:r="http://schemas.openxmlformats.org/officeDocument/2006/relationships" xmlns:m="http://schemas.openxmlformats.org/officeDocument/2006/math" xmlns:v="urn:schemas-microsoft-com:vml" xmlns:wp14="http://schemas.microsoft.com/office/word/2010/wordprocessingDrawing" xmlns:wp="http://schemas.openxmlformats.org/drawingml/2006/wordprocessingDrawing" xmlns:w10="urn:schemas-microsoft-com:office:word" xmlns:w="http://schemas.openxmlformats.org/wordprocessingml/2006/main" xmlns:w14="http://schemas.microsoft.com/office/word/2010/wordml" xmlns:w15="http://schemas.microsoft.com/office/word/2012/wordml" xmlns:w16cex="http://schemas.microsoft.com/office/word/2018/wordml/cex" xmlns:w16cid="http://schemas.microsoft.com/office/word/2016/wordml/cid" xmlns:w16="http://schemas.microsoft.com/office/word/2018/wordml" xmlns:w16du="http://schemas.microsoft.com/office/word/2023/wordml/word16du" xmlns:w16sdtdh="http://schemas.microsoft.com/office/word/2020/wordml/sdtdatahash" xmlns:w16sdtfl="http://schemas.microsoft.com/office/word/2024/wordml/sdtformatlock" xmlns:w16se="http://schemas.microsoft.com/office/word/2015/wordml/symex" xmlns:wpg="http://schemas.microsoft.com/office/word/2010/wordprocessingGroup" xmlns:wpi="http://schemas.microsoft.com/office/word/2010/wordprocessingInk" xmlns:wne="http://schemas.microsoft.com/office/word/2006/wordml" xmlns:wps="http://schemas.microsoft.com/office/word/2010/wordprocessingShape" mc:Ignorable="w14 w15 w16se w16cid w16 w16cex w16sdtdh w16sdtfl w16du wp14">
   <w:abstractNum w:abstractNumId="0" w15:restartNumberingAfterBreak="0">
     <w:nsid w:val="FFFFFF7C"/>
     <w:multiLevelType w:val="singleLevel"/>
@@ -1497,7 +1824,7 @@
 </file>
 
 <file path=word/styles.xml><?xml version="1.0" encoding="utf-8"?>
-<w:styles xmlns:mc="http://schemas.openxmlformats.org/markup-compatibility/2006" xmlns:r="http://schemas.openxmlformats.org/officeDocument/2006/relationships" xmlns:w="http://schemas.openxmlformats.org/wordprocessingml/2006/main" xmlns:w14="http://schemas.microsoft.com/office/word/2010/wordml" xmlns:w15="http://schemas.microsoft.com/office/word/2012/wordml" xmlns:w16cex="http://schemas.microsoft.com/office/word/2018/wordml/cex" xmlns:w16cid="http://schemas.microsoft.com/office/word/2016/wordml/cid" xmlns:w16="http://schemas.microsoft.com/office/word/2018/wordml" xmlns:w16sdtdh="http://schemas.microsoft.com/office/word/2020/wordml/sdtdatahash" xmlns:w16se="http://schemas.microsoft.com/office/word/2015/wordml/symex" mc:Ignorable="w14 w15 w16se w16cid w16 w16cex w16sdtdh">
+<w:styles xmlns:mc="http://schemas.openxmlformats.org/markup-compatibility/2006" xmlns:r="http://schemas.openxmlformats.org/officeDocument/2006/relationships" xmlns:w="http://schemas.openxmlformats.org/wordprocessingml/2006/main" xmlns:w14="http://schemas.microsoft.com/office/word/2010/wordml" xmlns:w15="http://schemas.microsoft.com/office/word/2012/wordml" xmlns:w16cex="http://schemas.microsoft.com/office/word/2018/wordml/cex" xmlns:w16cid="http://schemas.microsoft.com/office/word/2016/wordml/cid" xmlns:w16="http://schemas.microsoft.com/office/word/2018/wordml" xmlns:w16du="http://schemas.microsoft.com/office/word/2023/wordml/word16du" xmlns:w16sdtdh="http://schemas.microsoft.com/office/word/2020/wordml/sdtdatahash" xmlns:w16sdtfl="http://schemas.microsoft.com/office/word/2024/wordml/sdtformatlock" xmlns:w16se="http://schemas.microsoft.com/office/word/2015/wordml/symex" mc:Ignorable="w14 w15 w16se w16cid w16 w16cex w16sdtdh w16sdtfl w16du">
   <w:docDefaults>
     <w:rPrDefault>
       <w:rPr>
@@ -2255,7 +2582,7 @@
     <w:link w:val="TitleChar"/>
     <w:uiPriority w:val="10"/>
     <w:qFormat/>
-    <w:rsid w:val="007106C8"/>
+    <w:rsid w:val="00E854FA"/>
     <w:pPr>
       <w:spacing w:after="300" w:line="240" w:lineRule="auto"/>
       <w:contextualSpacing/>
@@ -2265,7 +2592,7 @@
       <w:rFonts w:eastAsiaTheme="majorEastAsia" w:cstheme="majorBidi"/>
       <w:spacing w:val="5"/>
       <w:kern w:val="28"/>
-      <w:sz w:val="52"/>
+      <w:sz w:val="40"/>
       <w:szCs w:val="52"/>
       <w:lang w:val="sv-SE" w:eastAsia="en-US" w:bidi="ar-SA"/>
     </w:rPr>
@@ -2275,12 +2602,12 @@
     <w:basedOn w:val="DefaultParagraphFont"/>
     <w:link w:val="Title"/>
     <w:uiPriority w:val="10"/>
-    <w:rsid w:val="007106C8"/>
+    <w:rsid w:val="00E854FA"/>
     <w:rPr>
       <w:rFonts w:ascii="Times New Roman" w:eastAsiaTheme="majorEastAsia" w:hAnsi="Times New Roman" w:cstheme="majorBidi"/>
       <w:spacing w:val="5"/>
       <w:kern w:val="28"/>
-      <w:sz w:val="52"/>
+      <w:sz w:val="40"/>
       <w:szCs w:val="52"/>
       <w:lang w:val="sv-SE" w:eastAsia="en-US" w:bidi="ar-SA"/>
     </w:rPr>

--- a/klagomål/A 62998-2025 FSC-klagomål.docx
+++ b/klagomål/A 62998-2025 FSC-klagomål.docx
@@ -1604,7 +1604,7 @@
     <w:r>
       <w:tab/>
       <w:tab/>
-      <w:t>2026-06-18</w:t>
+      <w:t>2026-06-19</w:t>
       <w:br/>
       <w:br/>
     </w:r>

--- a/klagomål/A 62998-2025 FSC-klagomål.docx
+++ b/klagomål/A 62998-2025 FSC-klagomål.docx
@@ -1604,7 +1604,7 @@
     <w:r>
       <w:tab/>
       <w:tab/>
-      <w:t>2026-06-19</w:t>
+      <w:t>2026-06-20</w:t>
       <w:br/>
       <w:br/>
     </w:r>

--- a/klagomål/A 62998-2025 FSC-klagomål.docx
+++ b/klagomål/A 62998-2025 FSC-klagomål.docx
@@ -168,38 +168,7 @@
     </w:p>
     <w:p>
       <w:r>
-        <w:t>Detta dokument behandlar höga naturvärden i avverkningsanmälan A 62998-2025 i Uppsala kommun som inkom 2025-12-18 och omfattar 10,8 ha.</w:t>
-      </w:r>
-    </w:p>
-    <w:p>
-      <w:r>
-        <w:t>Nedan presenteras fynd av naturvårdsarter och fridlysta arter som gjorts i det avverkningsanmälda området, samt relevanta utdrag ur standarderna för FSC, Chain of Custody, Controlled Wood och PEFC. I BILAGA 1 finns artfakta om fridlysta arter.</w:t>
-      </w:r>
-    </w:p>
-    <w:p>
-      <w:r>
-        <w:t>Vi förväntar oss att ni återkommer med ett skriftligt svar på vårt klagomål och även beskriver vilka korrigerande åtgärder ni satt in för att rätta till identifierade brister i er efterlevnad av den svenska FSC standarden.</w:t>
-      </w:r>
-    </w:p>
-    <w:p>
-      <w:pPr>
-        <w:pStyle w:val="Heading1"/>
-      </w:pPr>
-      <w:r>
-        <w:t>Naturvårdsarter</w:t>
-      </w:r>
-    </w:p>
-    <w:p>
-      <w:r>
-        <w:t>I och inom 24 meter från avverkningsanmälan har följande 17 naturvårdsarter hittats: knärot (VU, T, §8), fjällig taggsvamp s.str. (NT), rynkskinn (NT, T), vedtrappmossa (NT, T), bronshjon (S, T), flagellkvastmossa (S, T), granbräken (S), grön sköldmossa (S, T, §8), grönpyrola (S, T), gullgröppa (S), rödgul trumpetsvamp (S), skinnlav (S, T), stubbspretmossa (S, T), svavelriska (S), blåsippa (T, §9), spillkråka (T, §4) och fläcknycklar (§8). Av dessa är 4 rödlistade. För rödlistade arter har rödlistekategorin angivits inom parentes. Arter som är signalarter enligt Skogsstyrelsen har markerats med (S). Typiska arter inom Natura 2000 som är kopplade till skogsekosystem har markerats med (T). För fridlysta arter anges även paragrafen i Artskyddsförordningen som arten är fridlyst enligt.</w:t>
-      </w:r>
-    </w:p>
-    <w:p>
-      <w:r>
-        <w:t>De påträffade naturvårdsarterna är ett tydligt kvitto på att det rör sig om en skog med höga naturvärden.</w:t>
-      </w:r>
-      <w:r>
-        <w:t xml:space="preserve"> I Figur 1 visas fyndplatser för naturvårdsarter i området, som finns registrerade på Artportalen.</w:t>
+        <w:t>Detta klagomål behandlar höga naturvärden i avverkningsanmälan A 62998-2025 i Uppsala kommun som inkom 2025-12-18 och omfattar 10,8 ha.</w:t>
       </w:r>
     </w:p>
     <w:p>
@@ -247,92 +216,35 @@
         <w:spacing w:after="240"/>
       </w:pPr>
       <w:r>
-        <w:t>Figur 1. Fyndplatser för naturvårdsarter i och inom 24 meter från avverkningsanmälan (röd linje). Markörer utan svart kant är placerade på fyndplatsen. Markörer med svart kant är placerade vid sidan av fyndplatsen och har ett svart streck som visar fyndplatsens exakta position. Kartans mittpunktskoordinat är N 6663739, E 631577 i SWEREF 99 TM.</w:t>
+        <w:t>Figur 1. Fyndplatser för naturvårdsarter i och inom 24 meter från avverkningsanmälan. Markörer utan svart kant är placerade på fyndplatsen. Markörer med svart kant är placerade vid sidan av fyndplatsen har ett svart streck som visar fyndplatsens exakta position. Kartans mittpunktskoordinat är N 6663739, E 631577 i SWEREF 99 TM.</w:t>
+      </w:r>
+    </w:p>
+    <w:p>
+      <w:r>
+        <w:t>I och inom 24 meter från avverkningsanmälan finns fynd av 17 naturvårdsarter, varav 4 är rödlistade, 5 är fridlysta, 11 är typiska (T) och 10 är signalarter (S): knärot (VU, T, §8), fjällig taggsvamp s.str. (NT), rynkskinn (NT, T), vedtrappmossa (NT, T), bronshjon (S, T), flagellkvastmossa (S, T), granbräken (S), grön sköldmossa (S, T, §8), grönpyrola (S, T), gullgröppa (S), rödgul trumpetsvamp (S), skinnlav (S, T), stubbspretmossa (S, T), svavelriska (S), blåsippa (T, §9), spillkråka (T, §4) och fläcknycklar (§8). Se Figur 1.</w:t>
+      </w:r>
+    </w:p>
+    <w:p>
+      <w:r>
+        <w:t>Nedan presenteras relevanta utdrag ur standarderna för FSC, Chain of Custody, Controlled Wood och PEFC.</w:t>
+      </w:r>
+    </w:p>
+    <w:p>
+      <w:r>
+        <w:t>Vi förväntar oss att ni återkommer med ett skriftligt svar på vårt klagomål och även beskriver vilka korrigerande åtgärder ni satt in för att rätta till identifierade brister i er efterlevnad av den svenska FSC standarden.</w:t>
       </w:r>
     </w:p>
     <w:p>
       <w:pPr>
-        <w:pStyle w:val="Heading2"/>
+        <w:pStyle w:val="Heading1"/>
       </w:pPr>
       <w:r>
-        <w:t>Fridlysta arter</w:t>
+        <w:t>Naturvårdsarter och fridlysta arter</w:t>
       </w:r>
     </w:p>
     <w:p>
       <w:r>
-        <w:t>Följande fridlysta arter har sina livsmiljöer och växtplatser i den avverkningsanmälda skogen: knärot (VU, T, §8), grön sköldmossa (S, T, §8), blåsippa (T, §9), spillkråka (T, §4) och fläcknycklar (§8).</w:t>
-      </w:r>
-    </w:p>
-    <w:p>
-      <w:r>
-        <w:t xml:space="preserve">Observera att medlemsländerna är skyldiga att agera i enlighet med EU:s fågeldirektiv där det uttryckligen står att direktivet gäller för fåglar samt för deras ägg, bon och </w:t>
-      </w:r>
-      <w:r>
-        <w:rPr>
-          <w:b/>
-        </w:rPr>
-        <w:t xml:space="preserve">livsmiljöer </w:t>
-      </w:r>
-      <w:r>
-        <w:t>(artikel 1). Vidare att de åtgärder som vidtas inte får leda till en försämring av den nuvarande situationen beträffande bevarandet av de fågelarter som avses i artikel 1 (artikel 13). Fågeldirektivet är styrande för tillsynsansvariga myndigheters ärendehantering, ställningstaganden och beslutsfattande.</w:t>
-      </w:r>
-    </w:p>
-    <w:p>
-      <w:r>
-        <w:rPr>
-          <w:b/>
-        </w:rPr>
-        <w:t>Blåsippa (§9)</w:t>
-      </w:r>
-      <w:r>
-        <w:t xml:space="preserve"> är typisk art för </w:t>
-      </w:r>
-      <w:r>
-        <w:rPr>
-          <w:i/>
-        </w:rPr>
-        <w:t>9050 Näringsrik granskog, 9020 Nordlig ädellövskog</w:t>
-      </w:r>
-      <w:r>
-        <w:t xml:space="preserve"> och </w:t>
-      </w:r>
-      <w:r>
-        <w:rPr>
-          <w:i/>
-        </w:rPr>
-        <w:t>8240 Karsthällmarker</w:t>
-      </w:r>
-      <w:r>
-        <w:t xml:space="preserve"> (SLU Artdatabanken, 2025).</w:t>
-      </w:r>
-    </w:p>
-    <w:p>
-      <w:r>
-        <w:rPr>
-          <w:b/>
-        </w:rPr>
-        <w:t>Grön sköldmossa (§8)</w:t>
-      </w:r>
-      <w:r>
-        <w:t xml:space="preserve"> är typisk art för </w:t>
-      </w:r>
-      <w:r>
-        <w:rPr>
-          <w:i/>
-        </w:rPr>
-        <w:t xml:space="preserve">9010 Taiga </w:t>
-      </w:r>
-      <w:r>
-        <w:t>och</w:t>
-      </w:r>
-      <w:r>
-        <w:rPr>
-          <w:i/>
-        </w:rPr>
-        <w:t xml:space="preserve"> 9750 Svämlövskog</w:t>
-      </w:r>
-      <w:r>
-        <w:t xml:space="preserve"> och omfattas av EU:s art- och habitatdirektiv bilaga 2 vilket innebär att det finns ett uttalat intresse inom Europeiska unionen att bevara arten. Grön sköldmossa kräver skog som har ett speciellt mikroklimat med hög och jämn luftfuktighet i kombination med rik tillgång på död ved (Nitare &amp; Skogsstyrelsen, 2019; SLU Artdatabanken, 2025). I praktiken handlar det om åtminstone 50 meter med skyddande skog för att undvika uttorkning av marken (Hallingbäck, personligt meddelande 2022-02-24). Grön sköldmossa är en ansvarsart för Sverige då en särskilt stor andel av Europas population finns i landet. Mark- och miljööverdomstolen (MÖD) har i mål nr M 2019-20 (18 februari 2019) slagit fast att grön sköldmossa (§8) är dispenspliktig och att exemplar av arten inte får skadas utan dispens (MÖD, mål nr M 2019-20).</w:t>
+        <w:t>Nedan följer beskrivningar av de naturvårdsarter och fridlysta arter som har sina livsmiljöer och växtplatser i den avverkningsanmälda skogen. Se även ytterligare artfakta i BILAGA 1. De påträffade naturvårdsarterna är ett tydligt kvitto på att det rör sig om en skog med höga naturvärden.</w:t>
       </w:r>
     </w:p>
     <w:p>
@@ -440,10 +352,90 @@
         <w:rPr>
           <w:b/>
         </w:rPr>
-        <w:t>Spillkråka (§4)</w:t>
-      </w:r>
-      <w:r>
-        <w:t xml:space="preserve"> omfattas av bilaga 1 i EU:s fågeldirektiv och är typisk art för </w:t>
+        <w:t>Fjällig taggsvamp s.str. (NT)</w:t>
+      </w:r>
+      <w:r>
+        <w:t xml:space="preserve"> bildar mykorrhiza med gran i granskog och barrblandskog, främst på frisk näringsrik mark i äldre skog med lång trädkontinuitet. Den totala populationen i landet har minskat och bedöms fortsätta minska till följd av avverkning av äldre barrskogar. Minskningstakten för den svenska populationen bedöms vara nära gränsvärdet för sårbar (VU) (SLU Artdatabanken, 2026).</w:t>
+      </w:r>
+    </w:p>
+    <w:p>
+      <w:r>
+        <w:rPr>
+          <w:b/>
+        </w:rPr>
+        <w:t>Rynkskinn (NT)</w:t>
+      </w:r>
+      <w:r>
+        <w:t xml:space="preserve"> är en vednedbrytare som växer på grova granlågor och ingår i en karaktäristisk association av vedsvampar knutna till urskogsartade barrskogar. Den har klassificerats som en “urskogsindikator” och är placerad i toppen av Skogsstyrelsens värdepyramid för bedömning av skog med höga naturvärden. Allt tyder på att rynkskinn är mycket känslig för skogliga ingrepp och lokalerna, som oftast har höga biologiska kvaliteter, bör lämnas till fri utveckling. Rynkskinn är typisk art för </w:t>
+      </w:r>
+      <w:r>
+        <w:rPr>
+          <w:i/>
+        </w:rPr>
+        <w:t xml:space="preserve">9010 Taiga, 9050 Näringsrik granskog </w:t>
+      </w:r>
+      <w:r>
+        <w:t>och</w:t>
+      </w:r>
+      <w:r>
+        <w:rPr>
+          <w:i/>
+        </w:rPr>
+        <w:t xml:space="preserve"> 9030 Landhöjningsskog</w:t>
+      </w:r>
+      <w:r>
+        <w:t xml:space="preserve"> (Nitare &amp; Skogsstyrelsen, 2019; SLU Artdatabanken, 2026).</w:t>
+      </w:r>
+    </w:p>
+    <w:p>
+      <w:r>
+        <w:rPr>
+          <w:b/>
+        </w:rPr>
+        <w:t xml:space="preserve">Vedtrappmossa (NT) </w:t>
+      </w:r>
+      <w:r>
+        <w:t xml:space="preserve">växer på död ved, främst i gammal granskog. Den förekommer knappast alls i fjällnära barrskogar utan finns i skogslandskapet nedom fjällen och framför allt i landets södra delar är den en mycket bra signalart för barrnaturskog med höga naturvärden. Skogsavverkning och brist på grov död ved i skogen är de allvarligaste hoten och den överlever inte kalhyggesbruk. Lokaler med sluten granskog, tillräckligt stora för att säkerställa ett kontinuerligt tillskott på grova lågor, bör undantas från storskaligt skogsbruk. Vedtrappmossa är typisk art för </w:t>
+      </w:r>
+      <w:r>
+        <w:rPr>
+          <w:i/>
+        </w:rPr>
+        <w:t>9010 Taiga</w:t>
+      </w:r>
+      <w:r>
+        <w:t xml:space="preserve"> (SLU Artdatabanken, 2024).</w:t>
+      </w:r>
+    </w:p>
+    <w:p>
+      <w:r>
+        <w:rPr>
+          <w:b/>
+        </w:rPr>
+        <w:t>Bronshjon</w:t>
+      </w:r>
+      <w:r>
+        <w:t xml:space="preserve"> är en skalbagge vars larvutveckling sker under grov bark på stammar av döda eller döende barrträd, främst gran, i mindre omfattning tall. Arten är knuten till äldre, naturskogslik granskog med inslag av torkande träd. Bronshjon är typisk art för </w:t>
+      </w:r>
+      <w:r>
+        <w:rPr>
+          <w:i/>
+        </w:rPr>
+        <w:t>9010 Taiga</w:t>
+      </w:r>
+      <w:r>
+        <w:t xml:space="preserve"> (SLU Artdatabanken, 2025).</w:t>
+      </w:r>
+    </w:p>
+    <w:p>
+      <w:r>
+        <w:rPr>
+          <w:b/>
+        </w:rPr>
+        <w:t>Flagellkvastmossa</w:t>
+      </w:r>
+      <w:r>
+        <w:t xml:space="preserve"> förekommer framför allt i tallsumpskog, men finns även i relativt torra gran- och tallskogar. Den signalerar överallt skogsmiljöer med höga naturvärden och indikerar biotoper med rik och kontinuerlig förekomst av död ved i olika nedbrytningsstadier eller barlagd torvjord. Flagellkvastmossa är typisk art för </w:t>
       </w:r>
       <w:r>
         <w:rPr>
@@ -458,15 +450,194 @@
         <w:rPr>
           <w:i/>
         </w:rPr>
-        <w:t xml:space="preserve"> 9740 Skogsbevuxen myr</w:t>
-      </w:r>
-      <w:r>
-        <w:t>. Den behöver grova träd, främst tall, asp och bok som boträd. Skogsbruk med korta omloppstider och täta, homogena ungskogar utgör det största hotet. Spillkråka är en nyckelart i skogliga miljöer vars övergivna bohål utnyttjas av flera andra hålhäckande fågelarter och fladdermöss, däribland pärluggla (EN, §4), knipa (§4), salskrake (§4) och skogsduva (§4). Hökuggla (VU, §4) och slaguggla (§4) häckar ofta i högstubbar som brutits av i höjd med ett gammalt spillkråkebo (SLU Artdatabanken, 2026; Skogsstyrelsen, 2016).</w:t>
+        <w:t xml:space="preserve"> 9740 Skogsbevuxen myr </w:t>
+      </w:r>
+      <w:r>
+        <w:t>(SLU Artdatabanken, 2024; Nitare &amp; Skogsstyrelsen, 2019).</w:t>
       </w:r>
     </w:p>
     <w:p>
       <w:r>
-        <w:t>I BILAGA 1 finns mer detaljerad information om ekologi samt krav på livsmiljö hos fridlysta arter.</w:t>
+        <w:rPr>
+          <w:b/>
+        </w:rPr>
+        <w:t>Grön sköldmossa (§8)</w:t>
+      </w:r>
+      <w:r>
+        <w:t xml:space="preserve"> är typisk art för </w:t>
+      </w:r>
+      <w:r>
+        <w:rPr>
+          <w:i/>
+        </w:rPr>
+        <w:t xml:space="preserve">9010 Taiga </w:t>
+      </w:r>
+      <w:r>
+        <w:t>och</w:t>
+      </w:r>
+      <w:r>
+        <w:rPr>
+          <w:i/>
+        </w:rPr>
+        <w:t xml:space="preserve"> 9750 Svämlövskog</w:t>
+      </w:r>
+      <w:r>
+        <w:t xml:space="preserve"> och omfattas av EU:s art- och habitatdirektiv bilaga 2 vilket innebär att det finns ett uttalat intresse inom Europeiska unionen att bevara arten. Grön sköldmossa kräver skog som har ett speciellt mikroklimat med hög och jämn luftfuktighet i kombination med rik tillgång på död ved (Nitare &amp; Skogsstyrelsen, 2019; SLU Artdatabanken, 2025). I praktiken handlar det om åtminstone 50 meter med skyddande skog för att undvika uttorkning av marken (Hallingbäck, personligt meddelande 2022-02-24). Grön sköldmossa är en ansvarsart för Sverige då en särskilt stor andel av Europas population finns i landet. Mark- och miljööverdomstolen (MÖD) har i mål nr M 2019-20 (18 februari 2019) slagit fast att grön sköldmossa (§8) är dispenspliktig och att exemplar av arten inte får skadas utan dispens (MÖD, mål nr M 2019-20).</w:t>
+      </w:r>
+    </w:p>
+    <w:p>
+      <w:r>
+        <w:rPr>
+          <w:b/>
+        </w:rPr>
+        <w:t xml:space="preserve">Grönpyrola </w:t>
+      </w:r>
+      <w:r>
+        <w:t xml:space="preserve">växer främst på sandig, torr eller frisk mark i äldre barrskog, ofta på isälvsmaterial såsom sand och grus. Den påträffas främst i äldre naturligt uppkomna barrskogar, exempelvis på tallmoar, i åssluttningar, dyner och rasbranter. Arten är känslig för skogsbruksmetoder såsom slutavverkning och markberedning. Grönpyrola är typisk art för </w:t>
+      </w:r>
+      <w:r>
+        <w:rPr>
+          <w:i/>
+        </w:rPr>
+        <w:t>9010 Taiga, 9060 Åsbarrskog</w:t>
+      </w:r>
+      <w:r>
+        <w:t xml:space="preserve"> och</w:t>
+      </w:r>
+      <w:r>
+        <w:rPr>
+          <w:i/>
+        </w:rPr>
+        <w:t xml:space="preserve"> 1610 Åsöar i Östersjön </w:t>
+      </w:r>
+      <w:r>
+        <w:t>(Nitare &amp; Skogsstyrelsen, 2019; SLU Artdatabanken, 2025).</w:t>
+      </w:r>
+    </w:p>
+    <w:p>
+      <w:r>
+        <w:rPr>
+          <w:b/>
+        </w:rPr>
+        <w:t xml:space="preserve">Rödgul trumpetsvamp </w:t>
+      </w:r>
+      <w:r>
+        <w:t>signalerar kalkrika barrsumpskogar eller avgränsade små mineralrika ytor i barrskogslandskapet, vilka normalt har höga naturvärden. I urbergsbygder är den en bra signalart på känsliga skogsbiotoper (Nitare &amp; Skogsstyrelsen, 2019).</w:t>
+      </w:r>
+    </w:p>
+    <w:p>
+      <w:r>
+        <w:rPr>
+          <w:b/>
+        </w:rPr>
+        <w:t xml:space="preserve">Skinnlav </w:t>
+      </w:r>
+      <w:r>
+        <w:t xml:space="preserve">förekommer på diverse lövträd, främst på gammal asp och sälg. Den påträffas främst i områden med lång kontinuitet av grova lövträd och signalerar skogsmark med höga naturvärden. På lokalerna förekommer som regel ett flertal andra ovanliga eller rödlistade lavar. I likhet med gelélavarna, etablerar sig skinnlaven i skogsmark på grova aspar i sena lövsuccessioner. Skinnlav är typisk art för </w:t>
+      </w:r>
+      <w:r>
+        <w:rPr>
+          <w:i/>
+        </w:rPr>
+        <w:t xml:space="preserve">9010 Taiga, 9020 Nordlig ädellövskog </w:t>
+      </w:r>
+      <w:r>
+        <w:t xml:space="preserve">och </w:t>
+      </w:r>
+      <w:r>
+        <w:rPr>
+          <w:i/>
+        </w:rPr>
+        <w:t xml:space="preserve">9070 Trädklädd betesmark </w:t>
+      </w:r>
+      <w:r>
+        <w:t>(Nitare &amp; Skogsstyrelsen, 2019; SLU Artdatabanken, 2025).</w:t>
+      </w:r>
+    </w:p>
+    <w:p>
+      <w:r>
+        <w:rPr>
+          <w:b/>
+        </w:rPr>
+        <w:t>Stubbspretmossa</w:t>
+      </w:r>
+      <w:r>
+        <w:t xml:space="preserve"> växer på ved i rika löv- och barrskogar med relativt hög luftfuktighet och indikerar fuktiga skogsmiljöer med gott om murken ved och ofta höga naturvärden. Stubbspretmossa är typisk art för </w:t>
+      </w:r>
+      <w:r>
+        <w:rPr>
+          <w:i/>
+        </w:rPr>
+        <w:t>9020 Nordlig ädellövskog</w:t>
+      </w:r>
+      <w:r>
+        <w:t xml:space="preserve"> (SLU Artdatabanken, 2024).</w:t>
+      </w:r>
+    </w:p>
+    <w:p>
+      <w:r>
+        <w:rPr>
+          <w:b/>
+        </w:rPr>
+        <w:t>Blåsippa (§9)</w:t>
+      </w:r>
+      <w:r>
+        <w:t xml:space="preserve"> är typisk art för </w:t>
+      </w:r>
+      <w:r>
+        <w:rPr>
+          <w:i/>
+        </w:rPr>
+        <w:t>9050 Näringsrik granskog, 9020 Nordlig ädellövskog</w:t>
+      </w:r>
+      <w:r>
+        <w:t xml:space="preserve"> och </w:t>
+      </w:r>
+      <w:r>
+        <w:rPr>
+          <w:i/>
+        </w:rPr>
+        <w:t>8240 Karsthällmarker</w:t>
+      </w:r>
+      <w:r>
+        <w:t xml:space="preserve"> (SLU Artdatabanken, 2025).</w:t>
+      </w:r>
+    </w:p>
+    <w:p>
+      <w:r>
+        <w:rPr>
+          <w:b/>
+        </w:rPr>
+        <w:t>Spillkråka (§4)</w:t>
+      </w:r>
+      <w:r>
+        <w:t xml:space="preserve"> omfattas av bilaga 1 i EU:s fågeldirektiv och är typisk art för </w:t>
+      </w:r>
+      <w:r>
+        <w:rPr>
+          <w:i/>
+        </w:rPr>
+        <w:t xml:space="preserve">9010 Taiga </w:t>
+      </w:r>
+      <w:r>
+        <w:t>och</w:t>
+      </w:r>
+      <w:r>
+        <w:rPr>
+          <w:i/>
+        </w:rPr>
+        <w:t xml:space="preserve"> 9740 Skogsbevuxen myr</w:t>
+      </w:r>
+      <w:r>
+        <w:t>. Den behöver grova träd, främst tall, asp och bok som boträd. Skogsbruk med korta omloppstider och täta, homogena ungskogar utgör det största hotet. Spillkråka är en nyckelart i skogliga miljöer vars övergivna bohål utnyttjas av flera andra hålhäckande fågelarter och fladdermöss, däribland pärluggla (EN, §4), knipa (§4), salskrake (§4) och skogsduva (§4). Hökuggla (VU, §4) och slaguggla (§4) häckar ofta i högstubbar som brutits av i höjd med ett gammalt spillkråkebo (SLU Artdatabanken, 2026; Skogsstyrelsen, 2016).</w:t>
+      </w:r>
+    </w:p>
+    <w:p>
+      <w:pPr>
+        <w:pStyle w:val="Heading1"/>
+      </w:pPr>
+      <w:r>
+        <w:t>Certifiering</w:t>
       </w:r>
     </w:p>
     <w:p>
@@ -474,7 +645,7 @@
         <w:pStyle w:val="Heading2"/>
       </w:pPr>
       <w:r>
-        <w:t>Övriga naturvårdsarter</w:t>
+        <w:t>Ur FSC-standarden</w:t>
       </w:r>
     </w:p>
     <w:p>
@@ -482,19 +653,52 @@
         <w:rPr>
           <w:b/>
         </w:rPr>
-        <w:t>Bronshjon</w:t>
-      </w:r>
-      <w:r>
-        <w:t xml:space="preserve"> är en skalbagge vars larvutveckling sker under grov bark på stammar av döda eller döende barrträd, främst gran, i mindre omfattning tall. Arten är knuten till äldre, naturskogslik granskog med inslag av torkande träd. Bronshjon är typisk art för </w:t>
+        <w:t xml:space="preserve">PRINCIP 1: LAGEFTERLEVNAD: </w:t>
+      </w:r>
+      <w:r>
+        <w:t>Certifikatsinnehavaren ska följa alla tillämpliga lagar, förordningar och nationellt ratificerade internationella avtal, konventioner och överenskommelser.</w:t>
+      </w:r>
+    </w:p>
+    <w:p>
+      <w:r>
+        <w:rPr>
+          <w:b/>
+        </w:rPr>
+        <w:t xml:space="preserve">1.3.1 </w:t>
+      </w:r>
+      <w:r>
+        <w:t>Tillämpliga lagar och föreskrifter för brukandet av skogen följs.</w:t>
+      </w:r>
+    </w:p>
+    <w:p>
+      <w:pPr>
+        <w:pStyle w:val="ListBullet"/>
+      </w:pPr>
+      <w:r>
+        <w:rPr>
+          <w:b/>
+          <w:i/>
+        </w:rPr>
+        <w:t xml:space="preserve">Kommentar: </w:t>
+      </w:r>
+      <w:r>
+        <w:t>I den avverkningsanmälda skogen har fridlysta arter sina livsmiljöer och växtplatser. Att skada de fridlysta arternas livsmiljöer, växtplatser eller ekologiska funktion är inte tillåtet enligt artskyddsförordningen.</w:t>
       </w:r>
       <w:r>
         <w:rPr>
           <w:i/>
         </w:rPr>
-        <w:t>9010 Taiga</w:t>
-      </w:r>
-      <w:r>
-        <w:t xml:space="preserve"> (SLU Artdatabanken, 2025).</w:t>
+        <w:t xml:space="preserve"> EU:s medlemsländer och skogsbolag är skyldiga att agera i enlighet med EU:s fågeldirektiv där det uttryckligen står att direktivet gäller för fåglar samt för deras ägg, bon och </w:t>
+      </w:r>
+      <w:r>
+        <w:rPr>
+          <w:b/>
+          <w:i/>
+        </w:rPr>
+        <w:t xml:space="preserve">livsmiljöer </w:t>
+      </w:r>
+      <w:r>
+        <w:t>(artikel 1). Vidare att de åtgärder som vidtas inte får leda till en försämring av den nuvarande situationen beträffande bevarandet av de fågelarter som avses i artikel 1 (artikel 13).</w:t>
       </w:r>
     </w:p>
     <w:p>
@@ -502,10 +706,10 @@
         <w:rPr>
           <w:b/>
         </w:rPr>
-        <w:t>Fjällig taggsvamp s.str. (NT)</w:t>
-      </w:r>
-      <w:r>
-        <w:t xml:space="preserve"> bildar mykorrhiza med gran i granskog och barrblandskog, främst på frisk näringsrik mark i äldre skog med lång trädkontinuitet. Den totala populationen i landet har minskat och bedöms fortsätta minska till följd av avverkning av äldre barrskogar. Minskningstakten för den svenska populationen bedöms vara nära gränsvärdet för sårbar (VU) (SLU Artdatabanken, 2026).</w:t>
+        <w:t xml:space="preserve">6.4 </w:t>
+      </w:r>
+      <w:r>
+        <w:t>Certifikatsinnehavaren ska skydda sällsynta arter och hotade arter samt deras livsmiljöer inom skogsbruksenheten. Det ska ske genom avsättningar, andra skyddade områden och genom att skapa konnektivitet och/eller genom andra direkta åtgärder som gynnar dessa arters överlevnad och livskraft. Åtgärderna ska stå i förhållande till brukandets skala, intensitet och risk, samt till sällsynta och hotade arters bevarandestatus och ekologiska krav. Certifikatsinnehavaren ska beakta den geografiska spridningen och ekologiska krav hos sällsynta och hotade arter utanför skogsbruksenhetens gränser när beslut om åtgärder inom skogsbruksenheten ska fattas.</w:t>
       </w:r>
     </w:p>
     <w:p>
@@ -513,166 +717,181 @@
         <w:rPr>
           <w:b/>
         </w:rPr>
-        <w:t>Flagellkvastmossa</w:t>
-      </w:r>
-      <w:r>
-        <w:t xml:space="preserve"> förekommer framför allt i tallsumpskog, men finns även i relativt torra gran- och tallskogar. Den signalerar överallt skogsmiljöer med höga naturvärden och indikerar biotoper med rik och kontinuerlig förekomst av död ved i olika nedbrytningsstadier eller barlagd torvjord. Flagellkvastmossa är typisk art för </w:t>
+        <w:t xml:space="preserve">6.4.3 </w:t>
+      </w:r>
+      <w:r>
+        <w:t>Bevarandeåtgärder genomförs för de kända förekomster av rödlistade arter som påverkas av skogsbruk.</w:t>
+      </w:r>
+    </w:p>
+    <w:p>
+      <w:pPr>
+        <w:pStyle w:val="ListBullet"/>
+      </w:pPr>
+      <w:r>
+        <w:rPr>
+          <w:b/>
+          <w:i/>
+        </w:rPr>
+        <w:t xml:space="preserve">Kommentar: </w:t>
       </w:r>
       <w:r>
         <w:rPr>
           <w:i/>
         </w:rPr>
-        <w:t xml:space="preserve">9010 Taiga </w:t>
-      </w:r>
-      <w:r>
-        <w:t>och</w:t>
+        <w:t>I det avverkningsanmälda skogsområdet har 17 naturvårdsarter varav 4 rödlistade arter sina livsmiljöer och växtplatser.</w:t>
+      </w:r>
+    </w:p>
+    <w:p>
+      <w:pPr>
+        <w:pStyle w:val="Heading2"/>
+      </w:pPr>
+      <w:r>
+        <w:t>Ur Chain of Custody Certification (FSC-STD-40-004 ver 3.0)</w:t>
+      </w:r>
+    </w:p>
+    <w:p>
+      <w:r>
+        <w:rPr>
+          <w:b/>
+        </w:rPr>
+        <w:t xml:space="preserve">1.3 </w:t>
+      </w:r>
+      <w:r>
+        <w:t xml:space="preserve">The organization shall commit to the FSC values as defined in FSC-POL-01-004 Policy for the Association of Organizations with FSC. </w:t>
+      </w:r>
+    </w:p>
+    <w:p>
+      <w:pPr>
+        <w:pStyle w:val="Heading2"/>
+      </w:pPr>
+      <w:r>
+        <w:t>Ur FSC:s policy för associerade organisationer (FSC-POL-01-004)</w:t>
+      </w:r>
+    </w:p>
+    <w:p>
+      <w:r>
+        <w:t xml:space="preserve">Som “Chain of Custody”-certifierad organisation är skogsbolaget bunden av de fastställda reglerna i Del 1 Punkt 1 c) i Policy för organisationer associerade med FSC (FSC-POL-01-004 V2-0 EN + SVE version 2012-03-02): </w:t>
+      </w:r>
+    </w:p>
+    <w:p>
+      <w:pPr>
+        <w:pStyle w:val="ListNumber"/>
+      </w:pPr>
+      <w:r>
+        <w:t>De organisationer FSC kan acceptera association med får inte direkt eller indirekt ha några kopplingar till nedanstående, oacceptabla aktiviteter:</w:t>
+      </w:r>
+    </w:p>
+    <w:p>
+      <w:pPr>
+        <w:ind w:left="357"/>
+      </w:pPr>
+      <w:r>
+        <w:t>a) Olaglig skogsavverkning och handel med olagligt avverkat virke eller skogsprodukter</w:t>
+      </w:r>
+    </w:p>
+    <w:p>
+      <w:pPr>
+        <w:ind w:left="357"/>
+      </w:pPr>
+      <w:r>
+        <w:t>...</w:t>
+      </w:r>
+    </w:p>
+    <w:p>
+      <w:pPr>
+        <w:ind w:left="357"/>
+      </w:pPr>
+      <w:r>
+        <w:t>c) Skogsbruk som förstör höga naturvärden</w:t>
+      </w:r>
+    </w:p>
+    <w:p>
+      <w:pPr>
+        <w:ind w:left="357"/>
+      </w:pPr>
+      <w:r>
+        <w:t>d) Betydande omvandling av skog till plantager eller annan, icke skoglig, markanvändning</w:t>
+      </w:r>
+    </w:p>
+    <w:p>
+      <w:pPr>
+        <w:pStyle w:val="ListBullet"/>
+      </w:pPr>
+      <w:r>
+        <w:rPr>
+          <w:b/>
+          <w:i/>
+        </w:rPr>
+        <w:t xml:space="preserve">Kommentar: </w:t>
       </w:r>
       <w:r>
         <w:rPr>
           <w:i/>
         </w:rPr>
-        <w:t xml:space="preserve"> 9740 Skogsbevuxen myr </w:t>
-      </w:r>
-      <w:r>
-        <w:t>(SLU Artdatabanken, 2024; Nitare &amp; Skogsstyrelsen, 2019).</w:t>
+        <w:t>Avverkning av skog med höga naturvärden samt skada på fridlysta arter strider både mot FSC Controlled Wood-standarden och FSC:s policy for associerade organisationer.</w:t>
       </w:r>
     </w:p>
     <w:p>
+      <w:pPr>
+        <w:pStyle w:val="Heading2"/>
+      </w:pPr>
+      <w:r>
+        <w:t>Ur FSC Controlled Wood (FSC-STD-40-005)</w:t>
+      </w:r>
+    </w:p>
+    <w:p>
+      <w:r>
+        <w:t>Virke som inte accepteras i FSC-märkta produkter (oacceptabelt ursprung) enligt FSC Controlled Wood (FSC-STD-40-005):</w:t>
+      </w:r>
+    </w:p>
+    <w:p>
+      <w:pPr>
+        <w:pStyle w:val="ListNumber"/>
+      </w:pPr>
+      <w:r>
+        <w:t>Illegalt avverkat virke.</w:t>
+      </w:r>
+    </w:p>
+    <w:p>
+      <w:pPr>
+        <w:pStyle w:val="ListNumber"/>
+      </w:pPr>
+      <w:r>
+        <w:t>...</w:t>
+      </w:r>
+    </w:p>
+    <w:p>
+      <w:pPr>
+        <w:pStyle w:val="ListNumber"/>
+      </w:pPr>
+      <w:r>
+        <w:t>Virke från avverkningar som hotar höga naturvärden.</w:t>
+      </w:r>
+    </w:p>
+    <w:p>
+      <w:pPr>
+        <w:pStyle w:val="ListNumber"/>
+      </w:pPr>
+      <w:r>
+        <w:t>Virke från skog som konverteras till plantager eller icke-skogligt bruk.</w:t>
+      </w:r>
+    </w:p>
+    <w:p>
+      <w:pPr>
+        <w:pStyle w:val="ListBullet"/>
+      </w:pPr>
       <w:r>
         <w:rPr>
           <w:b/>
+          <w:i/>
         </w:rPr>
-        <w:t xml:space="preserve">Grönpyrola </w:t>
-      </w:r>
-      <w:r>
-        <w:t xml:space="preserve">växer främst på sandig, torr eller frisk mark i äldre barrskog, ofta på isälvsmaterial såsom sand och grus. Den påträffas främst i äldre naturligt uppkomna barrskogar, exempelvis på tallmoar, i åssluttningar, dyner och rasbranter. Arten är känslig för skogsbruksmetoder såsom slutavverkning och markberedning. Grönpyrola är typisk art för </w:t>
+        <w:t xml:space="preserve">Kommentar: </w:t>
       </w:r>
       <w:r>
         <w:rPr>
           <w:i/>
         </w:rPr>
-        <w:t>9010 Taiga, 9060 Åsbarrskog</w:t>
-      </w:r>
-      <w:r>
-        <w:t xml:space="preserve"> och</w:t>
-      </w:r>
-      <w:r>
-        <w:rPr>
-          <w:i/>
-        </w:rPr>
-        <w:t xml:space="preserve"> 1610 Åsöar i Östersjön </w:t>
-      </w:r>
-      <w:r>
-        <w:t>(Nitare &amp; Skogsstyrelsen, 2019; SLU Artdatabanken, 2025).</w:t>
-      </w:r>
-    </w:p>
-    <w:p>
-      <w:r>
-        <w:rPr>
-          <w:b/>
-        </w:rPr>
-        <w:t>Rynkskinn (NT)</w:t>
-      </w:r>
-      <w:r>
-        <w:t xml:space="preserve"> är en vednedbrytare som växer på grova granlågor och ingår i en karaktäristisk association av vedsvampar knutna till urskogsartade barrskogar. Den har klassificerats som en “urskogsindikator” och är placerad i toppen av Skogsstyrelsens värdepyramid för bedömning av skog med höga naturvärden. Allt tyder på att rynkskinn är mycket känslig för skogliga ingrepp och lokalerna, som oftast har höga biologiska kvaliteter, bör lämnas till fri utveckling. Rynkskinn är typisk art för </w:t>
-      </w:r>
-      <w:r>
-        <w:rPr>
-          <w:i/>
-        </w:rPr>
-        <w:t xml:space="preserve">9010 Taiga, 9050 Näringsrik granskog </w:t>
-      </w:r>
-      <w:r>
-        <w:t>och</w:t>
-      </w:r>
-      <w:r>
-        <w:rPr>
-          <w:i/>
-        </w:rPr>
-        <w:t xml:space="preserve"> 9030 Landhöjningsskog</w:t>
-      </w:r>
-      <w:r>
-        <w:t xml:space="preserve"> (Nitare &amp; Skogsstyrelsen, 2019; SLU Artdatabanken, 2026).</w:t>
-      </w:r>
-    </w:p>
-    <w:p>
-      <w:r>
-        <w:rPr>
-          <w:b/>
-        </w:rPr>
-        <w:t xml:space="preserve">Rödgul trumpetsvamp </w:t>
-      </w:r>
-      <w:r>
-        <w:t>signalerar kalkrika barrsumpskogar eller avgränsade små mineralrika ytor i barrskogslandskapet, vilka normalt har höga naturvärden. I urbergsbygder är den en bra signalart på känsliga skogsbiotoper (Nitare &amp; Skogsstyrelsen, 2019).</w:t>
-      </w:r>
-    </w:p>
-    <w:p>
-      <w:r>
-        <w:rPr>
-          <w:b/>
-        </w:rPr>
-        <w:t xml:space="preserve">Skinnlav </w:t>
-      </w:r>
-      <w:r>
-        <w:t xml:space="preserve">förekommer på diverse lövträd, främst på gammal asp och sälg. Den påträffas främst i områden med lång kontinuitet av grova lövträd och signalerar skogsmark med höga naturvärden. På lokalerna förekommer som regel ett flertal andra ovanliga eller rödlistade lavar. I likhet med gelélavarna, etablerar sig skinnlaven i skogsmark på grova aspar i sena lövsuccessioner. Skinnlav är typisk art för </w:t>
-      </w:r>
-      <w:r>
-        <w:rPr>
-          <w:i/>
-        </w:rPr>
-        <w:t xml:space="preserve">9010 Taiga, 9020 Nordlig ädellövskog </w:t>
-      </w:r>
-      <w:r>
-        <w:t xml:space="preserve">och </w:t>
-      </w:r>
-      <w:r>
-        <w:rPr>
-          <w:i/>
-        </w:rPr>
-        <w:t xml:space="preserve">9070 Trädklädd betesmark </w:t>
-      </w:r>
-      <w:r>
-        <w:t>(Nitare &amp; Skogsstyrelsen, 2019; SLU Artdatabanken, 2025).</w:t>
-      </w:r>
-    </w:p>
-    <w:p>
-      <w:r>
-        <w:rPr>
-          <w:b/>
-        </w:rPr>
-        <w:t>Stubbspretmossa</w:t>
-      </w:r>
-      <w:r>
-        <w:t xml:space="preserve"> växer på ved i rika löv- och barrskogar med relativt hög luftfuktighet och indikerar fuktiga skogsmiljöer med gott om murken ved och ofta höga naturvärden. Stubbspretmossa är typisk art för </w:t>
-      </w:r>
-      <w:r>
-        <w:rPr>
-          <w:i/>
-        </w:rPr>
-        <w:t>9020 Nordlig ädellövskog</w:t>
-      </w:r>
-      <w:r>
-        <w:t xml:space="preserve"> (SLU Artdatabanken, 2024).</w:t>
-      </w:r>
-    </w:p>
-    <w:p>
-      <w:r>
-        <w:rPr>
-          <w:b/>
-        </w:rPr>
-        <w:t xml:space="preserve">Vedtrappmossa (NT) </w:t>
-      </w:r>
-      <w:r>
-        <w:t xml:space="preserve">växer på död ved, främst i gammal granskog. Den förekommer knappast alls i fjällnära barrskogar utan finns i skogslandskapet nedom fjällen och framför allt i landets södra delar är den en mycket bra signalart för barrnaturskog med höga naturvärden. Skogsavverkning och brist på grov död ved i skogen är de allvarligaste hoten och den överlever inte kalhyggesbruk. Lokaler med sluten granskog, tillräckligt stora för att säkerställa ett kontinuerligt tillskott på grova lågor, bör undantas från storskaligt skogsbruk. Vedtrappmossa är typisk art för </w:t>
-      </w:r>
-      <w:r>
-        <w:rPr>
-          <w:i/>
-        </w:rPr>
-        <w:t>9010 Taiga</w:t>
-      </w:r>
-      <w:r>
-        <w:t xml:space="preserve"> (SLU Artdatabanken, 2024).</w:t>
+        <w:t>Avverkning av skog med höga naturvärden samt skada på fridlysta arter strider både mot FSC Controlled Wood-standarden och FSC:s policy for associerade organisationer.</w:t>
       </w:r>
     </w:p>
     <w:p>
@@ -680,7 +899,134 @@
         <w:pStyle w:val="Heading1"/>
       </w:pPr>
       <w:r>
-        <w:t>Certifiering</w:t>
+        <w:t>Ur PEFC-standarden gällande lagefterlevnad</w:t>
+      </w:r>
+    </w:p>
+    <w:p>
+      <w:r>
+        <w:t>PEFC-standarden förutsätter att tillämplig svensk lagstiftning följs. Det är utsedd tillsynsmyndighet som ansvarar för tillsyn av lagens efterlevnad. PEFC-standarden återger innehållet i vissa certifieringskritiska lag- och föreskriftskrav vilka ska ingå i granskning av PEFC-systemets efterlevnad.</w:t>
+      </w:r>
+    </w:p>
+    <w:p>
+      <w:pPr>
+        <w:pStyle w:val="ListBullet"/>
+      </w:pPr>
+      <w:r>
+        <w:rPr>
+          <w:b/>
+          <w:i/>
+        </w:rPr>
+        <w:t xml:space="preserve">Kommentar: </w:t>
+      </w:r>
+      <w:r>
+        <w:rPr>
+          <w:i/>
+        </w:rPr>
+        <w:t>I den avverkningsanmälda skogen har fridlysta arter sina livsmiljöer och växtplatser. Att skada de fridlysta arternas livsmiljöer, växtplatser eller ekologiska funktion är inte tillåtet enligt artskyddsförordningen</w:t>
+      </w:r>
+    </w:p>
+    <w:p>
+      <w:r>
+        <w:br w:type="page"/>
+      </w:r>
+    </w:p>
+    <w:p>
+      <w:pPr>
+        <w:pStyle w:val="Title"/>
+      </w:pPr>
+      <w:r>
+        <w:t>BILAGA 1 – Fridlysta arter</w:t>
+      </w:r>
+    </w:p>
+    <w:p>
+      <w:pPr>
+        <w:pStyle w:val="Heading1"/>
+      </w:pPr>
+      <w:r>
+        <w:t>Knärot – ekologi samt krav på livsmiljön</w:t>
+      </w:r>
+    </w:p>
+    <w:p>
+      <w:r>
+        <w:t xml:space="preserve">Knärot är typisk art för </w:t>
+      </w:r>
+      <w:r>
+        <w:rPr>
+          <w:i/>
+        </w:rPr>
+        <w:t xml:space="preserve">9010 Taiga </w:t>
+      </w:r>
+      <w:r>
+        <w:t>och</w:t>
+      </w:r>
+      <w:r>
+        <w:rPr>
+          <w:i/>
+        </w:rPr>
+        <w:t xml:space="preserve"> 9050 Näringsrik granskog</w:t>
+      </w:r>
+      <w:r>
+        <w:t>, fridlyst enligt 8 och 15 §§ artskyddsförordningen och klassad som sårbar (VU) enligt rödlistan 2020. Knärot är beroende av hög och jämn luftfuktighet i gamla, ostörda skogsmiljöer och är känslig för snabba förändringar av ljus-/vindförhållanden eller uttorkning. På grund av ett alltför intensivt skogsbruk har den minskat med 40 (25–50) % under de senaste 60 åren och i framtiden bedöms minskningstakten uppgå till 30 (20–40) %. Till följd av att arten har en dokumenterat högre minskningstakt i förhållande till sin generationstid än vad som tidigare varit känt (data från Riksskogstaxeringen) höjdes den till hotkategori sårbar (VU) i rödlistan 2020 (SLU Artdatabanken, 2024).</w:t>
+      </w:r>
+    </w:p>
+    <w:p>
+      <w:r>
+        <w:t>En analys av 79 floraväktarlokaler åren 1990–2015 vilka återbesökts under 2020–2024 visade på en tydlig negativ påverkan på knärotsförekomster från större hyggen i närområdet (inom 150–200 m) vilket indikerar att kanteffekter har en stor påverkan på populationerna. Resultaten bekräftar knärotens känslighet för kanteffekter och visar vikten av att skydda större skogsbestånd för att bevara arten. Om det blir höga andelar (&gt;30%) hyggen inom 200 meter från en knärotsförekomst så ökar risken för att en knärotspopulation dör ut och det verkar det behövas någonstans mellan 100 och 150 meters skyddszon för att bevara arten på lång sikt (Sebestyén &amp; Sundberg, 2025). Detta stöds även av en studie (Johansson et al, 2026) baserad på data från Riksskogstaxeringen som visar att knäroten minskat med 66 % under perioden 1993–2022 samt att det finns en stark korrelation mellan minskande arealer kontinuitetsskog och lokal utdöenderisk. Knäroten uppvisade en mycket låg koloniseringsgrad (0,7 % över 10 år) i kombination med hög lokal utrotningsrisk (75,2 %), där utrotningssannolikheten ökade kraftigt när arealen kontinuitetsskog minskade mellan undersökningar, t.ex. på grund av kalhyggesbruk (Johansson et al., 2026).</w:t>
+      </w:r>
+    </w:p>
+    <w:p>
+      <w:r>
+        <w:t xml:space="preserve">Samuel Johnsons doktorsavhandling </w:t>
+      </w:r>
+      <w:r>
+        <w:rPr>
+          <w:i/>
+        </w:rPr>
+        <w:t>“Retention Forestry as a Conservation Measure for Boreal Forest Ground Vegetation”</w:t>
+      </w:r>
+      <w:r>
+        <w:t xml:space="preserve"> (SLU, Uppsala 2014) visar att det krävs väl tilltagna skyddszoner för att knärotens växtplatser inte ska ta skada av skogsbruksåtgärder i intilliggande områden: </w:t>
+      </w:r>
+      <w:r>
+        <w:rPr>
+          <w:i/>
+        </w:rPr>
+        <w:t xml:space="preserve">“Study III shows that retention patches smaller than 0.5 ha do not lifeboat the sensitive forest herb G. repens, a species that depend on stable microclimatic conditions typical for intact forest stands.” </w:t>
+      </w:r>
+      <w:r>
+        <w:t xml:space="preserve">Vidare </w:t>
+      </w:r>
+      <w:r>
+        <w:rPr>
+          <w:i/>
+        </w:rPr>
+        <w:t>“More sensitive forest species are not lifeboated in retention patches ranging from 0.05 to 0.5 ha (Papers II &amp; III).”</w:t>
+      </w:r>
+    </w:p>
+    <w:p>
+      <w:r>
+        <w:t xml:space="preserve">Johnsons (2014) rekommendation på minst 50 meters breda skyddszoner runt knärotens växtplatser motsvarar en areal på 0,78 hektar, vilket ligger i linje med andra studier som gjorts på känsliga skogsarter: </w:t>
+      </w:r>
+      <w:r>
+        <w:rPr>
+          <w:i/>
+        </w:rPr>
+        <w:t>“In study III I also show that translocated specimens of G. repens survives well in mature forests at least 50 m from the nearest edge to an open area. Moreover, measures of temperature and humidity show that such distances from an open area is far enough to offer a microclimate that is more stable compared to what present in retention patches of around 0.1 ha. This means that the very centre of a circular patch with radius 50 m (equals a size of 0.78 ha) should offer conditions similar to interior forest and would perhaps be a suitable habitat for G. repens and similar species. Previous studies from both North America and Sweden have also concluded that patches between 0.5 and one ha are sufficient for preserving interior forest vegetation as well as sensitive lichens and bryophytes (de Graaf &amp; Roberts 2009; Halpern et al. 2012; Rudolphi et al. 2014).”</w:t>
+      </w:r>
+    </w:p>
+    <w:p>
+      <w:r>
+        <w:t>Ytterligare en studie (Koelmeijer m.fl., 2022) inkluderar knärotens skyddsbehov. I uppsatsen berörs problemet med uttorkning för växter, bl.a. för knärot, ett problem som blivit accentuerat på grund av den pågående klimatförändringen och torra somrar, t.ex. den exceptionellt torra sommaren 2018. I uppsatsen undersöks områden med tre olika avstånd från kalhyggeskant med avseende på skydd bl.a. för knärot. Det första området har avstånd upp till 20 m från hyggeskant (Strong edge effect), det andra 20–40 m från hyggeskant (Weak edge effect) och det tredje avser större avstånd från hyggeskant, där kanteffekten anses vara försumbar (Interior). Ett resultat var att man fann stor eller mycket stor uttorkningseffekt på känsliga och rödlistade skogsarter vid de kortare avstånden till hyggeskant, medan effekt av uttorkning inte konstaterades på större avstånd (Interior). För orkidén knärot fann man en rik förekomst (upp till 0,06 dm2/m2) på stort avstånd från hyggeskant (Interior), medan förekomsten var liten eller närmast försumbar i de områden som klassificerades som Weak edge effect respektive Strong edge effect. Arbetet påpekar att de allt oftare förekommande torra somrarna ger ytterligare skäl att utöka skyddsavståndet från hyggen till den fuktkrävande arten knärot (Koelmeijer m.fl., 2022).</w:t>
+      </w:r>
+    </w:p>
+    <w:p>
+      <w:r>
+        <w:t>Även Skogsstyrelsens egen vägledning för hänsyn till knärot ligger i linje med ovanstående forskningsstudier. Av vägledningen framgår det att för med hög sannolikhet kunna bevara befintliga förekomster krävs relativt stora avsättningar av uppvuxen skog med slutet och relativt tätt kronskikt. Som riktlinje kan krävas ett avstånd på 50 meter in från brynet för att vidmakthålla ett fungerande mikroklimat. Detta innebär att fristående hänsynsytor för många arter (kärlväxter, lavar och mossor) kan behöva ha en area överstigande 0,8 hektar (cirkelyta med radien 50 meter = 0,78 hektar) för att bibehålla lokalklimatet. Även ganska små förändringar i form av förändrade ljus- och fuktighetsförhållanden, till exempel till följd av gallring, kan leda till att arten försvinner till följd av konkurrens med mera ljuskrävande och snabbväxande arter (Skogsstyrelsen, 2022).</w:t>
+      </w:r>
+    </w:p>
+    <w:p>
+      <w:r>
+        <w:t>Vid tillämpning av försiktighetsprincipen enligt 2 kap. 3 § miljöbalken bör sålunda 100–150 meters skyddszon lämnas runt knärotens växtplatser.</w:t>
       </w:r>
     </w:p>
     <w:p>
@@ -688,297 +1034,142 @@
         <w:pStyle w:val="Heading2"/>
       </w:pPr>
       <w:r>
-        <w:t>Ur FSC-standarden</w:t>
+        <w:t>Referenser – knärot</w:t>
       </w:r>
     </w:p>
     <w:p>
       <w:r>
-        <w:rPr>
-          <w:b/>
-        </w:rPr>
-        <w:t xml:space="preserve">PRINCIP 1: LAGEFTERLEVNAD: </w:t>
-      </w:r>
-      <w:r>
-        <w:t>Certifikatsinnehavaren ska följa alla tillämpliga lagar, förordningar och nationellt ratificerade internationella avtal, konventioner och överenskommelser.</w:t>
-      </w:r>
-    </w:p>
-    <w:p>
-      <w:r>
-        <w:rPr>
-          <w:b/>
-        </w:rPr>
-        <w:t xml:space="preserve">1.3.1 </w:t>
-      </w:r>
-      <w:r>
-        <w:t>Tillämpliga lagar och föreskrifter för brukandet av skogen följs.</w:t>
-      </w:r>
-    </w:p>
-    <w:p>
-      <w:pPr>
-        <w:pStyle w:val="ListBullet"/>
-      </w:pPr>
-      <w:r>
-        <w:rPr>
-          <w:b/>
-          <w:i/>
-        </w:rPr>
-        <w:t xml:space="preserve">Kommentar: </w:t>
-      </w:r>
-      <w:r>
-        <w:t>I den avverkningsanmälda skogen har fridlysta arter sina livsmiljöer och växtplatser. Att skada de fridlysta arternas livsmiljöer, växtplatser eller ekologiska funktion är inte tillåtet enligt artskyddsförordningen.</w:t>
+        <w:t xml:space="preserve">de Graaf M &amp; Roberts M.R., 2009. </w:t>
       </w:r>
       <w:r>
         <w:rPr>
           <w:i/>
         </w:rPr>
-        <w:t xml:space="preserve"> EU:s medlemsländer och skogsbolag är skyldiga att agera i enlighet med EU:s fågeldirektiv där det uttryckligen står att direktivet gäller för fåglar samt för deras ägg, bon och </w:t>
-      </w:r>
-      <w:r>
-        <w:rPr>
-          <w:b/>
-          <w:i/>
-        </w:rPr>
-        <w:t xml:space="preserve">livsmiljöer </w:t>
-      </w:r>
-      <w:r>
-        <w:t>(artikel 1). Vidare att de åtgärder som vidtas inte får leda till en försämring av den nuvarande situationen beträffande bevarandet av de fågelarter som avses i artikel 1 (artikel 13).</w:t>
+        <w:t xml:space="preserve">Short-term response of the herbaceous layer within leave patches after harvest. </w:t>
+      </w:r>
+      <w:r>
+        <w:t>Forest Ecology and Management 257, 1014–1025.</w:t>
       </w:r>
     </w:p>
     <w:p>
       <w:r>
-        <w:rPr>
-          <w:b/>
-        </w:rPr>
-        <w:t xml:space="preserve">6.4 </w:t>
-      </w:r>
-      <w:r>
-        <w:t>Certifikatsinnehavaren ska skydda sällsynta arter och hotade arter samt deras livsmiljöer inom skogsbruksenheten. Det ska ske genom avsättningar, andra skyddade områden och genom att skapa konnektivitet och/eller genom andra direkta åtgärder som gynnar dessa arters överlevnad och livskraft. Åtgärderna ska stå i förhållande till brukandets skala, intensitet och risk, samt till sällsynta och hotade arters bevarandestatus och ekologiska krav. Certifikatsinnehavaren ska beakta den geografiska spridningen och ekologiska krav hos sällsynta och hotade arter utanför skogsbruksenhetens gränser när beslut om åtgärder inom skogsbruksenheten ska fattas.</w:t>
-      </w:r>
-    </w:p>
-    <w:p>
-      <w:r>
-        <w:rPr>
-          <w:b/>
-        </w:rPr>
-        <w:t xml:space="preserve">6.4.3 </w:t>
-      </w:r>
-      <w:r>
-        <w:t>Bevarandeåtgärder genomförs för de kända förekomster av rödlistade arter som påverkas av skogsbruk.</w:t>
-      </w:r>
-    </w:p>
-    <w:p>
-      <w:pPr>
-        <w:pStyle w:val="ListBullet"/>
-      </w:pPr>
-      <w:r>
-        <w:rPr>
-          <w:b/>
-          <w:i/>
-        </w:rPr>
-        <w:t xml:space="preserve">Kommentar: </w:t>
+        <w:t xml:space="preserve">Halpern, C. B., Halaj, J., Evans, S. A., &amp; Dovciak, M., 2012. </w:t>
       </w:r>
       <w:r>
         <w:rPr>
           <w:i/>
         </w:rPr>
-        <w:t>I det avverkningsanmälda skogsområdet har 17 naturvårdsarter varav 4 rödlistade arter sina livsmiljöer och växtplatser.</w:t>
+        <w:t xml:space="preserve">Level and pattern of overstory retention interact to shape long-term responses of understories to timber harvest. </w:t>
+      </w:r>
+      <w:r>
+        <w:t>Ecological Applications, 22, 2049–2064.</w:t>
       </w:r>
     </w:p>
     <w:p>
-      <w:pPr>
-        <w:pStyle w:val="Heading2"/>
-      </w:pPr>
-      <w:r>
-        <w:t>Ur Chain of Custody Certification (FSC-STD-40-004 ver 3.0)</w:t>
-      </w:r>
-    </w:p>
-    <w:p>
-      <w:r>
-        <w:rPr>
-          <w:b/>
-        </w:rPr>
-        <w:t xml:space="preserve">1.3 </w:t>
-      </w:r>
-      <w:r>
-        <w:t xml:space="preserve">The organization shall commit to the FSC values as defined in FSC-POL-01-004 Policy for the Association of Organizations with FSC. </w:t>
-      </w:r>
-    </w:p>
-    <w:p>
-      <w:pPr>
-        <w:pStyle w:val="Heading2"/>
-      </w:pPr>
-      <w:r>
-        <w:t>Ur FSC:s policy för associerade organisationer (FSC-POL-01-004)</w:t>
-      </w:r>
-    </w:p>
-    <w:p>
-      <w:r>
-        <w:t xml:space="preserve">Som “Chain of Custody”-certifierad organisation är skogsbolaget bunden av de fastställda reglerna i Del 1 Punkt 1 c) i Policy för organisationer associerade med FSC (FSC-POL-01-004 V2-0 EN + SVE version 2012-03-02): </w:t>
-      </w:r>
-    </w:p>
-    <w:p>
-      <w:pPr>
-        <w:pStyle w:val="ListNumber"/>
-      </w:pPr>
-      <w:r>
-        <w:t>De organisationer FSC kan acceptera association med får inte direkt eller indirekt ha några kopplingar till nedanstående, oacceptabla aktiviteter:</w:t>
-      </w:r>
-    </w:p>
-    <w:p>
-      <w:pPr>
-        <w:ind w:left="357"/>
-      </w:pPr>
-      <w:r>
-        <w:t>a) Olaglig skogsavverkning och handel med olagligt avverkat virke eller skogsprodukter</w:t>
-      </w:r>
-    </w:p>
-    <w:p>
-      <w:pPr>
-        <w:ind w:left="357"/>
-      </w:pPr>
-      <w:r>
-        <w:t>...</w:t>
-      </w:r>
-    </w:p>
-    <w:p>
-      <w:pPr>
-        <w:ind w:left="357"/>
-      </w:pPr>
-      <w:r>
-        <w:t>c) Skogsbruk som förstör höga naturvärden</w:t>
-      </w:r>
-    </w:p>
-    <w:p>
-      <w:pPr>
-        <w:ind w:left="357"/>
-      </w:pPr>
-      <w:r>
-        <w:t>d) Betydande omvandling av skog till plantager eller annan, icke skoglig, markanvändning</w:t>
-      </w:r>
-    </w:p>
-    <w:p>
-      <w:pPr>
-        <w:pStyle w:val="ListBullet"/>
-      </w:pPr>
-      <w:r>
-        <w:rPr>
-          <w:b/>
-          <w:i/>
-        </w:rPr>
-        <w:t xml:space="preserve">Kommentar: </w:t>
+      <w:r>
+        <w:t>Johansson, V., Jansson, M. och Bergman, K-O</w:t>
       </w:r>
       <w:r>
         <w:rPr>
           <w:i/>
         </w:rPr>
-        <w:t>Avverkning av skog med höga naturvärden samt skada på fridlysta arter strider både mot FSC Controlled Wood-standarden och FSC:s policy for associerade organisationer.</w:t>
-      </w:r>
-    </w:p>
-    <w:p>
-      <w:pPr>
-        <w:pStyle w:val="Heading2"/>
-      </w:pPr>
-      <w:r>
-        <w:t>Ur FSC Controlled Wood (FSC-STD-40-005)</w:t>
-      </w:r>
-    </w:p>
-    <w:p>
-      <w:r>
-        <w:t>Virke som inte accepteras i FSC-märkta produkter (oacceptabelt ursprung) enligt FSC Controlled Wood (FSC-STD-40-005):</w:t>
-      </w:r>
-    </w:p>
-    <w:p>
-      <w:pPr>
-        <w:pStyle w:val="ListNumber"/>
-      </w:pPr>
-      <w:r>
-        <w:t>Illegalt avverkat virke.</w:t>
-      </w:r>
-    </w:p>
-    <w:p>
-      <w:pPr>
-        <w:pStyle w:val="ListNumber"/>
-      </w:pPr>
-      <w:r>
-        <w:t>...</w:t>
-      </w:r>
-    </w:p>
-    <w:p>
-      <w:pPr>
-        <w:pStyle w:val="ListNumber"/>
-      </w:pPr>
-      <w:r>
-        <w:t>Virke från avverkningar som hotar höga naturvärden.</w:t>
-      </w:r>
-    </w:p>
-    <w:p>
-      <w:pPr>
-        <w:pStyle w:val="ListNumber"/>
-      </w:pPr>
-      <w:r>
-        <w:t>Virke från skog som konverteras till plantager eller icke-skogligt bruk.</w:t>
-      </w:r>
-    </w:p>
-    <w:p>
-      <w:pPr>
-        <w:pStyle w:val="ListBullet"/>
-      </w:pPr>
-      <w:r>
-        <w:rPr>
-          <w:b/>
-          <w:i/>
-        </w:rPr>
-        <w:t xml:space="preserve">Kommentar: </w:t>
+        <w:t>.</w:t>
+      </w:r>
+      <w:r>
+        <w:t>, 2026.</w:t>
       </w:r>
       <w:r>
         <w:rPr>
           <w:i/>
         </w:rPr>
-        <w:t>Avverkning av skog med höga naturvärden samt skada på fridlysta arter strider både mot FSC Controlled Wood-standarden och FSC:s policy for associerade organisationer.</w:t>
+        <w:t xml:space="preserve"> A 30-year population decline of a threatened forest orchid associated with old growth forests</w:t>
+      </w:r>
+      <w:r>
+        <w:t>. Department of Physics, Chemistry and Biology (IFM), Linköping University.</w:t>
       </w:r>
     </w:p>
     <w:p>
-      <w:pPr>
-        <w:pStyle w:val="Heading1"/>
-      </w:pPr>
-      <w:r>
-        <w:t>Ur PEFC-standarden gällande lagefterlevnad</w:t>
-      </w:r>
-    </w:p>
-    <w:p>
-      <w:r>
-        <w:t>PEFC-standarden förutsätter att tillämplig svensk lagstiftning följs. Det är utsedd tillsynsmyndighet som ansvarar för tillsyn av lagens efterlevnad. PEFC-standarden återger innehållet i vissa certifieringskritiska lag- och föreskriftskrav vilka ska ingå i granskning av PEFC-systemets efterlevnad.</w:t>
-      </w:r>
-    </w:p>
-    <w:p>
-      <w:pPr>
-        <w:pStyle w:val="ListBullet"/>
-      </w:pPr>
-      <w:r>
-        <w:rPr>
-          <w:b/>
-          <w:i/>
-        </w:rPr>
-        <w:t xml:space="preserve">Kommentar: </w:t>
+      <w:r>
+        <w:t xml:space="preserve">Johnson, S., 2014. </w:t>
       </w:r>
       <w:r>
         <w:rPr>
           <w:i/>
         </w:rPr>
-        <w:t>I den avverkningsanmälda skogen har fridlysta arter sina livsmiljöer och växtplatser. Att skada de fridlysta arternas livsmiljöer, växtplatser eller ekologiska funktion är inte tillåtet enligt artskyddsförordningen</w:t>
+        <w:t>Retention Forestry as a Conservation Measure for Boreal Forest Ground Vegetation</w:t>
+      </w:r>
+      <w:r>
+        <w:t>. Doktorsavhandling, SLU, Uppsala.</w:t>
       </w:r>
     </w:p>
     <w:p>
       <w:r>
-        <w:br w:type="page"/>
+        <w:t xml:space="preserve">Koelmeijer, I. A., Ehrlén, J., Jönsson, M., De Frenne, P., Berg, P., Andersson, J., Weibull, H. &amp; Hylander, N. 2022. </w:t>
+      </w:r>
+      <w:r>
+        <w:rPr>
+          <w:i/>
+        </w:rPr>
+        <w:t xml:space="preserve">Interactive effects of drought and edge exposure on old-growth forest understory species. </w:t>
+      </w:r>
+      <w:r>
+        <w:t>Landscape Ecology, 37, sid 1839–1853.</w:t>
       </w:r>
     </w:p>
     <w:p>
-      <w:pPr>
-        <w:pStyle w:val="Title"/>
-      </w:pPr>
-      <w:r>
-        <w:t>BILAGA 1 – Fridlysta arter</w:t>
+      <w:r>
+        <w:t xml:space="preserve">Rudolphi, J., Jönsson, M. T., &amp; Gustafsson, L., 2014. </w:t>
+      </w:r>
+      <w:r>
+        <w:rPr>
+          <w:i/>
+        </w:rPr>
+        <w:t xml:space="preserve">Biological legacies buffer local species extinction after logging. </w:t>
+      </w:r>
+      <w:r>
+        <w:t>Journal of Applied Ecology. 51, 53–62.</w:t>
+      </w:r>
+    </w:p>
+    <w:p>
+      <w:r>
+        <w:t xml:space="preserve">Sebestyén, L. och Sundberg, S. 2025.  </w:t>
+      </w:r>
+      <w:r>
+        <w:rPr>
+          <w:i/>
+        </w:rPr>
+        <w:t>Påverkan på knärotslokaler från hyggen i närheten.</w:t>
+      </w:r>
+      <w:r>
+        <w:t xml:space="preserve"> DAPHNE 36:1 2025. Botaniska Sällskapet i Stockholm.</w:t>
+      </w:r>
+    </w:p>
+    <w:p>
+      <w:r>
+        <w:t xml:space="preserve">Skogsstyrelsen, 2022. </w:t>
+      </w:r>
+      <w:r>
+        <w:rPr>
+          <w:i/>
+        </w:rPr>
+        <w:t xml:space="preserve">Vägledning för hänsyn till knärot. </w:t>
+      </w:r>
+      <w:r>
+        <w:t>https://www.skogsstyrelsen.se/lag-och-tillsyn/artskydd/vagledningar-och-kunskapsstod-artskydd/vagledning-for-hansyn-till-knarot/.</w:t>
+      </w:r>
+    </w:p>
+    <w:p>
+      <w:r>
+        <w:t xml:space="preserve">SLU Artdatabanken, 2024. </w:t>
+      </w:r>
+      <w:r>
+        <w:rPr>
+          <w:i/>
+        </w:rPr>
+        <w:t xml:space="preserve">Artfaktablad. Naturvård – artfakta. </w:t>
+      </w:r>
+      <w:r>
+        <w:t>SLU Artdatabanken, Uppsala.</w:t>
       </w:r>
     </w:p>
     <w:p>
@@ -1168,240 +1359,6 @@
       </w:r>
       <w:r>
         <w:t>SLU Artdatabanken, Uppsala</w:t>
-      </w:r>
-    </w:p>
-    <w:p>
-      <w:pPr>
-        <w:pStyle w:val="Heading1"/>
-      </w:pPr>
-      <w:r>
-        <w:t>Knärot – ekologi samt krav på livsmiljön</w:t>
-      </w:r>
-    </w:p>
-    <w:p>
-      <w:r>
-        <w:t xml:space="preserve">Knärot är typisk art för </w:t>
-      </w:r>
-      <w:r>
-        <w:rPr>
-          <w:i/>
-        </w:rPr>
-        <w:t xml:space="preserve">9010 Taiga </w:t>
-      </w:r>
-      <w:r>
-        <w:t>och</w:t>
-      </w:r>
-      <w:r>
-        <w:rPr>
-          <w:i/>
-        </w:rPr>
-        <w:t xml:space="preserve"> 9050 Näringsrik granskog</w:t>
-      </w:r>
-      <w:r>
-        <w:t>, fridlyst enligt 8 och 15 §§ artskyddsförordningen och klassad som sårbar (VU) enligt rödlistan 2020. Knärot är beroende av hög och jämn luftfuktighet i gamla, ostörda skogsmiljöer och är känslig för snabba förändringar av ljus-/vindförhållanden eller uttorkning. På grund av ett alltför intensivt skogsbruk har den minskat med 40 (25–50) % under de senaste 60 åren och i framtiden bedöms minskningstakten uppgå till 30 (20–40) %. Till följd av att arten har en dokumenterat högre minskningstakt i förhållande till sin generationstid än vad som tidigare varit känt (data från Riksskogstaxeringen) höjdes den till hotkategori sårbar (VU) i rödlistan 2020 (SLU Artdatabanken, 2024).</w:t>
-      </w:r>
-    </w:p>
-    <w:p>
-      <w:r>
-        <w:t>En analys av 79 floraväktarlokaler åren 1990–2015 vilka återbesökts under 2020–2024 visade på en tydlig negativ påverkan på knärotsförekomster från större hyggen i närområdet (inom 150–200 m) vilket indikerar att kanteffekter har en stor påverkan på populationerna. Resultaten bekräftar knärotens känslighet för kanteffekter och visar vikten av att skydda större skogsbestånd för att bevara arten. Om det blir höga andelar (&gt;30%) hyggen inom 200 meter från en knärotsförekomst så ökar risken för att en knärotspopulation dör ut och det verkar det behövas någonstans mellan 100 och 150 meters skyddszon för att bevara arten på lång sikt (Sebestyén &amp; Sundberg, 2025). Detta stöds även av en studie (Johansson et al, 2026) baserad på data från Riksskogstaxeringen som visar att knäroten minskat med 66 % under perioden 1993–2022 samt att det finns en stark korrelation mellan minskande arealer kontinuitetsskog och lokal utdöenderisk. Knäroten uppvisade en mycket låg koloniseringsgrad (0,7 % över 10 år) i kombination med hög lokal utrotningsrisk (75,2 %), där utrotningssannolikheten ökade kraftigt när arealen kontinuitetsskog minskade mellan undersökningar, t.ex. på grund av kalhyggesbruk (Johansson et al., 2026).</w:t>
-      </w:r>
-    </w:p>
-    <w:p>
-      <w:r>
-        <w:t xml:space="preserve">Samuel Johnsons doktorsavhandling </w:t>
-      </w:r>
-      <w:r>
-        <w:rPr>
-          <w:i/>
-        </w:rPr>
-        <w:t>“Retention Forestry as a Conservation Measure for Boreal Forest Ground Vegetation”</w:t>
-      </w:r>
-      <w:r>
-        <w:t xml:space="preserve"> (SLU, Uppsala 2014) visar att det krävs väl tilltagna skyddszoner för att knärotens växtplatser inte ska ta skada av skogsbruksåtgärder i intilliggande områden: </w:t>
-      </w:r>
-      <w:r>
-        <w:rPr>
-          <w:i/>
-        </w:rPr>
-        <w:t xml:space="preserve">“Study III shows that retention patches smaller than 0.5 ha do not lifeboat the sensitive forest herb G. repens, a species that depend on stable microclimatic conditions typical for intact forest stands.” </w:t>
-      </w:r>
-      <w:r>
-        <w:t xml:space="preserve">Vidare </w:t>
-      </w:r>
-      <w:r>
-        <w:rPr>
-          <w:i/>
-        </w:rPr>
-        <w:t>“More sensitive forest species are not lifeboated in retention patches ranging from 0.05 to 0.5 ha (Papers II &amp; III).”</w:t>
-      </w:r>
-    </w:p>
-    <w:p>
-      <w:r>
-        <w:t xml:space="preserve">Johnsons (2014) rekommendation på minst 50 meters breda skyddszoner runt knärotens växtplatser motsvarar en areal på 0,78 hektar, vilket ligger i linje med andra studier som gjorts på känsliga skogsarter: </w:t>
-      </w:r>
-      <w:r>
-        <w:rPr>
-          <w:i/>
-        </w:rPr>
-        <w:t>“In study III I also show that translocated specimens of G. repens survives well in mature forests at least 50 m from the nearest edge to an open area. Moreover, measures of temperature and humidity show that such distances from an open area is far enough to offer a microclimate that is more stable compared to what present in retention patches of around 0.1 ha. This means that the very centre of a circular patch with radius 50 m (equals a size of 0.78 ha) should offer conditions similar to interior forest and would perhaps be a suitable habitat for G. repens and similar species. Previous studies from both North America and Sweden have also concluded that patches between 0.5 and one ha are sufficient for preserving interior forest vegetation as well as sensitive lichens and bryophytes (de Graaf &amp; Roberts 2009; Halpern et al. 2012; Rudolphi et al. 2014).”</w:t>
-      </w:r>
-    </w:p>
-    <w:p>
-      <w:r>
-        <w:t>Ytterligare en studie (Koelmeijer m.fl., 2022) inkluderar knärotens skyddsbehov. I uppsatsen berörs problemet med uttorkning för växter, bl.a. för knärot, ett problem som blivit accentuerat på grund av den pågående klimatförändringen och torra somrar, t.ex. den exceptionellt torra sommaren 2018. I uppsatsen undersöks områden med tre olika avstånd från kalhyggeskant med avseende på skydd bl.a. för knärot. Det första området har avstånd upp till 20 m från hyggeskant (Strong edge effect), det andra 20–40 m från hyggeskant (Weak edge effect) och det tredje avser större avstånd från hyggeskant, där kanteffekten anses vara försumbar (Interior). Ett resultat var att man fann stor eller mycket stor uttorkningseffekt på känsliga och rödlistade skogsarter vid de kortare avstånden till hyggeskant, medan effekt av uttorkning inte konstaterades på större avstånd (Interior). För orkidén knärot fann man en rik förekomst (upp till 0,06 dm2/m2) på stort avstånd från hyggeskant (Interior), medan förekomsten var liten eller närmast försumbar i de områden som klassificerades som Weak edge effect respektive Strong edge effect. Arbetet påpekar att de allt oftare förekommande torra somrarna ger ytterligare skäl att utöka skyddsavståndet från hyggen till den fuktkrävande arten knärot (Koelmeijer m.fl., 2022).</w:t>
-      </w:r>
-    </w:p>
-    <w:p>
-      <w:r>
-        <w:t>Även Skogsstyrelsens egen vägledning för hänsyn till knärot ligger i linje med ovanstående forskningsstudier. Av vägledningen framgår det att för med hög sannolikhet kunna bevara befintliga förekomster krävs relativt stora avsättningar av uppvuxen skog med slutet och relativt tätt kronskikt. Som riktlinje kan krävas ett avstånd på 50 meter in från brynet för att vidmakthålla ett fungerande mikroklimat. Detta innebär att fristående hänsynsytor för många arter (kärlväxter, lavar och mossor) kan behöva ha en area överstigande 0,8 hektar (cirkelyta med radien 50 meter = 0,78 hektar) för att bibehålla lokalklimatet. Även ganska små förändringar i form av förändrade ljus- och fuktighetsförhållanden, till exempel till följd av gallring, kan leda till att arten försvinner till följd av konkurrens med mera ljuskrävande och snabbväxande arter (Skogsstyrelsen, 2022).</w:t>
-      </w:r>
-    </w:p>
-    <w:p>
-      <w:r>
-        <w:t>Vid tillämpning av försiktighetsprincipen enligt 2 kap. 3 § miljöbalken bör sålunda 100–150 meters skyddszon lämnas runt knärotens växtplatser.</w:t>
-      </w:r>
-    </w:p>
-    <w:p>
-      <w:pPr>
-        <w:pStyle w:val="Heading2"/>
-      </w:pPr>
-      <w:r>
-        <w:t>Referenser – knärot</w:t>
-      </w:r>
-    </w:p>
-    <w:p>
-      <w:r>
-        <w:t xml:space="preserve">de Graaf M &amp; Roberts M.R., 2009. </w:t>
-      </w:r>
-      <w:r>
-        <w:rPr>
-          <w:i/>
-        </w:rPr>
-        <w:t xml:space="preserve">Short-term response of the herbaceous layer within leave patches after harvest. </w:t>
-      </w:r>
-      <w:r>
-        <w:t>Forest Ecology and Management 257, 1014–1025.</w:t>
-      </w:r>
-    </w:p>
-    <w:p>
-      <w:r>
-        <w:t xml:space="preserve">Halpern, C. B., Halaj, J., Evans, S. A., &amp; Dovciak, M., 2012. </w:t>
-      </w:r>
-      <w:r>
-        <w:rPr>
-          <w:i/>
-        </w:rPr>
-        <w:t xml:space="preserve">Level and pattern of overstory retention interact to shape long-term responses of understories to timber harvest. </w:t>
-      </w:r>
-      <w:r>
-        <w:t>Ecological Applications, 22, 2049–2064.</w:t>
-      </w:r>
-    </w:p>
-    <w:p>
-      <w:r>
-        <w:t>Johansson, V., Jansson, M. och Bergman, K-O</w:t>
-      </w:r>
-      <w:r>
-        <w:rPr>
-          <w:i/>
-        </w:rPr>
-        <w:t>.</w:t>
-      </w:r>
-      <w:r>
-        <w:t>, 2026.</w:t>
-      </w:r>
-      <w:r>
-        <w:rPr>
-          <w:i/>
-        </w:rPr>
-        <w:t xml:space="preserve"> A 30-year population decline of a threatened forest orchid associated with old growth forests</w:t>
-      </w:r>
-      <w:r>
-        <w:t>. Department of Physics, Chemistry and Biology (IFM), Linköping University.</w:t>
-      </w:r>
-    </w:p>
-    <w:p>
-      <w:r>
-        <w:t xml:space="preserve">Johnson, S., 2014. </w:t>
-      </w:r>
-      <w:r>
-        <w:rPr>
-          <w:i/>
-        </w:rPr>
-        <w:t>Retention Forestry as a Conservation Measure for Boreal Forest Ground Vegetation</w:t>
-      </w:r>
-      <w:r>
-        <w:t>. Doktorsavhandling, SLU, Uppsala.</w:t>
-      </w:r>
-    </w:p>
-    <w:p>
-      <w:r>
-        <w:t xml:space="preserve">Koelmeijer, I. A., Ehrlén, J., Jönsson, M., De Frenne, P., Berg, P., Andersson, J., Weibull, H. &amp; Hylander, N. 2022. </w:t>
-      </w:r>
-      <w:r>
-        <w:rPr>
-          <w:i/>
-        </w:rPr>
-        <w:t xml:space="preserve">Interactive effects of drought and edge exposure on old-growth forest understory species. </w:t>
-      </w:r>
-      <w:r>
-        <w:t>Landscape Ecology, 37, sid 1839–1853.</w:t>
-      </w:r>
-    </w:p>
-    <w:p>
-      <w:r>
-        <w:t xml:space="preserve">Rudolphi, J., Jönsson, M. T., &amp; Gustafsson, L., 2014. </w:t>
-      </w:r>
-      <w:r>
-        <w:rPr>
-          <w:i/>
-        </w:rPr>
-        <w:t xml:space="preserve">Biological legacies buffer local species extinction after logging. </w:t>
-      </w:r>
-      <w:r>
-        <w:t>Journal of Applied Ecology. 51, 53–62.</w:t>
-      </w:r>
-    </w:p>
-    <w:p>
-      <w:r>
-        <w:t xml:space="preserve">Sebestyén, L. och Sundberg, S. 2025.  </w:t>
-      </w:r>
-      <w:r>
-        <w:rPr>
-          <w:i/>
-        </w:rPr>
-        <w:t>Påverkan på knärotslokaler från hyggen i närheten.</w:t>
-      </w:r>
-      <w:r>
-        <w:t xml:space="preserve"> DAPHNE 36:1 2025. Botaniska Sällskapet i Stockholm.</w:t>
-      </w:r>
-    </w:p>
-    <w:p>
-      <w:r>
-        <w:t xml:space="preserve">Skogsstyrelsen, 2022. </w:t>
-      </w:r>
-      <w:r>
-        <w:rPr>
-          <w:i/>
-        </w:rPr>
-        <w:t xml:space="preserve">Vägledning för hänsyn till knärot. </w:t>
-      </w:r>
-      <w:r>
-        <w:t>https://www.skogsstyrelsen.se/lag-och-tillsyn/artskydd/vagledningar-och-kunskapsstod-artskydd/vagledning-for-hansyn-till-knarot/.</w:t>
-      </w:r>
-    </w:p>
-    <w:p>
-      <w:r>
-        <w:t xml:space="preserve">SLU Artdatabanken, 2024. </w:t>
-      </w:r>
-      <w:r>
-        <w:rPr>
-          <w:i/>
-        </w:rPr>
-        <w:t xml:space="preserve">Artfaktablad. Naturvård – artfakta. </w:t>
-      </w:r>
-      <w:r>
-        <w:t>SLU Artdatabanken, Uppsala.</w:t>
       </w:r>
     </w:p>
     <w:p>
@@ -1604,7 +1561,7 @@
     <w:r>
       <w:tab/>
       <w:tab/>
-      <w:t>2026-06-20</w:t>
+      <w:t>2026-06-21</w:t>
       <w:br/>
       <w:br/>
     </w:r>

--- a/klagomål/A 62998-2025 FSC-klagomål.docx
+++ b/klagomål/A 62998-2025 FSC-klagomål.docx
@@ -1561,7 +1561,7 @@
     <w:r>
       <w:tab/>
       <w:tab/>
-      <w:t>2026-06-21</w:t>
+      <w:t>2026-06-22</w:t>
       <w:br/>
       <w:br/>
     </w:r>

--- a/klagomål/A 62998-2025 FSC-klagomål.docx
+++ b/klagomål/A 62998-2025 FSC-klagomål.docx
@@ -1561,7 +1561,7 @@
     <w:r>
       <w:tab/>
       <w:tab/>
-      <w:t>2026-06-22</w:t>
+      <w:t>2026-06-23</w:t>
       <w:br/>
       <w:br/>
     </w:r>

--- a/klagomål/A 62998-2025 FSC-klagomål.docx
+++ b/klagomål/A 62998-2025 FSC-klagomål.docx
@@ -1561,7 +1561,7 @@
     <w:r>
       <w:tab/>
       <w:tab/>
-      <w:t>2026-06-23</w:t>
+      <w:t>2026-06-24</w:t>
       <w:br/>
       <w:br/>
     </w:r>

--- a/klagomål/A 62998-2025 FSC-klagomål.docx
+++ b/klagomål/A 62998-2025 FSC-klagomål.docx
@@ -1561,7 +1561,7 @@
     <w:r>
       <w:tab/>
       <w:tab/>
-      <w:t>2026-06-24</w:t>
+      <w:t>2026-06-25</w:t>
       <w:br/>
       <w:br/>
     </w:r>

--- a/klagomål/A 62998-2025 FSC-klagomål.docx
+++ b/klagomål/A 62998-2025 FSC-klagomål.docx
@@ -1561,7 +1561,7 @@
     <w:r>
       <w:tab/>
       <w:tab/>
-      <w:t>2026-06-25</w:t>
+      <w:t>2026-06-26</w:t>
       <w:br/>
       <w:br/>
     </w:r>

--- a/klagomål/A 62998-2025 FSC-klagomål.docx
+++ b/klagomål/A 62998-2025 FSC-klagomål.docx
@@ -1561,7 +1561,7 @@
     <w:r>
       <w:tab/>
       <w:tab/>
-      <w:t>2026-06-26</w:t>
+      <w:t>2026-06-27</w:t>
       <w:br/>
       <w:br/>
     </w:r>

--- a/klagomål/A 62998-2025 FSC-klagomål.docx
+++ b/klagomål/A 62998-2025 FSC-klagomål.docx
@@ -1561,7 +1561,7 @@
     <w:r>
       <w:tab/>
       <w:tab/>
-      <w:t>2026-06-27</w:t>
+      <w:t>2026-06-28</w:t>
       <w:br/>
       <w:br/>
     </w:r>

--- a/klagomål/A 62998-2025 FSC-klagomål.docx
+++ b/klagomål/A 62998-2025 FSC-klagomål.docx
@@ -1561,7 +1561,7 @@
     <w:r>
       <w:tab/>
       <w:tab/>
-      <w:t>2026-06-28</w:t>
+      <w:t>2026-06-29</w:t>
       <w:br/>
       <w:br/>
     </w:r>

--- a/klagomål/A 62998-2025 FSC-klagomål.docx
+++ b/klagomål/A 62998-2025 FSC-klagomål.docx
@@ -1561,7 +1561,7 @@
     <w:r>
       <w:tab/>
       <w:tab/>
-      <w:t>2026-06-29</w:t>
+      <w:t>2026-06-30</w:t>
       <w:br/>
       <w:br/>
     </w:r>

--- a/klagomål/A 62998-2025 FSC-klagomål.docx
+++ b/klagomål/A 62998-2025 FSC-klagomål.docx
@@ -1561,7 +1561,7 @@
     <w:r>
       <w:tab/>
       <w:tab/>
-      <w:t>2026-06-30</w:t>
+      <w:t>2026-07-01</w:t>
       <w:br/>
       <w:br/>
     </w:r>

--- a/klagomål/A 62998-2025 FSC-klagomål.docx
+++ b/klagomål/A 62998-2025 FSC-klagomål.docx
@@ -1561,7 +1561,7 @@
     <w:r>
       <w:tab/>
       <w:tab/>
-      <w:t>2026-07-01</w:t>
+      <w:t>2026-07-02</w:t>
       <w:br/>
       <w:br/>
     </w:r>

--- a/klagomål/A 62998-2025 FSC-klagomål.docx
+++ b/klagomål/A 62998-2025 FSC-klagomål.docx
@@ -1561,7 +1561,7 @@
     <w:r>
       <w:tab/>
       <w:tab/>
-      <w:t>2026-07-13</w:t>
+      <w:t>2026-07-14</w:t>
       <w:br/>
       <w:br/>
     </w:r>

--- a/klagomål/A 62998-2025 FSC-klagomål.docx
+++ b/klagomål/A 62998-2025 FSC-klagomål.docx
@@ -1561,7 +1561,7 @@
     <w:r>
       <w:tab/>
       <w:tab/>
-      <w:t>2026-07-14</w:t>
+      <w:t>2026-07-15</w:t>
       <w:br/>
       <w:br/>
     </w:r>

--- a/klagomål/A 62998-2025 FSC-klagomål.docx
+++ b/klagomål/A 62998-2025 FSC-klagomål.docx
@@ -1561,7 +1561,7 @@
     <w:r>
       <w:tab/>
       <w:tab/>
-      <w:t>2026-07-15</w:t>
+      <w:t>2026-07-16</w:t>
       <w:br/>
       <w:br/>
     </w:r>

--- a/klagomål/A 62998-2025 FSC-klagomål.docx
+++ b/klagomål/A 62998-2025 FSC-klagomål.docx
@@ -1561,7 +1561,7 @@
     <w:r>
       <w:tab/>
       <w:tab/>
-      <w:t>2026-07-16</w:t>
+      <w:t>2026-07-17</w:t>
       <w:br/>
       <w:br/>
     </w:r>

--- a/klagomål/A 62998-2025 FSC-klagomål.docx
+++ b/klagomål/A 62998-2025 FSC-klagomål.docx
@@ -1561,7 +1561,7 @@
     <w:r>
       <w:tab/>
       <w:tab/>
-      <w:t>2026-07-17</w:t>
+      <w:t>2026-07-18</w:t>
       <w:br/>
       <w:br/>
     </w:r>

--- a/klagomål/A 62998-2025 FSC-klagomål.docx
+++ b/klagomål/A 62998-2025 FSC-klagomål.docx
@@ -1561,7 +1561,7 @@
     <w:r>
       <w:tab/>
       <w:tab/>
-      <w:t>2026-07-18</w:t>
+      <w:t>2026-07-19</w:t>
       <w:br/>
       <w:br/>
     </w:r>

--- a/klagomål/A 62998-2025 FSC-klagomål.docx
+++ b/klagomål/A 62998-2025 FSC-klagomål.docx
@@ -1561,7 +1561,7 @@
     <w:r>
       <w:tab/>
       <w:tab/>
-      <w:t>2026-07-19</w:t>
+      <w:t>2026-07-20</w:t>
       <w:br/>
       <w:br/>
     </w:r>

--- a/klagomål/A 62998-2025 FSC-klagomål.docx
+++ b/klagomål/A 62998-2025 FSC-klagomål.docx
@@ -1561,7 +1561,7 @@
     <w:r>
       <w:tab/>
       <w:tab/>
-      <w:t>2026-07-20</w:t>
+      <w:t>2026-07-21</w:t>
       <w:br/>
       <w:br/>
     </w:r>

--- a/klagomål/A 62998-2025 FSC-klagomål.docx
+++ b/klagomål/A 62998-2025 FSC-klagomål.docx
@@ -1561,7 +1561,7 @@
     <w:r>
       <w:tab/>
       <w:tab/>
-      <w:t>2026-07-21</w:t>
+      <w:t>2026-07-22</w:t>
       <w:br/>
       <w:br/>
     </w:r>

--- a/klagomål/A 62998-2025 FSC-klagomål.docx
+++ b/klagomål/A 62998-2025 FSC-klagomål.docx
@@ -1561,7 +1561,7 @@
     <w:r>
       <w:tab/>
       <w:tab/>
-      <w:t>2026-07-22</w:t>
+      <w:t>2026-07-23</w:t>
       <w:br/>
       <w:br/>
     </w:r>

--- a/klagomål/A 62998-2025 FSC-klagomål.docx
+++ b/klagomål/A 62998-2025 FSC-klagomål.docx
@@ -1561,7 +1561,7 @@
     <w:r>
       <w:tab/>
       <w:tab/>
-      <w:t>2026-07-23</w:t>
+      <w:t>2026-07-24</w:t>
       <w:br/>
       <w:br/>
     </w:r>

--- a/klagomål/A 62998-2025 FSC-klagomål.docx
+++ b/klagomål/A 62998-2025 FSC-klagomål.docx
@@ -216,7 +216,7 @@
         <w:spacing w:after="240"/>
       </w:pPr>
       <w:r>
-        <w:t>Figur 1. Fyndplatser för naturvårdsarter i och inom 24 meter från avverkningsanmälan. Markörer utan svart kant är placerade på fyndplatsen. Markörer med svart kant är placerade vid sidan av fyndplatsen har ett svart streck som visar fyndplatsens exakta position. Kartans mittpunktskoordinat är N 6663739, E 631577 i SWEREF 99 TM.</w:t>
+        <w:t>Figur 1. Fyndplatser för naturvårdsarter i och inom 24 meter från avverkningsanmälan. Markörer utan svart kant är placerade på fyndplatsen. Markörer med svart kant är placerade vid sidan av fyndplatsen och har ett svart streck som visar fyndplatsens exakta position. Kartans mittpunktskoordinat är N 6663739, E 631577 i SWEREF 99 TM.</w:t>
       </w:r>
     </w:p>
     <w:p>
@@ -1561,7 +1561,7 @@
     <w:r>
       <w:tab/>
       <w:tab/>
-      <w:t>2026-08-14</w:t>
+      <w:t>2026-08-15</w:t>
       <w:br/>
       <w:br/>
     </w:r>

--- a/klagomål/A 62998-2025 FSC-klagomål.docx
+++ b/klagomål/A 62998-2025 FSC-klagomål.docx
@@ -1561,7 +1561,7 @@
     <w:r>
       <w:tab/>
       <w:tab/>
-      <w:t>2026-08-15</w:t>
+      <w:t>2026-08-16</w:t>
       <w:br/>
       <w:br/>
     </w:r>

--- a/klagomål/A 62998-2025 FSC-klagomål.docx
+++ b/klagomål/A 62998-2025 FSC-klagomål.docx
@@ -1561,7 +1561,7 @@
     <w:r>
       <w:tab/>
       <w:tab/>
-      <w:t>2026-08-16</w:t>
+      <w:t>2026-08-17</w:t>
       <w:br/>
       <w:br/>
     </w:r>

--- a/klagomål/A 62998-2025 FSC-klagomål.docx
+++ b/klagomål/A 62998-2025 FSC-klagomål.docx
@@ -1561,7 +1561,7 @@
     <w:r>
       <w:tab/>
       <w:tab/>
-      <w:t>2026-08-17</w:t>
+      <w:t>2026-08-18</w:t>
       <w:br/>
       <w:br/>
     </w:r>

--- a/klagomål/A 62998-2025 FSC-klagomål.docx
+++ b/klagomål/A 62998-2025 FSC-klagomål.docx
@@ -1561,7 +1561,7 @@
     <w:r>
       <w:tab/>
       <w:tab/>
-      <w:t>2026-08-18</w:t>
+      <w:t>2026-08-19</w:t>
       <w:br/>
       <w:br/>
     </w:r>

--- a/klagomål/A 62998-2025 FSC-klagomål.docx
+++ b/klagomål/A 62998-2025 FSC-klagomål.docx
@@ -1561,7 +1561,7 @@
     <w:r>
       <w:tab/>
       <w:tab/>
-      <w:t>2026-08-19</w:t>
+      <w:t>2026-08-20</w:t>
       <w:br/>
       <w:br/>
     </w:r>

--- a/klagomål/A 62998-2025 FSC-klagomål.docx
+++ b/klagomål/A 62998-2025 FSC-klagomål.docx
@@ -1561,7 +1561,7 @@
     <w:r>
       <w:tab/>
       <w:tab/>
-      <w:t>2026-08-20</w:t>
+      <w:t>2026-08-21</w:t>
       <w:br/>
       <w:br/>
     </w:r>

--- a/klagomål/A 62998-2025 FSC-klagomål.docx
+++ b/klagomål/A 62998-2025 FSC-klagomål.docx
@@ -1561,7 +1561,7 @@
     <w:r>
       <w:tab/>
       <w:tab/>
-      <w:t>2026-08-21</w:t>
+      <w:t>2026-08-22</w:t>
       <w:br/>
       <w:br/>
     </w:r>

--- a/klagomål/A 62998-2025 FSC-klagomål.docx
+++ b/klagomål/A 62998-2025 FSC-klagomål.docx
@@ -1561,7 +1561,7 @@
     <w:r>
       <w:tab/>
       <w:tab/>
-      <w:t>2026-08-22</w:t>
+      <w:t>2026-08-23</w:t>
       <w:br/>
       <w:br/>
     </w:r>

--- a/klagomål/A 62998-2025 FSC-klagomål.docx
+++ b/klagomål/A 62998-2025 FSC-klagomål.docx
@@ -1561,7 +1561,7 @@
     <w:r>
       <w:tab/>
       <w:tab/>
-      <w:t>2026-08-23</w:t>
+      <w:t>2026-08-24</w:t>
       <w:br/>
       <w:br/>
     </w:r>

--- a/klagomål/A 62998-2025 FSC-klagomål.docx
+++ b/klagomål/A 62998-2025 FSC-klagomål.docx
@@ -1561,7 +1561,7 @@
     <w:r>
       <w:tab/>
       <w:tab/>
-      <w:t>2026-08-24</w:t>
+      <w:t>2026-08-25</w:t>
       <w:br/>
       <w:br/>
     </w:r>

--- a/klagomål/A 62998-2025 FSC-klagomål.docx
+++ b/klagomål/A 62998-2025 FSC-klagomål.docx
@@ -1561,7 +1561,7 @@
     <w:r>
       <w:tab/>
       <w:tab/>
-      <w:t>2026-08-25</w:t>
+      <w:t>2026-08-26</w:t>
       <w:br/>
       <w:br/>
     </w:r>

--- a/klagomål/A 62998-2025 FSC-klagomål.docx
+++ b/klagomål/A 62998-2025 FSC-klagomål.docx
@@ -1561,7 +1561,7 @@
     <w:r>
       <w:tab/>
       <w:tab/>
-      <w:t>2026-08-26</w:t>
+      <w:t>2026-08-27</w:t>
       <w:br/>
       <w:br/>
     </w:r>

--- a/klagomål/A 62998-2025 FSC-klagomål.docx
+++ b/klagomål/A 62998-2025 FSC-klagomål.docx
@@ -1561,7 +1561,7 @@
     <w:r>
       <w:tab/>
       <w:tab/>
-      <w:t>2026-08-27</w:t>
+      <w:t>2026-08-28</w:t>
       <w:br/>
       <w:br/>
     </w:r>

--- a/klagomål/A 62998-2025 FSC-klagomål.docx
+++ b/klagomål/A 62998-2025 FSC-klagomål.docx
@@ -1561,7 +1561,7 @@
     <w:r>
       <w:tab/>
       <w:tab/>
-      <w:t>2026-08-28</w:t>
+      <w:t>2026-08-29</w:t>
       <w:br/>
       <w:br/>
     </w:r>

--- a/klagomål/A 62998-2025 FSC-klagomål.docx
+++ b/klagomål/A 62998-2025 FSC-klagomål.docx
@@ -1561,7 +1561,7 @@
     <w:r>
       <w:tab/>
       <w:tab/>
-      <w:t>2026-08-29</w:t>
+      <w:t>2026-08-31</w:t>
       <w:br/>
       <w:br/>
     </w:r>

--- a/klagomål/A 62998-2025 FSC-klagomål.docx
+++ b/klagomål/A 62998-2025 FSC-klagomål.docx
@@ -1561,7 +1561,7 @@
     <w:r>
       <w:tab/>
       <w:tab/>
-      <w:t>2026-08-31</w:t>
+      <w:t>2026-09-01</w:t>
       <w:br/>
       <w:br/>
     </w:r>

--- a/klagomål/A 62998-2025 FSC-klagomål.docx
+++ b/klagomål/A 62998-2025 FSC-klagomål.docx
@@ -1561,7 +1561,7 @@
     <w:r>
       <w:tab/>
       <w:tab/>
-      <w:t>2026-09-01</w:t>
+      <w:t>2026-09-02</w:t>
       <w:br/>
       <w:br/>
     </w:r>

--- a/klagomål/A 62998-2025 FSC-klagomål.docx
+++ b/klagomål/A 62998-2025 FSC-klagomål.docx
@@ -1561,7 +1561,7 @@
     <w:r>
       <w:tab/>
       <w:tab/>
-      <w:t>2026-09-02</w:t>
+      <w:t>2026-09-03</w:t>
       <w:br/>
       <w:br/>
     </w:r>

--- a/klagomål/A 62998-2025 FSC-klagomål.docx
+++ b/klagomål/A 62998-2025 FSC-klagomål.docx
@@ -1561,7 +1561,7 @@
     <w:r>
       <w:tab/>
       <w:tab/>
-      <w:t>2026-09-03</w:t>
+      <w:t>2026-09-04</w:t>
       <w:br/>
       <w:br/>
     </w:r>

--- a/klagomål/A 62998-2025 FSC-klagomål.docx
+++ b/klagomål/A 62998-2025 FSC-klagomål.docx
@@ -1561,7 +1561,7 @@
     <w:r>
       <w:tab/>
       <w:tab/>
-      <w:t>2026-09-04</w:t>
+      <w:t>2026-09-05</w:t>
       <w:br/>
       <w:br/>
     </w:r>

--- a/klagomål/A 62998-2025 FSC-klagomål.docx
+++ b/klagomål/A 62998-2025 FSC-klagomål.docx
@@ -1561,7 +1561,7 @@
     <w:r>
       <w:tab/>
       <w:tab/>
-      <w:t>2026-09-05</w:t>
+      <w:t>2026-09-06</w:t>
       <w:br/>
       <w:br/>
     </w:r>

--- a/klagomål/A 62998-2025 FSC-klagomål.docx
+++ b/klagomål/A 62998-2025 FSC-klagomål.docx
@@ -1561,7 +1561,7 @@
     <w:r>
       <w:tab/>
       <w:tab/>
-      <w:t>2026-09-06</w:t>
+      <w:t>2026-09-07</w:t>
       <w:br/>
       <w:br/>
     </w:r>

--- a/klagomål/A 62998-2025 FSC-klagomål.docx
+++ b/klagomål/A 62998-2025 FSC-klagomål.docx
@@ -1561,7 +1561,7 @@
     <w:r>
       <w:tab/>
       <w:tab/>
-      <w:t>2026-09-07</w:t>
+      <w:t>2026-09-08</w:t>
       <w:br/>
       <w:br/>
     </w:r>

--- a/klagomål/A 62998-2025 FSC-klagomål.docx
+++ b/klagomål/A 62998-2025 FSC-klagomål.docx
@@ -1561,7 +1561,7 @@
     <w:r>
       <w:tab/>
       <w:tab/>
-      <w:t>2026-09-08</w:t>
+      <w:t>2026-09-09</w:t>
       <w:br/>
       <w:br/>
     </w:r>

--- a/klagomål/A 62998-2025 FSC-klagomål.docx
+++ b/klagomål/A 62998-2025 FSC-klagomål.docx
@@ -1561,7 +1561,7 @@
     <w:r>
       <w:tab/>
       <w:tab/>
-      <w:t>2026-09-09</w:t>
+      <w:t>2026-09-10</w:t>
       <w:br/>
       <w:br/>
     </w:r>

--- a/klagomål/A 62998-2025 FSC-klagomål.docx
+++ b/klagomål/A 62998-2025 FSC-klagomål.docx
@@ -1561,7 +1561,7 @@
     <w:r>
       <w:tab/>
       <w:tab/>
-      <w:t>2026-09-10</w:t>
+      <w:t>2026-09-11</w:t>
       <w:br/>
       <w:br/>
     </w:r>

--- a/klagomål/A 62998-2025 FSC-klagomål.docx
+++ b/klagomål/A 62998-2025 FSC-klagomål.docx
@@ -1561,7 +1561,7 @@
     <w:r>
       <w:tab/>
       <w:tab/>
-      <w:t>2026-09-11</w:t>
+      <w:t>2026-09-12</w:t>
       <w:br/>
       <w:br/>
     </w:r>
